--- a/6-过程管理/流程制度规范类文件/060111-信息安全管理制度.docx
+++ b/6-过程管理/流程制度规范类文件/060111-信息安全管理制度.docx
@@ -1,14 +1,13 @@
 
 <file path=word/document.xml><?xml version="1.0" encoding="utf-8"?>
-<w:document xmlns:wpc="http://schemas.microsoft.com/office/word/2010/wordprocessingCanvas" xmlns:mc="http://schemas.openxmlformats.org/markup-compatibility/2006" xmlns:o="urn:schemas-microsoft-com:office:office" xmlns:r="http://schemas.openxmlformats.org/officeDocument/2006/relationships" xmlns:m="http://schemas.openxmlformats.org/officeDocument/2006/math" xmlns:v="urn:schemas-microsoft-com:vml" xmlns:wp14="http://schemas.microsoft.com/office/word/2010/wordprocessingDrawing" xmlns:wp="http://schemas.openxmlformats.org/drawingml/2006/wordprocessingDrawing" xmlns:w10="urn:schemas-microsoft-com:office:word" xmlns:w="http://schemas.openxmlformats.org/wordprocessingml/2006/main" xmlns:w14="http://schemas.microsoft.com/office/word/2010/wordml" xmlns:w15="http://schemas.microsoft.com/office/word/2012/wordml" xmlns:wne="http://schemas.microsoft.com/office/word/2006/wordml" xmlns:wpg="http://schemas.microsoft.com/office/word/2010/wordprocessingGroup" xmlns:wpi="http://schemas.microsoft.com/office/word/2010/wordprocessingInk" xmlns:wps="http://schemas.microsoft.com/office/word/2010/wordprocessingShape" mc:Ignorable="w14 w15 wp14">
-  <!-- Generated by Aspose.Words for .NET 13.3.0.1 -->
+<w:document xmlns:wpc="http://schemas.microsoft.com/office/word/2010/wordprocessingCanvas" xmlns:mc="http://schemas.openxmlformats.org/markup-compatibility/2006" xmlns:o="urn:schemas-microsoft-com:office:office" xmlns:r="http://schemas.openxmlformats.org/officeDocument/2006/relationships" xmlns:m="http://schemas.openxmlformats.org/officeDocument/2006/math" xmlns:v="urn:schemas-microsoft-com:vml" xmlns:wp14="http://schemas.microsoft.com/office/word/2010/wordprocessingDrawing" xmlns:wp="http://schemas.openxmlformats.org/drawingml/2006/wordprocessingDrawing" xmlns:w="http://schemas.openxmlformats.org/wordprocessingml/2006/main" xmlns:w14="http://schemas.microsoft.com/office/word/2010/wordml" xmlns:w10="urn:schemas-microsoft-com:office:word" xmlns:w15="http://schemas.microsoft.com/office/word/2012/wordml" xmlns:wpg="http://schemas.microsoft.com/office/word/2010/wordprocessingGroup" xmlns:wpi="http://schemas.microsoft.com/office/word/2010/wordprocessingInk" xmlns:wne="http://schemas.microsoft.com/office/word/2006/wordml" xmlns:wps="http://schemas.microsoft.com/office/word/2010/wordprocessingShape" xmlns:wpsCustomData="http://www.wps.cn/officeDocument/2013/wpsCustomData" mc:Ignorable="w14 w15 wp14">
   <w:body>
     <w:p>
       <w:pPr>
         <w:spacing w:before="78" w:line="219" w:lineRule="auto"/>
         <w:ind w:left="25"/>
         <w:rPr>
-          <w:rFonts w:ascii="宋体" w:eastAsia="宋体" w:hAnsi="宋体" w:cs="宋体" w:hint="default"/>
+          <w:rFonts w:hint="default" w:ascii="宋体" w:hAnsi="宋体" w:eastAsia="宋体" w:cs="宋体"/>
           <w:sz w:val="24"/>
           <w:szCs w:val="24"/>
           <w:lang w:val="en-US" w:eastAsia="zh-CN"/>
@@ -16,7 +15,7 @@
       </w:pPr>
       <w:r>
         <w:rPr>
-          <w:rFonts w:ascii="宋体" w:eastAsia="宋体" w:hAnsi="宋体" w:cs="宋体"/>
+          <w:rFonts w:ascii="宋体" w:hAnsi="宋体" w:eastAsia="宋体" w:cs="宋体"/>
           <w:b/>
           <w:bCs/>
           <w:spacing w:val="-3"/>
@@ -27,7 +26,7 @@
       </w:r>
       <w:r>
         <w:rPr>
-          <w:rFonts w:ascii="宋体" w:eastAsia="宋体" w:hAnsi="宋体" w:cs="宋体" w:hint="eastAsia"/>
+          <w:rFonts w:hint="eastAsia" w:ascii="宋体" w:hAnsi="宋体" w:eastAsia="宋体" w:cs="宋体"/>
           <w:b/>
           <w:bCs/>
           <w:spacing w:val="-3"/>
@@ -39,7 +38,7 @@
       </w:r>
       <w:r>
         <w:rPr>
-          <w:rFonts w:ascii="宋体" w:eastAsia="宋体" w:hAnsi="宋体" w:cs="宋体"/>
+          <w:rFonts w:ascii="宋体" w:hAnsi="宋体" w:eastAsia="宋体" w:cs="宋体"/>
           <w:b/>
           <w:bCs/>
           <w:spacing w:val="-3"/>
@@ -50,7 +49,7 @@
       </w:r>
       <w:r>
         <w:rPr>
-          <w:rFonts w:ascii="宋体" w:eastAsia="宋体" w:hAnsi="宋体" w:cs="宋体" w:hint="eastAsia"/>
+          <w:rFonts w:hint="eastAsia" w:ascii="宋体" w:hAnsi="宋体" w:eastAsia="宋体" w:cs="宋体"/>
           <w:b/>
           <w:bCs/>
           <w:spacing w:val="-3"/>
@@ -62,7 +61,7 @@
       </w:r>
       <w:r>
         <w:rPr>
-          <w:rFonts w:ascii="宋体" w:hAnsi="宋体" w:cs="宋体" w:hint="eastAsia"/>
+          <w:rFonts w:hint="eastAsia" w:ascii="宋体" w:hAnsi="宋体" w:cs="宋体"/>
           <w:b/>
           <w:bCs/>
           <w:spacing w:val="-3"/>
@@ -92,14 +91,14 @@
         <w:ind w:left="23"/>
         <w:textAlignment w:val="auto"/>
         <w:rPr>
-          <w:rFonts w:ascii="宋体" w:eastAsia="宋体" w:hAnsi="宋体" w:cs="宋体"/>
+          <w:rFonts w:ascii="宋体" w:hAnsi="宋体" w:eastAsia="宋体" w:cs="宋体"/>
           <w:sz w:val="24"/>
           <w:szCs w:val="24"/>
         </w:rPr>
       </w:pPr>
       <w:r>
         <w:rPr>
-          <w:rFonts w:ascii="宋体" w:eastAsia="宋体" w:hAnsi="宋体" w:cs="宋体"/>
+          <w:rFonts w:ascii="宋体" w:hAnsi="宋体" w:eastAsia="宋体" w:cs="宋体"/>
           <w:b/>
           <w:bCs/>
           <w:spacing w:val="240"/>
@@ -111,7 +110,7 @@
       </w:r>
       <w:r>
         <w:rPr>
-          <w:rFonts w:ascii="宋体" w:eastAsia="宋体" w:hAnsi="宋体" w:cs="宋体"/>
+          <w:rFonts w:ascii="宋体" w:hAnsi="宋体" w:eastAsia="宋体" w:cs="宋体"/>
           <w:b/>
           <w:bCs/>
           <w:spacing w:val="0"/>
@@ -123,7 +122,7 @@
       </w:r>
       <w:r>
         <w:rPr>
-          <w:rFonts w:ascii="宋体" w:eastAsia="宋体" w:hAnsi="宋体" w:cs="宋体"/>
+          <w:rFonts w:ascii="宋体" w:hAnsi="宋体" w:eastAsia="宋体" w:cs="宋体"/>
           <w:b/>
           <w:bCs/>
           <w:spacing w:val="-5"/>
@@ -135,7 +134,7 @@
     </w:p>
     <w:p>
       <w:pPr>
-        <w:pStyle w:val="a"/>
+        <w:pStyle w:val="24"/>
         <w:bidi w:val="0"/>
       </w:pPr>
       <w:bookmarkStart w:id="0" w:name="_Toc7586"/>
@@ -150,7 +149,7 @@
     </w:p>
     <w:p>
       <w:pPr>
-        <w:pStyle w:val="a0"/>
+        <w:pStyle w:val="25"/>
         <w:bidi w:val="0"/>
         <w:rPr>
           <w:rFonts w:hint="default"/>
@@ -169,17 +168,18 @@
     </w:p>
     <w:tbl>
       <w:tblPr>
-        <w:tblStyle w:val="TableGrid"/>
+        <w:tblStyle w:val="21"/>
         <w:tblW w:w="0" w:type="auto"/>
         <w:tblInd w:w="2443" w:type="dxa"/>
         <w:tblBorders>
-          <w:top w:val="nil"/>
-          <w:left w:val="nil"/>
-          <w:bottom w:val="nil"/>
-          <w:right w:val="nil"/>
-          <w:insideH w:val="nil"/>
-          <w:insideV w:val="nil"/>
+          <w:top w:val="none" w:color="auto" w:sz="0" w:space="0"/>
+          <w:left w:val="none" w:color="auto" w:sz="0" w:space="0"/>
+          <w:bottom w:val="none" w:color="auto" w:sz="0" w:space="0"/>
+          <w:right w:val="none" w:color="auto" w:sz="0" w:space="0"/>
+          <w:insideH w:val="none" w:color="auto" w:sz="0" w:space="0"/>
+          <w:insideV w:val="none" w:color="auto" w:sz="0" w:space="0"/>
         </w:tblBorders>
+        <w:tblLayout w:type="autofit"/>
         <w:tblCellMar>
           <w:top w:w="0" w:type="dxa"/>
           <w:left w:w="108" w:type="dxa"/>
@@ -193,15 +193,13 @@
       </w:tblGrid>
       <w:tr>
         <w:tblPrEx>
-          <w:tblW w:w="0" w:type="auto"/>
-          <w:tblInd w:w="2443" w:type="dxa"/>
           <w:tblBorders>
-            <w:top w:val="nil"/>
-            <w:left w:val="nil"/>
-            <w:bottom w:val="nil"/>
-            <w:right w:val="nil"/>
-            <w:insideH w:val="nil"/>
-            <w:insideV w:val="nil"/>
+            <w:top w:val="none" w:color="auto" w:sz="0" w:space="0"/>
+            <w:left w:val="none" w:color="auto" w:sz="0" w:space="0"/>
+            <w:bottom w:val="none" w:color="auto" w:sz="0" w:space="0"/>
+            <w:right w:val="none" w:color="auto" w:sz="0" w:space="0"/>
+            <w:insideH w:val="none" w:color="auto" w:sz="0" w:space="0"/>
+            <w:insideV w:val="none" w:color="auto" w:sz="0" w:space="0"/>
           </w:tblBorders>
           <w:tblCellMar>
             <w:top w:w="0" w:type="dxa"/>
@@ -211,7 +209,7 @@
           </w:tblCellMar>
         </w:tblPrEx>
         <w:trPr>
-          <w:trHeight w:val="810"/>
+          <w:trHeight w:val="810" w:hRule="atLeast"/>
         </w:trPr>
         <w:tc>
           <w:tcPr>
@@ -242,7 +240,7 @@
             </w:r>
             <w:r>
               <w:rPr>
-                <w:rFonts w:asciiTheme="minorAscii" w:eastAsiaTheme="minorEastAsia" w:hAnsiTheme="minorAscii" w:hint="default"/>
+                <w:rFonts w:hint="default" w:asciiTheme="minorAscii" w:hAnsiTheme="minorAscii" w:eastAsiaTheme="minorEastAsia"/>
                 <w:spacing w:val="227"/>
                 <w:sz w:val="21"/>
                 <w:vertAlign w:val="baseline"/>
@@ -290,7 +288,7 @@
             </w:r>
             <w:r>
               <w:rPr>
-                <w:rFonts w:asciiTheme="minorAscii" w:eastAsiaTheme="minorEastAsia" w:hAnsiTheme="minorAscii" w:hint="eastAsia"/>
+                <w:rFonts w:hint="eastAsia" w:asciiTheme="minorAscii" w:hAnsiTheme="minorAscii" w:eastAsiaTheme="minorEastAsia"/>
                 <w:spacing w:val="227"/>
                 <w:sz w:val="21"/>
                 <w:vertAlign w:val="baseline"/>
@@ -312,8 +310,14 @@
       </w:tr>
       <w:tr>
         <w:tblPrEx>
-          <w:tblW w:w="0" w:type="auto"/>
-          <w:tblInd w:w="2443" w:type="dxa"/>
+          <w:tblBorders>
+            <w:top w:val="none" w:color="auto" w:sz="0" w:space="0"/>
+            <w:left w:val="none" w:color="auto" w:sz="0" w:space="0"/>
+            <w:bottom w:val="none" w:color="auto" w:sz="0" w:space="0"/>
+            <w:right w:val="none" w:color="auto" w:sz="0" w:space="0"/>
+            <w:insideH w:val="none" w:color="auto" w:sz="0" w:space="0"/>
+            <w:insideV w:val="none" w:color="auto" w:sz="0" w:space="0"/>
+          </w:tblBorders>
           <w:tblCellMar>
             <w:top w:w="0" w:type="dxa"/>
             <w:left w:w="108" w:type="dxa"/>
@@ -322,7 +326,7 @@
           </w:tblCellMar>
         </w:tblPrEx>
         <w:trPr>
-          <w:trHeight w:val="810"/>
+          <w:trHeight w:val="810" w:hRule="atLeast"/>
         </w:trPr>
         <w:tc>
           <w:tcPr>
@@ -339,7 +343,7 @@
               <w:overflowPunct/>
               <w:bidi w:val="0"/>
               <w:rPr>
-                <w:rFonts w:ascii="Arial" w:eastAsia="Arial" w:hAnsi="Arial" w:cs="Arial" w:hint="eastAsia"/>
+                <w:rFonts w:hint="eastAsia" w:ascii="Arial" w:hAnsi="Arial" w:eastAsia="Arial" w:cs="Arial"/>
                 <w:snapToGrid w:val="0"/>
                 <w:color w:val="000000"/>
                 <w:kern w:val="0"/>
@@ -359,7 +363,7 @@
             </w:r>
             <w:r>
               <w:rPr>
-                <w:rFonts w:asciiTheme="minorAscii" w:eastAsiaTheme="minorEastAsia" w:hAnsiTheme="minorAscii" w:hint="default"/>
+                <w:rFonts w:hint="default" w:asciiTheme="minorAscii" w:hAnsiTheme="minorAscii" w:eastAsiaTheme="minorEastAsia"/>
                 <w:spacing w:val="227"/>
                 <w:sz w:val="21"/>
                 <w:vertAlign w:val="baseline"/>
@@ -392,7 +396,7 @@
               <w:overflowPunct/>
               <w:bidi w:val="0"/>
               <w:rPr>
-                <w:rFonts w:ascii="Arial" w:eastAsia="Arial" w:hAnsi="Arial" w:cs="Arial" w:hint="eastAsia"/>
+                <w:rFonts w:hint="eastAsia" w:ascii="Arial" w:hAnsi="Arial" w:eastAsia="Arial" w:cs="Arial"/>
                 <w:snapToGrid w:val="0"/>
                 <w:color w:val="000000"/>
                 <w:kern w:val="0"/>
@@ -408,11 +412,11 @@
                 <w:vertAlign w:val="baseline"/>
                 <w:lang w:val="en-US" w:eastAsia="zh-CN"/>
               </w:rPr>
-              <w:t>编制时间</w:t>
-            </w:r>
-            <w:r>
-              <w:rPr>
-                <w:rFonts w:asciiTheme="minorAscii" w:eastAsiaTheme="minorEastAsia" w:hAnsiTheme="minorAscii" w:hint="eastAsia"/>
+              <w:t>审核时间</w:t>
+            </w:r>
+            <w:r>
+              <w:rPr>
+                <w:rFonts w:hint="eastAsia" w:asciiTheme="minorAscii" w:hAnsiTheme="minorAscii" w:eastAsiaTheme="minorEastAsia"/>
                 <w:spacing w:val="227"/>
                 <w:sz w:val="21"/>
                 <w:vertAlign w:val="baseline"/>
@@ -434,8 +438,14 @@
       </w:tr>
       <w:tr>
         <w:tblPrEx>
-          <w:tblW w:w="0" w:type="auto"/>
-          <w:tblInd w:w="2443" w:type="dxa"/>
+          <w:tblBorders>
+            <w:top w:val="none" w:color="auto" w:sz="0" w:space="0"/>
+            <w:left w:val="none" w:color="auto" w:sz="0" w:space="0"/>
+            <w:bottom w:val="none" w:color="auto" w:sz="0" w:space="0"/>
+            <w:right w:val="none" w:color="auto" w:sz="0" w:space="0"/>
+            <w:insideH w:val="none" w:color="auto" w:sz="0" w:space="0"/>
+            <w:insideV w:val="none" w:color="auto" w:sz="0" w:space="0"/>
+          </w:tblBorders>
           <w:tblCellMar>
             <w:top w:w="0" w:type="dxa"/>
             <w:left w:w="108" w:type="dxa"/>
@@ -444,7 +454,7 @@
           </w:tblCellMar>
         </w:tblPrEx>
         <w:trPr>
-          <w:trHeight w:val="635"/>
+          <w:trHeight w:val="635" w:hRule="atLeast"/>
         </w:trPr>
         <w:tc>
           <w:tcPr>
@@ -475,7 +485,7 @@
             </w:r>
             <w:r>
               <w:rPr>
-                <w:rFonts w:asciiTheme="minorAscii" w:eastAsiaTheme="minorEastAsia" w:hAnsiTheme="minorAscii" w:hint="eastAsia"/>
+                <w:rFonts w:hint="eastAsia" w:asciiTheme="minorAscii" w:hAnsiTheme="minorAscii" w:eastAsiaTheme="minorEastAsia"/>
                 <w:spacing w:val="227"/>
                 <w:sz w:val="21"/>
                 <w:vertAlign w:val="baseline"/>
@@ -522,7 +532,7 @@
             </w:r>
             <w:r>
               <w:rPr>
-                <w:rFonts w:asciiTheme="minorAscii" w:eastAsiaTheme="minorEastAsia" w:hAnsiTheme="minorAscii" w:hint="eastAsia"/>
+                <w:rFonts w:hint="eastAsia" w:asciiTheme="minorAscii" w:hAnsiTheme="minorAscii" w:eastAsiaTheme="minorEastAsia"/>
                 <w:spacing w:val="227"/>
                 <w:sz w:val="21"/>
                 <w:vertAlign w:val="baseline"/>
@@ -553,14 +563,14 @@
         <w:spacing w:before="153" w:line="225" w:lineRule="auto"/>
         <w:ind w:left="3634"/>
         <w:rPr>
-          <w:rFonts w:ascii="宋体" w:eastAsia="宋体" w:hAnsi="宋体" w:cs="宋体"/>
+          <w:rFonts w:ascii="宋体" w:hAnsi="宋体" w:eastAsia="宋体" w:cs="宋体"/>
           <w:sz w:val="31"/>
           <w:szCs w:val="31"/>
         </w:rPr>
       </w:pPr>
       <w:r>
         <w:rPr>
-          <w:rFonts w:ascii="宋体" w:eastAsia="宋体" w:hAnsi="宋体" w:cs="宋体"/>
+          <w:rFonts w:ascii="宋体" w:hAnsi="宋体" w:eastAsia="宋体" w:cs="宋体"/>
           <w:b/>
           <w:bCs/>
           <w:spacing w:val="4"/>
@@ -572,16 +582,16 @@
     </w:p>
     <w:tbl>
       <w:tblPr>
-        <w:tblStyle w:val="TableNormal0"/>
+        <w:tblStyle w:val="26"/>
         <w:tblW w:w="8301" w:type="dxa"/>
         <w:tblInd w:w="2" w:type="dxa"/>
         <w:tblBorders>
-          <w:top w:val="single" w:sz="2" w:space="0" w:color="000000"/>
-          <w:left w:val="single" w:sz="2" w:space="0" w:color="000000"/>
-          <w:bottom w:val="single" w:sz="2" w:space="0" w:color="000000"/>
-          <w:right w:val="single" w:sz="2" w:space="0" w:color="000000"/>
-          <w:insideH w:val="single" w:sz="2" w:space="0" w:color="000000"/>
-          <w:insideV w:val="single" w:sz="2" w:space="0" w:color="000000"/>
+          <w:top w:val="single" w:color="000000" w:sz="2" w:space="0"/>
+          <w:left w:val="single" w:color="000000" w:sz="2" w:space="0"/>
+          <w:bottom w:val="single" w:color="000000" w:sz="2" w:space="0"/>
+          <w:right w:val="single" w:color="000000" w:sz="2" w:space="0"/>
+          <w:insideH w:val="single" w:color="000000" w:sz="2" w:space="0"/>
+          <w:insideV w:val="single" w:color="000000" w:sz="2" w:space="0"/>
         </w:tblBorders>
         <w:tblLayout w:type="fixed"/>
         <w:tblCellMar>
@@ -601,17 +611,14 @@
       </w:tblGrid>
       <w:tr>
         <w:tblPrEx>
-          <w:tblW w:w="8301" w:type="dxa"/>
-          <w:tblInd w:w="2" w:type="dxa"/>
           <w:tblBorders>
-            <w:top w:val="single" w:sz="2" w:space="0" w:color="000000"/>
-            <w:left w:val="single" w:sz="2" w:space="0" w:color="000000"/>
-            <w:bottom w:val="single" w:sz="2" w:space="0" w:color="000000"/>
-            <w:right w:val="single" w:sz="2" w:space="0" w:color="000000"/>
-            <w:insideH w:val="single" w:sz="2" w:space="0" w:color="000000"/>
-            <w:insideV w:val="single" w:sz="2" w:space="0" w:color="000000"/>
+            <w:top w:val="single" w:color="000000" w:sz="2" w:space="0"/>
+            <w:left w:val="single" w:color="000000" w:sz="2" w:space="0"/>
+            <w:bottom w:val="single" w:color="000000" w:sz="2" w:space="0"/>
+            <w:right w:val="single" w:color="000000" w:sz="2" w:space="0"/>
+            <w:insideH w:val="single" w:color="000000" w:sz="2" w:space="0"/>
+            <w:insideV w:val="single" w:color="000000" w:sz="2" w:space="0"/>
           </w:tblBorders>
-          <w:tblLayout w:type="fixed"/>
           <w:tblCellMar>
             <w:top w:w="0" w:type="dxa"/>
             <w:left w:w="0" w:type="dxa"/>
@@ -620,7 +627,7 @@
           </w:tblCellMar>
         </w:tblPrEx>
         <w:trPr>
-          <w:trHeight w:val="593"/>
+          <w:trHeight w:val="593" w:hRule="atLeast"/>
         </w:trPr>
         <w:tc>
           <w:tcPr>
@@ -631,14 +638,14 @@
               <w:spacing w:before="176" w:line="228" w:lineRule="auto"/>
               <w:ind w:left="607"/>
               <w:rPr>
-                <w:rFonts w:ascii="宋体" w:eastAsia="宋体" w:hAnsi="宋体" w:cs="宋体"/>
+                <w:rFonts w:ascii="宋体" w:hAnsi="宋体" w:eastAsia="宋体" w:cs="宋体"/>
                 <w:sz w:val="20"/>
                 <w:szCs w:val="20"/>
               </w:rPr>
             </w:pPr>
             <w:r>
               <w:rPr>
-                <w:rFonts w:ascii="宋体" w:eastAsia="宋体" w:hAnsi="宋体" w:cs="宋体"/>
+                <w:rFonts w:ascii="宋体" w:hAnsi="宋体" w:eastAsia="宋体" w:cs="宋体"/>
                 <w:spacing w:val="-14"/>
                 <w:sz w:val="20"/>
                 <w:szCs w:val="20"/>
@@ -656,14 +663,14 @@
               <w:spacing w:before="175" w:line="227" w:lineRule="auto"/>
               <w:ind w:left="253"/>
               <w:rPr>
-                <w:rFonts w:ascii="宋体" w:eastAsia="宋体" w:hAnsi="宋体" w:cs="宋体"/>
+                <w:rFonts w:ascii="宋体" w:hAnsi="宋体" w:eastAsia="宋体" w:cs="宋体"/>
                 <w:sz w:val="20"/>
                 <w:szCs w:val="20"/>
               </w:rPr>
             </w:pPr>
             <w:r>
               <w:rPr>
-                <w:rFonts w:ascii="宋体" w:eastAsia="宋体" w:hAnsi="宋体" w:cs="宋体"/>
+                <w:rFonts w:ascii="宋体" w:hAnsi="宋体" w:eastAsia="宋体" w:cs="宋体"/>
                 <w:spacing w:val="4"/>
                 <w:sz w:val="20"/>
                 <w:szCs w:val="20"/>
@@ -681,14 +688,14 @@
               <w:spacing w:before="175" w:line="228" w:lineRule="auto"/>
               <w:ind w:left="730"/>
               <w:rPr>
-                <w:rFonts w:ascii="宋体" w:eastAsia="宋体" w:hAnsi="宋体" w:cs="宋体"/>
+                <w:rFonts w:ascii="宋体" w:hAnsi="宋体" w:eastAsia="宋体" w:cs="宋体"/>
                 <w:sz w:val="20"/>
                 <w:szCs w:val="20"/>
               </w:rPr>
             </w:pPr>
             <w:r>
               <w:rPr>
-                <w:rFonts w:ascii="宋体" w:eastAsia="宋体" w:hAnsi="宋体" w:cs="宋体"/>
+                <w:rFonts w:ascii="宋体" w:hAnsi="宋体" w:eastAsia="宋体" w:cs="宋体"/>
                 <w:spacing w:val="7"/>
                 <w:sz w:val="20"/>
                 <w:szCs w:val="20"/>
@@ -706,14 +713,14 @@
               <w:spacing w:before="175" w:line="228" w:lineRule="auto"/>
               <w:ind w:left="310"/>
               <w:rPr>
-                <w:rFonts w:ascii="宋体" w:eastAsia="宋体" w:hAnsi="宋体" w:cs="宋体"/>
+                <w:rFonts w:ascii="宋体" w:hAnsi="宋体" w:eastAsia="宋体" w:cs="宋体"/>
                 <w:sz w:val="20"/>
                 <w:szCs w:val="20"/>
               </w:rPr>
             </w:pPr>
             <w:r>
               <w:rPr>
-                <w:rFonts w:ascii="宋体" w:eastAsia="宋体" w:hAnsi="宋体" w:cs="宋体"/>
+                <w:rFonts w:ascii="宋体" w:hAnsi="宋体" w:eastAsia="宋体" w:cs="宋体"/>
                 <w:spacing w:val="6"/>
                 <w:sz w:val="20"/>
                 <w:szCs w:val="20"/>
@@ -731,7 +738,7 @@
               <w:spacing w:before="175" w:line="228" w:lineRule="auto"/>
               <w:ind w:left="310"/>
               <w:rPr>
-                <w:rFonts w:ascii="宋体" w:eastAsia="宋体" w:hAnsi="宋体" w:cs="宋体" w:hint="eastAsia"/>
+                <w:rFonts w:hint="eastAsia" w:ascii="宋体" w:hAnsi="宋体" w:eastAsia="宋体" w:cs="宋体"/>
                 <w:spacing w:val="6"/>
                 <w:sz w:val="20"/>
                 <w:szCs w:val="20"/>
@@ -740,7 +747,7 @@
             </w:pPr>
             <w:r>
               <w:rPr>
-                <w:rFonts w:ascii="宋体" w:eastAsia="宋体" w:hAnsi="宋体" w:cs="宋体" w:hint="eastAsia"/>
+                <w:rFonts w:hint="eastAsia" w:ascii="宋体" w:hAnsi="宋体" w:eastAsia="宋体" w:cs="宋体"/>
                 <w:spacing w:val="6"/>
                 <w:sz w:val="20"/>
                 <w:szCs w:val="20"/>
@@ -759,14 +766,14 @@
               <w:spacing w:before="176" w:line="229" w:lineRule="auto"/>
               <w:ind w:left="311"/>
               <w:rPr>
-                <w:rFonts w:ascii="宋体" w:eastAsia="宋体" w:hAnsi="宋体" w:cs="宋体"/>
+                <w:rFonts w:ascii="宋体" w:hAnsi="宋体" w:eastAsia="宋体" w:cs="宋体"/>
                 <w:sz w:val="20"/>
                 <w:szCs w:val="20"/>
               </w:rPr>
             </w:pPr>
             <w:r>
               <w:rPr>
-                <w:rFonts w:ascii="宋体" w:eastAsia="宋体" w:hAnsi="宋体" w:cs="宋体"/>
+                <w:rFonts w:ascii="宋体" w:hAnsi="宋体" w:eastAsia="宋体" w:cs="宋体"/>
                 <w:spacing w:val="7"/>
                 <w:sz w:val="20"/>
                 <w:szCs w:val="20"/>
@@ -778,9 +785,14 @@
       </w:tr>
       <w:tr>
         <w:tblPrEx>
-          <w:tblW w:w="8301" w:type="dxa"/>
-          <w:tblInd w:w="2" w:type="dxa"/>
-          <w:tblLayout w:type="fixed"/>
+          <w:tblBorders>
+            <w:top w:val="single" w:color="000000" w:sz="2" w:space="0"/>
+            <w:left w:val="single" w:color="000000" w:sz="2" w:space="0"/>
+            <w:bottom w:val="single" w:color="000000" w:sz="2" w:space="0"/>
+            <w:right w:val="single" w:color="000000" w:sz="2" w:space="0"/>
+            <w:insideH w:val="single" w:color="000000" w:sz="2" w:space="0"/>
+            <w:insideV w:val="single" w:color="000000" w:sz="2" w:space="0"/>
+          </w:tblBorders>
           <w:tblCellMar>
             <w:top w:w="0" w:type="dxa"/>
             <w:left w:w="0" w:type="dxa"/>
@@ -789,7 +801,7 @@
           </w:tblCellMar>
         </w:tblPrEx>
         <w:trPr>
-          <w:trHeight w:val="556"/>
+          <w:trHeight w:val="556" w:hRule="atLeast"/>
         </w:trPr>
         <w:tc>
           <w:tcPr>
@@ -800,14 +812,14 @@
               <w:spacing w:before="173" w:line="267" w:lineRule="exact"/>
               <w:ind w:left="260"/>
               <w:rPr>
-                <w:rFonts w:ascii="宋体" w:eastAsia="宋体" w:hAnsi="宋体" w:cs="宋体"/>
+                <w:rFonts w:ascii="宋体" w:hAnsi="宋体" w:eastAsia="宋体" w:cs="宋体"/>
                 <w:sz w:val="20"/>
                 <w:szCs w:val="20"/>
               </w:rPr>
             </w:pPr>
             <w:r>
               <w:rPr>
-                <w:rFonts w:ascii="宋体" w:eastAsia="宋体" w:hAnsi="宋体" w:cs="宋体"/>
+                <w:rFonts w:ascii="宋体" w:hAnsi="宋体" w:eastAsia="宋体" w:cs="宋体"/>
                 <w:spacing w:val="3"/>
                 <w:position w:val="1"/>
                 <w:sz w:val="20"/>
@@ -826,14 +838,14 @@
               <w:spacing w:before="173" w:line="267" w:lineRule="exact"/>
               <w:ind w:left="248"/>
               <w:rPr>
-                <w:rFonts w:ascii="宋体" w:eastAsia="宋体" w:hAnsi="宋体" w:cs="宋体"/>
+                <w:rFonts w:ascii="宋体" w:hAnsi="宋体" w:eastAsia="宋体" w:cs="宋体"/>
                 <w:sz w:val="20"/>
                 <w:szCs w:val="20"/>
               </w:rPr>
             </w:pPr>
             <w:r>
               <w:rPr>
-                <w:rFonts w:ascii="宋体" w:eastAsia="宋体" w:hAnsi="宋体" w:cs="宋体"/>
+                <w:rFonts w:ascii="宋体" w:hAnsi="宋体" w:eastAsia="宋体" w:cs="宋体"/>
                 <w:spacing w:val="4"/>
                 <w:position w:val="1"/>
                 <w:sz w:val="20"/>
@@ -853,14 +865,14 @@
               <w:ind w:left="114"/>
               <w:jc w:val="center"/>
               <w:rPr>
-                <w:rFonts w:ascii="宋体" w:eastAsia="宋体" w:hAnsi="宋体" w:cs="宋体"/>
+                <w:rFonts w:ascii="宋体" w:hAnsi="宋体" w:eastAsia="宋体" w:cs="宋体"/>
                 <w:sz w:val="20"/>
                 <w:szCs w:val="20"/>
               </w:rPr>
             </w:pPr>
             <w:r>
               <w:rPr>
-                <w:rFonts w:ascii="宋体" w:eastAsia="宋体" w:hAnsi="宋体" w:cs="宋体"/>
+                <w:rFonts w:ascii="宋体" w:hAnsi="宋体" w:eastAsia="宋体" w:cs="宋体"/>
                 <w:spacing w:val="7"/>
                 <w:sz w:val="20"/>
                 <w:szCs w:val="20"/>
@@ -878,7 +890,7 @@
               <w:spacing w:before="172" w:line="228" w:lineRule="auto"/>
               <w:ind w:left="313"/>
               <w:rPr>
-                <w:rFonts w:ascii="宋体" w:eastAsia="宋体" w:hAnsi="宋体" w:cs="宋体" w:hint="eastAsia"/>
+                <w:rFonts w:hint="eastAsia" w:ascii="宋体" w:hAnsi="宋体" w:eastAsia="宋体" w:cs="宋体"/>
                 <w:sz w:val="20"/>
                 <w:szCs w:val="20"/>
                 <w:lang w:val="en-US" w:eastAsia="zh-CN"/>
@@ -886,7 +898,7 @@
             </w:pPr>
             <w:r>
               <w:rPr>
-                <w:rFonts w:ascii="宋体" w:hAnsi="宋体" w:cs="宋体" w:hint="eastAsia"/>
+                <w:rFonts w:hint="eastAsia" w:ascii="宋体" w:hAnsi="宋体" w:cs="宋体"/>
                 <w:sz w:val="20"/>
                 <w:szCs w:val="20"/>
                 <w:lang w:val="en-US" w:eastAsia="zh-CN"/>
@@ -904,7 +916,7 @@
               <w:spacing w:before="172" w:line="228" w:lineRule="auto"/>
               <w:ind w:left="313"/>
               <w:rPr>
-                <w:rFonts w:ascii="宋体" w:eastAsia="宋体" w:hAnsi="宋体" w:cs="宋体" w:hint="eastAsia"/>
+                <w:rFonts w:hint="eastAsia" w:ascii="宋体" w:hAnsi="宋体" w:eastAsia="宋体" w:cs="宋体"/>
                 <w:spacing w:val="5"/>
                 <w:sz w:val="20"/>
                 <w:szCs w:val="20"/>
@@ -928,14 +940,14 @@
               <w:spacing w:before="173" w:line="229" w:lineRule="auto"/>
               <w:ind w:left="314"/>
               <w:rPr>
-                <w:rFonts w:ascii="宋体" w:eastAsia="宋体" w:hAnsi="宋体" w:cs="宋体"/>
+                <w:rFonts w:ascii="宋体" w:hAnsi="宋体" w:eastAsia="宋体" w:cs="宋体"/>
                 <w:sz w:val="20"/>
                 <w:szCs w:val="20"/>
               </w:rPr>
             </w:pPr>
             <w:r>
               <w:rPr>
-                <w:rFonts w:ascii="宋体" w:eastAsia="宋体" w:hAnsi="宋体" w:cs="宋体" w:hint="eastAsia"/>
+                <w:rFonts w:hint="eastAsia" w:ascii="宋体" w:hAnsi="宋体" w:eastAsia="宋体" w:cs="宋体"/>
                 <w:spacing w:val="6"/>
                 <w:sz w:val="20"/>
                 <w:szCs w:val="20"/>
@@ -948,9 +960,14 @@
       </w:tr>
       <w:tr>
         <w:tblPrEx>
-          <w:tblW w:w="8301" w:type="dxa"/>
-          <w:tblInd w:w="2" w:type="dxa"/>
-          <w:tblLayout w:type="fixed"/>
+          <w:tblBorders>
+            <w:top w:val="single" w:color="000000" w:sz="2" w:space="0"/>
+            <w:left w:val="single" w:color="000000" w:sz="2" w:space="0"/>
+            <w:bottom w:val="single" w:color="000000" w:sz="2" w:space="0"/>
+            <w:right w:val="single" w:color="000000" w:sz="2" w:space="0"/>
+            <w:insideH w:val="single" w:color="000000" w:sz="2" w:space="0"/>
+            <w:insideV w:val="single" w:color="000000" w:sz="2" w:space="0"/>
+          </w:tblBorders>
           <w:tblCellMar>
             <w:top w:w="0" w:type="dxa"/>
             <w:left w:w="0" w:type="dxa"/>
@@ -959,7 +976,7 @@
           </w:tblCellMar>
         </w:tblPrEx>
         <w:trPr>
-          <w:trHeight w:val="556"/>
+          <w:trHeight w:val="556" w:hRule="atLeast"/>
         </w:trPr>
         <w:tc>
           <w:tcPr>
@@ -967,7 +984,7 @@
           </w:tcPr>
           <w:p>
             <w:pPr>
-              <w:pStyle w:val="TableText"/>
+              <w:pStyle w:val="27"/>
             </w:pPr>
           </w:p>
         </w:tc>
@@ -977,7 +994,7 @@
           </w:tcPr>
           <w:p>
             <w:pPr>
-              <w:pStyle w:val="TableText"/>
+              <w:pStyle w:val="27"/>
             </w:pPr>
           </w:p>
         </w:tc>
@@ -987,7 +1004,7 @@
           </w:tcPr>
           <w:p>
             <w:pPr>
-              <w:pStyle w:val="TableText"/>
+              <w:pStyle w:val="27"/>
             </w:pPr>
           </w:p>
         </w:tc>
@@ -1019,16 +1036,21 @@
           </w:tcPr>
           <w:p>
             <w:pPr>
-              <w:pStyle w:val="TableText"/>
+              <w:pStyle w:val="27"/>
             </w:pPr>
           </w:p>
         </w:tc>
       </w:tr>
       <w:tr>
         <w:tblPrEx>
-          <w:tblW w:w="8301" w:type="dxa"/>
-          <w:tblInd w:w="2" w:type="dxa"/>
-          <w:tblLayout w:type="fixed"/>
+          <w:tblBorders>
+            <w:top w:val="single" w:color="000000" w:sz="2" w:space="0"/>
+            <w:left w:val="single" w:color="000000" w:sz="2" w:space="0"/>
+            <w:bottom w:val="single" w:color="000000" w:sz="2" w:space="0"/>
+            <w:right w:val="single" w:color="000000" w:sz="2" w:space="0"/>
+            <w:insideH w:val="single" w:color="000000" w:sz="2" w:space="0"/>
+            <w:insideV w:val="single" w:color="000000" w:sz="2" w:space="0"/>
+          </w:tblBorders>
           <w:tblCellMar>
             <w:top w:w="0" w:type="dxa"/>
             <w:left w:w="0" w:type="dxa"/>
@@ -1037,7 +1059,7 @@
           </w:tblCellMar>
         </w:tblPrEx>
         <w:trPr>
-          <w:trHeight w:val="556"/>
+          <w:trHeight w:val="556" w:hRule="atLeast"/>
         </w:trPr>
         <w:tc>
           <w:tcPr>
@@ -1045,7 +1067,7 @@
           </w:tcPr>
           <w:p>
             <w:pPr>
-              <w:pStyle w:val="TableText"/>
+              <w:pStyle w:val="27"/>
             </w:pPr>
           </w:p>
         </w:tc>
@@ -1055,7 +1077,7 @@
           </w:tcPr>
           <w:p>
             <w:pPr>
-              <w:pStyle w:val="TableText"/>
+              <w:pStyle w:val="27"/>
             </w:pPr>
           </w:p>
         </w:tc>
@@ -1065,7 +1087,7 @@
           </w:tcPr>
           <w:p>
             <w:pPr>
-              <w:pStyle w:val="TableText"/>
+              <w:pStyle w:val="27"/>
             </w:pPr>
           </w:p>
         </w:tc>
@@ -1097,16 +1119,21 @@
           </w:tcPr>
           <w:p>
             <w:pPr>
-              <w:pStyle w:val="TableText"/>
+              <w:pStyle w:val="27"/>
             </w:pPr>
           </w:p>
         </w:tc>
       </w:tr>
       <w:tr>
         <w:tblPrEx>
-          <w:tblW w:w="8301" w:type="dxa"/>
-          <w:tblInd w:w="2" w:type="dxa"/>
-          <w:tblLayout w:type="fixed"/>
+          <w:tblBorders>
+            <w:top w:val="single" w:color="000000" w:sz="2" w:space="0"/>
+            <w:left w:val="single" w:color="000000" w:sz="2" w:space="0"/>
+            <w:bottom w:val="single" w:color="000000" w:sz="2" w:space="0"/>
+            <w:right w:val="single" w:color="000000" w:sz="2" w:space="0"/>
+            <w:insideH w:val="single" w:color="000000" w:sz="2" w:space="0"/>
+            <w:insideV w:val="single" w:color="000000" w:sz="2" w:space="0"/>
+          </w:tblBorders>
           <w:tblCellMar>
             <w:top w:w="0" w:type="dxa"/>
             <w:left w:w="0" w:type="dxa"/>
@@ -1115,7 +1142,7 @@
           </w:tblCellMar>
         </w:tblPrEx>
         <w:trPr>
-          <w:trHeight w:val="557"/>
+          <w:trHeight w:val="557" w:hRule="atLeast"/>
         </w:trPr>
         <w:tc>
           <w:tcPr>
@@ -1123,7 +1150,7 @@
           </w:tcPr>
           <w:p>
             <w:pPr>
-              <w:pStyle w:val="TableText"/>
+              <w:pStyle w:val="27"/>
             </w:pPr>
           </w:p>
         </w:tc>
@@ -1133,7 +1160,7 @@
           </w:tcPr>
           <w:p>
             <w:pPr>
-              <w:pStyle w:val="TableText"/>
+              <w:pStyle w:val="27"/>
             </w:pPr>
           </w:p>
         </w:tc>
@@ -1143,7 +1170,7 @@
           </w:tcPr>
           <w:p>
             <w:pPr>
-              <w:pStyle w:val="TableText"/>
+              <w:pStyle w:val="27"/>
             </w:pPr>
           </w:p>
         </w:tc>
@@ -1153,7 +1180,7 @@
           </w:tcPr>
           <w:p>
             <w:pPr>
-              <w:pStyle w:val="TableText"/>
+              <w:pStyle w:val="27"/>
             </w:pPr>
           </w:p>
         </w:tc>
@@ -1163,7 +1190,7 @@
           </w:tcPr>
           <w:p>
             <w:pPr>
-              <w:pStyle w:val="TableText"/>
+              <w:pStyle w:val="27"/>
             </w:pPr>
           </w:p>
         </w:tc>
@@ -1173,16 +1200,21 @@
           </w:tcPr>
           <w:p>
             <w:pPr>
-              <w:pStyle w:val="TableText"/>
+              <w:pStyle w:val="27"/>
             </w:pPr>
           </w:p>
         </w:tc>
       </w:tr>
       <w:tr>
         <w:tblPrEx>
-          <w:tblW w:w="8301" w:type="dxa"/>
-          <w:tblInd w:w="2" w:type="dxa"/>
-          <w:tblLayout w:type="fixed"/>
+          <w:tblBorders>
+            <w:top w:val="single" w:color="000000" w:sz="2" w:space="0"/>
+            <w:left w:val="single" w:color="000000" w:sz="2" w:space="0"/>
+            <w:bottom w:val="single" w:color="000000" w:sz="2" w:space="0"/>
+            <w:right w:val="single" w:color="000000" w:sz="2" w:space="0"/>
+            <w:insideH w:val="single" w:color="000000" w:sz="2" w:space="0"/>
+            <w:insideV w:val="single" w:color="000000" w:sz="2" w:space="0"/>
+          </w:tblBorders>
           <w:tblCellMar>
             <w:top w:w="0" w:type="dxa"/>
             <w:left w:w="0" w:type="dxa"/>
@@ -1191,7 +1223,7 @@
           </w:tblCellMar>
         </w:tblPrEx>
         <w:trPr>
-          <w:trHeight w:val="556"/>
+          <w:trHeight w:val="556" w:hRule="atLeast"/>
         </w:trPr>
         <w:tc>
           <w:tcPr>
@@ -1199,7 +1231,7 @@
           </w:tcPr>
           <w:p>
             <w:pPr>
-              <w:pStyle w:val="TableText"/>
+              <w:pStyle w:val="27"/>
             </w:pPr>
           </w:p>
         </w:tc>
@@ -1209,7 +1241,7 @@
           </w:tcPr>
           <w:p>
             <w:pPr>
-              <w:pStyle w:val="TableText"/>
+              <w:pStyle w:val="27"/>
             </w:pPr>
           </w:p>
         </w:tc>
@@ -1219,7 +1251,7 @@
           </w:tcPr>
           <w:p>
             <w:pPr>
-              <w:pStyle w:val="TableText"/>
+              <w:pStyle w:val="27"/>
             </w:pPr>
           </w:p>
         </w:tc>
@@ -1229,7 +1261,7 @@
           </w:tcPr>
           <w:p>
             <w:pPr>
-              <w:pStyle w:val="TableText"/>
+              <w:pStyle w:val="27"/>
             </w:pPr>
           </w:p>
         </w:tc>
@@ -1239,7 +1271,7 @@
           </w:tcPr>
           <w:p>
             <w:pPr>
-              <w:pStyle w:val="TableText"/>
+              <w:pStyle w:val="27"/>
             </w:pPr>
           </w:p>
         </w:tc>
@@ -1249,16 +1281,21 @@
           </w:tcPr>
           <w:p>
             <w:pPr>
-              <w:pStyle w:val="TableText"/>
+              <w:pStyle w:val="27"/>
             </w:pPr>
           </w:p>
         </w:tc>
       </w:tr>
       <w:tr>
         <w:tblPrEx>
-          <w:tblW w:w="8301" w:type="dxa"/>
-          <w:tblInd w:w="2" w:type="dxa"/>
-          <w:tblLayout w:type="fixed"/>
+          <w:tblBorders>
+            <w:top w:val="single" w:color="000000" w:sz="2" w:space="0"/>
+            <w:left w:val="single" w:color="000000" w:sz="2" w:space="0"/>
+            <w:bottom w:val="single" w:color="000000" w:sz="2" w:space="0"/>
+            <w:right w:val="single" w:color="000000" w:sz="2" w:space="0"/>
+            <w:insideH w:val="single" w:color="000000" w:sz="2" w:space="0"/>
+            <w:insideV w:val="single" w:color="000000" w:sz="2" w:space="0"/>
+          </w:tblBorders>
           <w:tblCellMar>
             <w:top w:w="0" w:type="dxa"/>
             <w:left w:w="0" w:type="dxa"/>
@@ -1267,7 +1304,7 @@
           </w:tblCellMar>
         </w:tblPrEx>
         <w:trPr>
-          <w:trHeight w:val="561"/>
+          <w:trHeight w:val="561" w:hRule="atLeast"/>
         </w:trPr>
         <w:tc>
           <w:tcPr>
@@ -1275,7 +1312,7 @@
           </w:tcPr>
           <w:p>
             <w:pPr>
-              <w:pStyle w:val="TableText"/>
+              <w:pStyle w:val="27"/>
             </w:pPr>
           </w:p>
         </w:tc>
@@ -1285,7 +1322,7 @@
           </w:tcPr>
           <w:p>
             <w:pPr>
-              <w:pStyle w:val="TableText"/>
+              <w:pStyle w:val="27"/>
             </w:pPr>
           </w:p>
         </w:tc>
@@ -1295,7 +1332,7 @@
           </w:tcPr>
           <w:p>
             <w:pPr>
-              <w:pStyle w:val="TableText"/>
+              <w:pStyle w:val="27"/>
             </w:pPr>
           </w:p>
         </w:tc>
@@ -1305,7 +1342,7 @@
           </w:tcPr>
           <w:p>
             <w:pPr>
-              <w:pStyle w:val="TableText"/>
+              <w:pStyle w:val="27"/>
             </w:pPr>
           </w:p>
         </w:tc>
@@ -1315,7 +1352,7 @@
           </w:tcPr>
           <w:p>
             <w:pPr>
-              <w:pStyle w:val="TableText"/>
+              <w:pStyle w:val="27"/>
             </w:pPr>
           </w:p>
         </w:tc>
@@ -1325,7 +1362,7 @@
           </w:tcPr>
           <w:p>
             <w:pPr>
-              <w:pStyle w:val="TableText"/>
+              <w:pStyle w:val="27"/>
             </w:pPr>
           </w:p>
         </w:tc>
@@ -1339,7 +1376,7 @@
     <w:sdt>
       <w:sdtPr>
         <w:rPr>
-          <w:rFonts w:ascii="宋体" w:eastAsia="宋体" w:hAnsi="宋体" w:cs="Arial"/>
+          <w:rFonts w:ascii="宋体" w:hAnsi="宋体" w:eastAsia="宋体" w:cs="Arial"/>
           <w:snapToGrid w:val="0"/>
           <w:color w:val="000000"/>
           <w:kern w:val="0"/>
@@ -1355,7 +1392,7 @@
       </w:sdtPr>
       <w:sdtEndPr>
         <w:rPr>
-          <w:rFonts w:ascii="宋体" w:eastAsia="宋体" w:hAnsi="宋体" w:cs="宋体" w:hint="eastAsia"/>
+          <w:rFonts w:hint="eastAsia" w:ascii="宋体" w:hAnsi="宋体" w:eastAsia="宋体" w:cs="宋体"/>
           <w:snapToGrid w:val="0"/>
           <w:color w:val="000000"/>
           <w:kern w:val="0"/>
@@ -1368,17 +1405,17 @@
         <w:p>
           <w:pPr>
             <w:spacing w:before="0" w:beforeLines="0" w:after="0" w:afterLines="0" w:line="240" w:lineRule="auto"/>
-            <w:ind w:left="0" w:right="0" w:firstLine="0" w:leftChars="0" w:rightChars="0" w:firstLineChars="0"/>
+            <w:ind w:left="0" w:leftChars="0" w:right="0" w:rightChars="0" w:firstLine="0" w:firstLineChars="0"/>
             <w:jc w:val="center"/>
             <w:rPr>
-              <w:rFonts w:ascii="宋体" w:eastAsia="宋体" w:hAnsi="宋体" w:cs="宋体" w:hint="eastAsia"/>
+              <w:rFonts w:hint="eastAsia" w:ascii="宋体" w:hAnsi="宋体" w:eastAsia="宋体" w:cs="宋体"/>
               <w:sz w:val="24"/>
               <w:szCs w:val="24"/>
             </w:rPr>
           </w:pPr>
           <w:r>
             <w:rPr>
-              <w:rFonts w:ascii="宋体" w:eastAsia="宋体" w:hAnsi="宋体" w:cs="宋体" w:hint="eastAsia"/>
+              <w:rFonts w:hint="eastAsia" w:ascii="宋体" w:hAnsi="宋体" w:eastAsia="宋体" w:cs="宋体"/>
               <w:sz w:val="24"/>
               <w:szCs w:val="24"/>
             </w:rPr>
@@ -1387,14 +1424,14 @@
         </w:p>
         <w:p>
           <w:pPr>
-            <w:pStyle w:val="TOC1"/>
+            <w:pStyle w:val="16"/>
             <w:tabs>
               <w:tab w:val="right" w:leader="dot" w:pos="8306"/>
             </w:tabs>
           </w:pPr>
           <w:r>
             <w:rPr>
-              <w:rFonts w:ascii="宋体" w:eastAsia="宋体" w:hAnsi="宋体" w:cs="宋体" w:hint="eastAsia"/>
+              <w:rFonts w:hint="eastAsia" w:ascii="宋体" w:hAnsi="宋体" w:eastAsia="宋体" w:cs="宋体"/>
               <w:sz w:val="24"/>
               <w:szCs w:val="24"/>
             </w:rPr>
@@ -1402,7 +1439,7 @@
           </w:r>
           <w:r>
             <w:rPr>
-              <w:rFonts w:ascii="宋体" w:eastAsia="宋体" w:hAnsi="宋体" w:cs="宋体" w:hint="eastAsia"/>
+              <w:rFonts w:hint="eastAsia" w:ascii="宋体" w:hAnsi="宋体" w:eastAsia="宋体" w:cs="宋体"/>
               <w:sz w:val="24"/>
               <w:szCs w:val="24"/>
             </w:rPr>
@@ -1410,7 +1447,7 @@
           </w:r>
           <w:r>
             <w:rPr>
-              <w:rFonts w:ascii="宋体" w:eastAsia="宋体" w:hAnsi="宋体" w:cs="宋体" w:hint="eastAsia"/>
+              <w:rFonts w:hint="eastAsia" w:ascii="宋体" w:hAnsi="宋体" w:eastAsia="宋体" w:cs="宋体"/>
               <w:sz w:val="24"/>
               <w:szCs w:val="24"/>
             </w:rPr>
@@ -1418,21 +1455,21 @@
           </w:r>
           <w:r>
             <w:rPr>
-              <w:rFonts w:ascii="宋体" w:eastAsia="宋体" w:hAnsi="宋体" w:cs="宋体" w:hint="eastAsia"/>
+              <w:rFonts w:hint="eastAsia" w:ascii="宋体" w:hAnsi="宋体" w:eastAsia="宋体" w:cs="宋体"/>
               <w:szCs w:val="24"/>
             </w:rPr>
             <w:fldChar w:fldCharType="begin"/>
           </w:r>
           <w:r>
             <w:rPr>
-              <w:rFonts w:ascii="宋体" w:eastAsia="宋体" w:hAnsi="宋体" w:cs="宋体" w:hint="eastAsia"/>
+              <w:rFonts w:hint="eastAsia" w:ascii="宋体" w:hAnsi="宋体" w:eastAsia="宋体" w:cs="宋体"/>
               <w:szCs w:val="24"/>
             </w:rPr>
             <w:instrText xml:space="preserve"> HYPERLINK \l _Toc7586 </w:instrText>
           </w:r>
           <w:r>
             <w:rPr>
-              <w:rFonts w:ascii="宋体" w:eastAsia="宋体" w:hAnsi="宋体" w:cs="宋体" w:hint="eastAsia"/>
+              <w:rFonts w:hint="eastAsia" w:ascii="宋体" w:hAnsi="宋体" w:eastAsia="宋体" w:cs="宋体"/>
               <w:szCs w:val="24"/>
             </w:rPr>
             <w:fldChar w:fldCharType="separate"/>
@@ -1464,7 +1501,7 @@
           </w:r>
           <w:r>
             <w:rPr>
-              <w:rFonts w:ascii="宋体" w:eastAsia="宋体" w:hAnsi="宋体" w:cs="宋体" w:hint="eastAsia"/>
+              <w:rFonts w:hint="eastAsia" w:ascii="宋体" w:hAnsi="宋体" w:eastAsia="宋体" w:cs="宋体"/>
               <w:szCs w:val="24"/>
             </w:rPr>
             <w:fldChar w:fldCharType="end"/>
@@ -1472,28 +1509,28 @@
         </w:p>
         <w:p>
           <w:pPr>
-            <w:pStyle w:val="TOC1"/>
+            <w:pStyle w:val="16"/>
             <w:tabs>
               <w:tab w:val="right" w:leader="dot" w:pos="8306"/>
             </w:tabs>
           </w:pPr>
           <w:r>
             <w:rPr>
-              <w:rFonts w:ascii="宋体" w:eastAsia="宋体" w:hAnsi="宋体" w:cs="宋体" w:hint="eastAsia"/>
+              <w:rFonts w:hint="eastAsia" w:ascii="宋体" w:hAnsi="宋体" w:eastAsia="宋体" w:cs="宋体"/>
               <w:szCs w:val="24"/>
             </w:rPr>
             <w:fldChar w:fldCharType="begin"/>
           </w:r>
           <w:r>
             <w:rPr>
-              <w:rFonts w:ascii="宋体" w:eastAsia="宋体" w:hAnsi="宋体" w:cs="宋体" w:hint="eastAsia"/>
+              <w:rFonts w:hint="eastAsia" w:ascii="宋体" w:hAnsi="宋体" w:eastAsia="宋体" w:cs="宋体"/>
               <w:szCs w:val="24"/>
             </w:rPr>
             <w:instrText xml:space="preserve"> HYPERLINK \l _Toc5242 </w:instrText>
           </w:r>
           <w:r>
             <w:rPr>
-              <w:rFonts w:ascii="宋体" w:eastAsia="宋体" w:hAnsi="宋体" w:cs="宋体" w:hint="eastAsia"/>
+              <w:rFonts w:hint="eastAsia" w:ascii="宋体" w:hAnsi="宋体" w:eastAsia="宋体" w:cs="宋体"/>
               <w:szCs w:val="24"/>
             </w:rPr>
             <w:fldChar w:fldCharType="separate"/>
@@ -1525,7 +1562,7 @@
           </w:r>
           <w:r>
             <w:rPr>
-              <w:rFonts w:ascii="宋体" w:eastAsia="宋体" w:hAnsi="宋体" w:cs="宋体" w:hint="eastAsia"/>
+              <w:rFonts w:hint="eastAsia" w:ascii="宋体" w:hAnsi="宋体" w:eastAsia="宋体" w:cs="宋体"/>
               <w:szCs w:val="24"/>
             </w:rPr>
             <w:fldChar w:fldCharType="end"/>
@@ -1533,28 +1570,28 @@
         </w:p>
         <w:p>
           <w:pPr>
-            <w:pStyle w:val="TOC1"/>
+            <w:pStyle w:val="16"/>
             <w:tabs>
               <w:tab w:val="right" w:leader="dot" w:pos="8306"/>
             </w:tabs>
           </w:pPr>
           <w:r>
             <w:rPr>
-              <w:rFonts w:ascii="宋体" w:eastAsia="宋体" w:hAnsi="宋体" w:cs="宋体" w:hint="eastAsia"/>
+              <w:rFonts w:hint="eastAsia" w:ascii="宋体" w:hAnsi="宋体" w:eastAsia="宋体" w:cs="宋体"/>
               <w:szCs w:val="24"/>
             </w:rPr>
             <w:fldChar w:fldCharType="begin"/>
           </w:r>
           <w:r>
             <w:rPr>
-              <w:rFonts w:ascii="宋体" w:eastAsia="宋体" w:hAnsi="宋体" w:cs="宋体" w:hint="eastAsia"/>
+              <w:rFonts w:hint="eastAsia" w:ascii="宋体" w:hAnsi="宋体" w:eastAsia="宋体" w:cs="宋体"/>
               <w:szCs w:val="24"/>
             </w:rPr>
             <w:instrText xml:space="preserve"> HYPERLINK \l _Toc20485 </w:instrText>
           </w:r>
           <w:r>
             <w:rPr>
-              <w:rFonts w:ascii="宋体" w:eastAsia="宋体" w:hAnsi="宋体" w:cs="宋体" w:hint="eastAsia"/>
+              <w:rFonts w:hint="eastAsia" w:ascii="宋体" w:hAnsi="宋体" w:eastAsia="宋体" w:cs="宋体"/>
               <w:szCs w:val="24"/>
             </w:rPr>
             <w:fldChar w:fldCharType="separate"/>
@@ -1581,14 +1618,14 @@
             <w:fldChar w:fldCharType="separate"/>
           </w:r>
           <w:r>
-            <w:t>5</w:t>
+            <w:t>4</w:t>
           </w:r>
           <w:r>
             <w:fldChar w:fldCharType="end"/>
           </w:r>
           <w:r>
             <w:rPr>
-              <w:rFonts w:ascii="宋体" w:eastAsia="宋体" w:hAnsi="宋体" w:cs="宋体" w:hint="eastAsia"/>
+              <w:rFonts w:hint="eastAsia" w:ascii="宋体" w:hAnsi="宋体" w:eastAsia="宋体" w:cs="宋体"/>
               <w:szCs w:val="24"/>
             </w:rPr>
             <w:fldChar w:fldCharType="end"/>
@@ -1596,28 +1633,28 @@
         </w:p>
         <w:p>
           <w:pPr>
-            <w:pStyle w:val="TOC1"/>
+            <w:pStyle w:val="16"/>
             <w:tabs>
               <w:tab w:val="right" w:leader="dot" w:pos="8306"/>
             </w:tabs>
           </w:pPr>
           <w:r>
             <w:rPr>
-              <w:rFonts w:ascii="宋体" w:eastAsia="宋体" w:hAnsi="宋体" w:cs="宋体" w:hint="eastAsia"/>
+              <w:rFonts w:hint="eastAsia" w:ascii="宋体" w:hAnsi="宋体" w:eastAsia="宋体" w:cs="宋体"/>
               <w:szCs w:val="24"/>
             </w:rPr>
             <w:fldChar w:fldCharType="begin"/>
           </w:r>
           <w:r>
             <w:rPr>
-              <w:rFonts w:ascii="宋体" w:eastAsia="宋体" w:hAnsi="宋体" w:cs="宋体" w:hint="eastAsia"/>
+              <w:rFonts w:hint="eastAsia" w:ascii="宋体" w:hAnsi="宋体" w:eastAsia="宋体" w:cs="宋体"/>
               <w:szCs w:val="24"/>
             </w:rPr>
             <w:instrText xml:space="preserve"> HYPERLINK \l _Toc3355 </w:instrText>
           </w:r>
           <w:r>
             <w:rPr>
-              <w:rFonts w:ascii="宋体" w:eastAsia="宋体" w:hAnsi="宋体" w:cs="宋体" w:hint="eastAsia"/>
+              <w:rFonts w:hint="eastAsia" w:ascii="宋体" w:hAnsi="宋体" w:eastAsia="宋体" w:cs="宋体"/>
               <w:szCs w:val="24"/>
             </w:rPr>
             <w:fldChar w:fldCharType="separate"/>
@@ -1649,14 +1686,14 @@
             <w:fldChar w:fldCharType="separate"/>
           </w:r>
           <w:r>
-            <w:t>5</w:t>
+            <w:t>4</w:t>
           </w:r>
           <w:r>
             <w:fldChar w:fldCharType="end"/>
           </w:r>
           <w:r>
             <w:rPr>
-              <w:rFonts w:ascii="宋体" w:eastAsia="宋体" w:hAnsi="宋体" w:cs="宋体" w:hint="eastAsia"/>
+              <w:rFonts w:hint="eastAsia" w:ascii="宋体" w:hAnsi="宋体" w:eastAsia="宋体" w:cs="宋体"/>
               <w:szCs w:val="24"/>
             </w:rPr>
             <w:fldChar w:fldCharType="end"/>
@@ -1664,28 +1701,28 @@
         </w:p>
         <w:p>
           <w:pPr>
-            <w:pStyle w:val="TOC1"/>
+            <w:pStyle w:val="16"/>
             <w:tabs>
               <w:tab w:val="right" w:leader="dot" w:pos="8306"/>
             </w:tabs>
           </w:pPr>
           <w:r>
             <w:rPr>
-              <w:rFonts w:ascii="宋体" w:eastAsia="宋体" w:hAnsi="宋体" w:cs="宋体" w:hint="eastAsia"/>
+              <w:rFonts w:hint="eastAsia" w:ascii="宋体" w:hAnsi="宋体" w:eastAsia="宋体" w:cs="宋体"/>
               <w:szCs w:val="24"/>
             </w:rPr>
             <w:fldChar w:fldCharType="begin"/>
           </w:r>
           <w:r>
             <w:rPr>
-              <w:rFonts w:ascii="宋体" w:eastAsia="宋体" w:hAnsi="宋体" w:cs="宋体" w:hint="eastAsia"/>
+              <w:rFonts w:hint="eastAsia" w:ascii="宋体" w:hAnsi="宋体" w:eastAsia="宋体" w:cs="宋体"/>
               <w:szCs w:val="24"/>
             </w:rPr>
             <w:instrText xml:space="preserve"> HYPERLINK \l _Toc22248 </w:instrText>
           </w:r>
           <w:r>
             <w:rPr>
-              <w:rFonts w:ascii="宋体" w:eastAsia="宋体" w:hAnsi="宋体" w:cs="宋体" w:hint="eastAsia"/>
+              <w:rFonts w:hint="eastAsia" w:ascii="宋体" w:hAnsi="宋体" w:eastAsia="宋体" w:cs="宋体"/>
               <w:szCs w:val="24"/>
             </w:rPr>
             <w:fldChar w:fldCharType="separate"/>
@@ -1719,14 +1756,14 @@
             <w:fldChar w:fldCharType="separate"/>
           </w:r>
           <w:r>
-            <w:t>5</w:t>
+            <w:t>4</w:t>
           </w:r>
           <w:r>
             <w:fldChar w:fldCharType="end"/>
           </w:r>
           <w:r>
             <w:rPr>
-              <w:rFonts w:ascii="宋体" w:eastAsia="宋体" w:hAnsi="宋体" w:cs="宋体" w:hint="eastAsia"/>
+              <w:rFonts w:hint="eastAsia" w:ascii="宋体" w:hAnsi="宋体" w:eastAsia="宋体" w:cs="宋体"/>
               <w:szCs w:val="24"/>
             </w:rPr>
             <w:fldChar w:fldCharType="end"/>
@@ -1734,28 +1771,28 @@
         </w:p>
         <w:p>
           <w:pPr>
-            <w:pStyle w:val="TOC1"/>
+            <w:pStyle w:val="16"/>
             <w:tabs>
               <w:tab w:val="right" w:leader="dot" w:pos="8306"/>
             </w:tabs>
           </w:pPr>
           <w:r>
             <w:rPr>
-              <w:rFonts w:ascii="宋体" w:eastAsia="宋体" w:hAnsi="宋体" w:cs="宋体" w:hint="eastAsia"/>
+              <w:rFonts w:hint="eastAsia" w:ascii="宋体" w:hAnsi="宋体" w:eastAsia="宋体" w:cs="宋体"/>
               <w:szCs w:val="24"/>
             </w:rPr>
             <w:fldChar w:fldCharType="begin"/>
           </w:r>
           <w:r>
             <w:rPr>
-              <w:rFonts w:ascii="宋体" w:eastAsia="宋体" w:hAnsi="宋体" w:cs="宋体" w:hint="eastAsia"/>
+              <w:rFonts w:hint="eastAsia" w:ascii="宋体" w:hAnsi="宋体" w:eastAsia="宋体" w:cs="宋体"/>
               <w:szCs w:val="24"/>
             </w:rPr>
             <w:instrText xml:space="preserve"> HYPERLINK \l _Toc17865 </w:instrText>
           </w:r>
           <w:r>
             <w:rPr>
-              <w:rFonts w:ascii="宋体" w:eastAsia="宋体" w:hAnsi="宋体" w:cs="宋体" w:hint="eastAsia"/>
+              <w:rFonts w:hint="eastAsia" w:ascii="宋体" w:hAnsi="宋体" w:eastAsia="宋体" w:cs="宋体"/>
               <w:szCs w:val="24"/>
             </w:rPr>
             <w:fldChar w:fldCharType="separate"/>
@@ -1787,14 +1824,14 @@
             <w:fldChar w:fldCharType="separate"/>
           </w:r>
           <w:r>
-            <w:t>5</w:t>
+            <w:t>4</w:t>
           </w:r>
           <w:r>
             <w:fldChar w:fldCharType="end"/>
           </w:r>
           <w:r>
             <w:rPr>
-              <w:rFonts w:ascii="宋体" w:eastAsia="宋体" w:hAnsi="宋体" w:cs="宋体" w:hint="eastAsia"/>
+              <w:rFonts w:hint="eastAsia" w:ascii="宋体" w:hAnsi="宋体" w:eastAsia="宋体" w:cs="宋体"/>
               <w:szCs w:val="24"/>
             </w:rPr>
             <w:fldChar w:fldCharType="end"/>
@@ -1802,28 +1839,28 @@
         </w:p>
         <w:p>
           <w:pPr>
-            <w:pStyle w:val="TOC2"/>
+            <w:pStyle w:val="17"/>
             <w:tabs>
               <w:tab w:val="right" w:leader="dot" w:pos="8306"/>
             </w:tabs>
           </w:pPr>
           <w:r>
             <w:rPr>
-              <w:rFonts w:ascii="宋体" w:eastAsia="宋体" w:hAnsi="宋体" w:cs="宋体" w:hint="eastAsia"/>
+              <w:rFonts w:hint="eastAsia" w:ascii="宋体" w:hAnsi="宋体" w:eastAsia="宋体" w:cs="宋体"/>
               <w:szCs w:val="24"/>
             </w:rPr>
             <w:fldChar w:fldCharType="begin"/>
           </w:r>
           <w:r>
             <w:rPr>
-              <w:rFonts w:ascii="宋体" w:eastAsia="宋体" w:hAnsi="宋体" w:cs="宋体" w:hint="eastAsia"/>
+              <w:rFonts w:hint="eastAsia" w:ascii="宋体" w:hAnsi="宋体" w:eastAsia="宋体" w:cs="宋体"/>
               <w:szCs w:val="24"/>
             </w:rPr>
             <w:instrText xml:space="preserve"> HYPERLINK \l _Toc26108 </w:instrText>
           </w:r>
           <w:r>
             <w:rPr>
-              <w:rFonts w:ascii="宋体" w:eastAsia="宋体" w:hAnsi="宋体" w:cs="宋体" w:hint="eastAsia"/>
+              <w:rFonts w:hint="eastAsia" w:ascii="宋体" w:hAnsi="宋体" w:eastAsia="宋体" w:cs="宋体"/>
               <w:szCs w:val="24"/>
             </w:rPr>
             <w:fldChar w:fldCharType="separate"/>
@@ -1855,14 +1892,14 @@
             <w:fldChar w:fldCharType="separate"/>
           </w:r>
           <w:r>
-            <w:t>5</w:t>
+            <w:t>4</w:t>
           </w:r>
           <w:r>
             <w:fldChar w:fldCharType="end"/>
           </w:r>
           <w:r>
             <w:rPr>
-              <w:rFonts w:ascii="宋体" w:eastAsia="宋体" w:hAnsi="宋体" w:cs="宋体" w:hint="eastAsia"/>
+              <w:rFonts w:hint="eastAsia" w:ascii="宋体" w:hAnsi="宋体" w:eastAsia="宋体" w:cs="宋体"/>
               <w:szCs w:val="24"/>
             </w:rPr>
             <w:fldChar w:fldCharType="end"/>
@@ -1870,28 +1907,28 @@
         </w:p>
         <w:p>
           <w:pPr>
-            <w:pStyle w:val="TOC1"/>
+            <w:pStyle w:val="16"/>
             <w:tabs>
               <w:tab w:val="right" w:leader="dot" w:pos="8306"/>
             </w:tabs>
           </w:pPr>
           <w:r>
             <w:rPr>
-              <w:rFonts w:ascii="宋体" w:eastAsia="宋体" w:hAnsi="宋体" w:cs="宋体" w:hint="eastAsia"/>
+              <w:rFonts w:hint="eastAsia" w:ascii="宋体" w:hAnsi="宋体" w:eastAsia="宋体" w:cs="宋体"/>
               <w:szCs w:val="24"/>
             </w:rPr>
             <w:fldChar w:fldCharType="begin"/>
           </w:r>
           <w:r>
             <w:rPr>
-              <w:rFonts w:ascii="宋体" w:eastAsia="宋体" w:hAnsi="宋体" w:cs="宋体" w:hint="eastAsia"/>
+              <w:rFonts w:hint="eastAsia" w:ascii="宋体" w:hAnsi="宋体" w:eastAsia="宋体" w:cs="宋体"/>
               <w:szCs w:val="24"/>
             </w:rPr>
             <w:instrText xml:space="preserve"> HYPERLINK \l _Toc2512 </w:instrText>
           </w:r>
           <w:r>
             <w:rPr>
-              <w:rFonts w:ascii="宋体" w:eastAsia="宋体" w:hAnsi="宋体" w:cs="宋体" w:hint="eastAsia"/>
+              <w:rFonts w:hint="eastAsia" w:ascii="宋体" w:hAnsi="宋体" w:eastAsia="宋体" w:cs="宋体"/>
               <w:szCs w:val="24"/>
             </w:rPr>
             <w:fldChar w:fldCharType="separate"/>
@@ -1923,14 +1960,14 @@
             <w:fldChar w:fldCharType="separate"/>
           </w:r>
           <w:r>
-            <w:t>6</w:t>
+            <w:t>5</w:t>
           </w:r>
           <w:r>
             <w:fldChar w:fldCharType="end"/>
           </w:r>
           <w:r>
             <w:rPr>
-              <w:rFonts w:ascii="宋体" w:eastAsia="宋体" w:hAnsi="宋体" w:cs="宋体" w:hint="eastAsia"/>
+              <w:rFonts w:hint="eastAsia" w:ascii="宋体" w:hAnsi="宋体" w:eastAsia="宋体" w:cs="宋体"/>
               <w:szCs w:val="24"/>
             </w:rPr>
             <w:fldChar w:fldCharType="end"/>
@@ -1938,28 +1975,28 @@
         </w:p>
         <w:p>
           <w:pPr>
-            <w:pStyle w:val="TOC2"/>
+            <w:pStyle w:val="17"/>
             <w:tabs>
               <w:tab w:val="right" w:leader="dot" w:pos="8306"/>
             </w:tabs>
           </w:pPr>
           <w:r>
             <w:rPr>
-              <w:rFonts w:ascii="宋体" w:eastAsia="宋体" w:hAnsi="宋体" w:cs="宋体" w:hint="eastAsia"/>
+              <w:rFonts w:hint="eastAsia" w:ascii="宋体" w:hAnsi="宋体" w:eastAsia="宋体" w:cs="宋体"/>
               <w:szCs w:val="24"/>
             </w:rPr>
             <w:fldChar w:fldCharType="begin"/>
           </w:r>
           <w:r>
             <w:rPr>
-              <w:rFonts w:ascii="宋体" w:eastAsia="宋体" w:hAnsi="宋体" w:cs="宋体" w:hint="eastAsia"/>
+              <w:rFonts w:hint="eastAsia" w:ascii="宋体" w:hAnsi="宋体" w:eastAsia="宋体" w:cs="宋体"/>
               <w:szCs w:val="24"/>
             </w:rPr>
             <w:instrText xml:space="preserve"> HYPERLINK \l _Toc28730 </w:instrText>
           </w:r>
           <w:r>
             <w:rPr>
-              <w:rFonts w:ascii="宋体" w:eastAsia="宋体" w:hAnsi="宋体" w:cs="宋体" w:hint="eastAsia"/>
+              <w:rFonts w:hint="eastAsia" w:ascii="宋体" w:hAnsi="宋体" w:eastAsia="宋体" w:cs="宋体"/>
               <w:szCs w:val="24"/>
             </w:rPr>
             <w:fldChar w:fldCharType="separate"/>
@@ -1991,14 +2028,14 @@
             <w:fldChar w:fldCharType="separate"/>
           </w:r>
           <w:r>
-            <w:t>6</w:t>
+            <w:t>5</w:t>
           </w:r>
           <w:r>
             <w:fldChar w:fldCharType="end"/>
           </w:r>
           <w:r>
             <w:rPr>
-              <w:rFonts w:ascii="宋体" w:eastAsia="宋体" w:hAnsi="宋体" w:cs="宋体" w:hint="eastAsia"/>
+              <w:rFonts w:hint="eastAsia" w:ascii="宋体" w:hAnsi="宋体" w:eastAsia="宋体" w:cs="宋体"/>
               <w:szCs w:val="24"/>
             </w:rPr>
             <w:fldChar w:fldCharType="end"/>
@@ -2006,28 +2043,28 @@
         </w:p>
         <w:p>
           <w:pPr>
-            <w:pStyle w:val="TOC3"/>
+            <w:pStyle w:val="13"/>
             <w:tabs>
               <w:tab w:val="right" w:leader="dot" w:pos="8306"/>
             </w:tabs>
           </w:pPr>
           <w:r>
             <w:rPr>
-              <w:rFonts w:ascii="宋体" w:eastAsia="宋体" w:hAnsi="宋体" w:cs="宋体" w:hint="eastAsia"/>
+              <w:rFonts w:hint="eastAsia" w:ascii="宋体" w:hAnsi="宋体" w:eastAsia="宋体" w:cs="宋体"/>
               <w:szCs w:val="24"/>
             </w:rPr>
             <w:fldChar w:fldCharType="begin"/>
           </w:r>
           <w:r>
             <w:rPr>
-              <w:rFonts w:ascii="宋体" w:eastAsia="宋体" w:hAnsi="宋体" w:cs="宋体" w:hint="eastAsia"/>
+              <w:rFonts w:hint="eastAsia" w:ascii="宋体" w:hAnsi="宋体" w:eastAsia="宋体" w:cs="宋体"/>
               <w:szCs w:val="24"/>
             </w:rPr>
             <w:instrText xml:space="preserve"> HYPERLINK \l _Toc27068 </w:instrText>
           </w:r>
           <w:r>
             <w:rPr>
-              <w:rFonts w:ascii="宋体" w:eastAsia="宋体" w:hAnsi="宋体" w:cs="宋体" w:hint="eastAsia"/>
+              <w:rFonts w:hint="eastAsia" w:ascii="宋体" w:hAnsi="宋体" w:eastAsia="宋体" w:cs="宋体"/>
               <w:szCs w:val="24"/>
             </w:rPr>
             <w:fldChar w:fldCharType="separate"/>
@@ -2061,7 +2098,7 @@
           </w:r>
           <w:r>
             <w:rPr>
-              <w:rFonts w:ascii="宋体" w:eastAsia="宋体" w:hAnsi="宋体" w:cs="宋体" w:hint="eastAsia"/>
+              <w:rFonts w:hint="eastAsia" w:ascii="宋体" w:hAnsi="宋体" w:eastAsia="宋体" w:cs="宋体"/>
               <w:szCs w:val="24"/>
             </w:rPr>
             <w:fldChar w:fldCharType="end"/>
@@ -2069,28 +2106,28 @@
         </w:p>
         <w:p>
           <w:pPr>
-            <w:pStyle w:val="TOC3"/>
+            <w:pStyle w:val="13"/>
             <w:tabs>
               <w:tab w:val="right" w:leader="dot" w:pos="8306"/>
             </w:tabs>
           </w:pPr>
           <w:r>
             <w:rPr>
-              <w:rFonts w:ascii="宋体" w:eastAsia="宋体" w:hAnsi="宋体" w:cs="宋体" w:hint="eastAsia"/>
+              <w:rFonts w:hint="eastAsia" w:ascii="宋体" w:hAnsi="宋体" w:eastAsia="宋体" w:cs="宋体"/>
               <w:szCs w:val="24"/>
             </w:rPr>
             <w:fldChar w:fldCharType="begin"/>
           </w:r>
           <w:r>
             <w:rPr>
-              <w:rFonts w:ascii="宋体" w:eastAsia="宋体" w:hAnsi="宋体" w:cs="宋体" w:hint="eastAsia"/>
+              <w:rFonts w:hint="eastAsia" w:ascii="宋体" w:hAnsi="宋体" w:eastAsia="宋体" w:cs="宋体"/>
               <w:szCs w:val="24"/>
             </w:rPr>
             <w:instrText xml:space="preserve"> HYPERLINK \l _Toc20394 </w:instrText>
           </w:r>
           <w:r>
             <w:rPr>
-              <w:rFonts w:ascii="宋体" w:eastAsia="宋体" w:hAnsi="宋体" w:cs="宋体" w:hint="eastAsia"/>
+              <w:rFonts w:hint="eastAsia" w:ascii="宋体" w:hAnsi="宋体" w:eastAsia="宋体" w:cs="宋体"/>
               <w:szCs w:val="24"/>
             </w:rPr>
             <w:fldChar w:fldCharType="separate"/>
@@ -2117,14 +2154,14 @@
             <w:fldChar w:fldCharType="separate"/>
           </w:r>
           <w:r>
-            <w:t>7</w:t>
+            <w:t>6</w:t>
           </w:r>
           <w:r>
             <w:fldChar w:fldCharType="end"/>
           </w:r>
           <w:r>
             <w:rPr>
-              <w:rFonts w:ascii="宋体" w:eastAsia="宋体" w:hAnsi="宋体" w:cs="宋体" w:hint="eastAsia"/>
+              <w:rFonts w:hint="eastAsia" w:ascii="宋体" w:hAnsi="宋体" w:eastAsia="宋体" w:cs="宋体"/>
               <w:szCs w:val="24"/>
             </w:rPr>
             <w:fldChar w:fldCharType="end"/>
@@ -2132,28 +2169,28 @@
         </w:p>
         <w:p>
           <w:pPr>
-            <w:pStyle w:val="TOC3"/>
+            <w:pStyle w:val="13"/>
             <w:tabs>
               <w:tab w:val="right" w:leader="dot" w:pos="8306"/>
             </w:tabs>
           </w:pPr>
           <w:r>
             <w:rPr>
-              <w:rFonts w:ascii="宋体" w:eastAsia="宋体" w:hAnsi="宋体" w:cs="宋体" w:hint="eastAsia"/>
+              <w:rFonts w:hint="eastAsia" w:ascii="宋体" w:hAnsi="宋体" w:eastAsia="宋体" w:cs="宋体"/>
               <w:szCs w:val="24"/>
             </w:rPr>
             <w:fldChar w:fldCharType="begin"/>
           </w:r>
           <w:r>
             <w:rPr>
-              <w:rFonts w:ascii="宋体" w:eastAsia="宋体" w:hAnsi="宋体" w:cs="宋体" w:hint="eastAsia"/>
+              <w:rFonts w:hint="eastAsia" w:ascii="宋体" w:hAnsi="宋体" w:eastAsia="宋体" w:cs="宋体"/>
               <w:szCs w:val="24"/>
             </w:rPr>
             <w:instrText xml:space="preserve"> HYPERLINK \l _Toc23666 </w:instrText>
           </w:r>
           <w:r>
             <w:rPr>
-              <w:rFonts w:ascii="宋体" w:eastAsia="宋体" w:hAnsi="宋体" w:cs="宋体" w:hint="eastAsia"/>
+              <w:rFonts w:hint="eastAsia" w:ascii="宋体" w:hAnsi="宋体" w:eastAsia="宋体" w:cs="宋体"/>
               <w:szCs w:val="24"/>
             </w:rPr>
             <w:fldChar w:fldCharType="separate"/>
@@ -2180,14 +2217,14 @@
             <w:fldChar w:fldCharType="separate"/>
           </w:r>
           <w:r>
-            <w:t>7</w:t>
+            <w:t>6</w:t>
           </w:r>
           <w:r>
             <w:fldChar w:fldCharType="end"/>
           </w:r>
           <w:r>
             <w:rPr>
-              <w:rFonts w:ascii="宋体" w:eastAsia="宋体" w:hAnsi="宋体" w:cs="宋体" w:hint="eastAsia"/>
+              <w:rFonts w:hint="eastAsia" w:ascii="宋体" w:hAnsi="宋体" w:eastAsia="宋体" w:cs="宋体"/>
               <w:szCs w:val="24"/>
             </w:rPr>
             <w:fldChar w:fldCharType="end"/>
@@ -2195,28 +2232,28 @@
         </w:p>
         <w:p>
           <w:pPr>
-            <w:pStyle w:val="TOC3"/>
+            <w:pStyle w:val="13"/>
             <w:tabs>
               <w:tab w:val="right" w:leader="dot" w:pos="8306"/>
             </w:tabs>
           </w:pPr>
           <w:r>
             <w:rPr>
-              <w:rFonts w:ascii="宋体" w:eastAsia="宋体" w:hAnsi="宋体" w:cs="宋体" w:hint="eastAsia"/>
+              <w:rFonts w:hint="eastAsia" w:ascii="宋体" w:hAnsi="宋体" w:eastAsia="宋体" w:cs="宋体"/>
               <w:szCs w:val="24"/>
             </w:rPr>
             <w:fldChar w:fldCharType="begin"/>
           </w:r>
           <w:r>
             <w:rPr>
-              <w:rFonts w:ascii="宋体" w:eastAsia="宋体" w:hAnsi="宋体" w:cs="宋体" w:hint="eastAsia"/>
+              <w:rFonts w:hint="eastAsia" w:ascii="宋体" w:hAnsi="宋体" w:eastAsia="宋体" w:cs="宋体"/>
               <w:szCs w:val="24"/>
             </w:rPr>
             <w:instrText xml:space="preserve"> HYPERLINK \l _Toc6293 </w:instrText>
           </w:r>
           <w:r>
             <w:rPr>
-              <w:rFonts w:ascii="宋体" w:eastAsia="宋体" w:hAnsi="宋体" w:cs="宋体" w:hint="eastAsia"/>
+              <w:rFonts w:hint="eastAsia" w:ascii="宋体" w:hAnsi="宋体" w:eastAsia="宋体" w:cs="宋体"/>
               <w:szCs w:val="24"/>
             </w:rPr>
             <w:fldChar w:fldCharType="separate"/>
@@ -2243,14 +2280,14 @@
             <w:fldChar w:fldCharType="separate"/>
           </w:r>
           <w:r>
-            <w:t>7</w:t>
+            <w:t>6</w:t>
           </w:r>
           <w:r>
             <w:fldChar w:fldCharType="end"/>
           </w:r>
           <w:r>
             <w:rPr>
-              <w:rFonts w:ascii="宋体" w:eastAsia="宋体" w:hAnsi="宋体" w:cs="宋体" w:hint="eastAsia"/>
+              <w:rFonts w:hint="eastAsia" w:ascii="宋体" w:hAnsi="宋体" w:eastAsia="宋体" w:cs="宋体"/>
               <w:szCs w:val="24"/>
             </w:rPr>
             <w:fldChar w:fldCharType="end"/>
@@ -2258,28 +2295,28 @@
         </w:p>
         <w:p>
           <w:pPr>
-            <w:pStyle w:val="TOC3"/>
+            <w:pStyle w:val="13"/>
             <w:tabs>
               <w:tab w:val="right" w:leader="dot" w:pos="8306"/>
             </w:tabs>
           </w:pPr>
           <w:r>
             <w:rPr>
-              <w:rFonts w:ascii="宋体" w:eastAsia="宋体" w:hAnsi="宋体" w:cs="宋体" w:hint="eastAsia"/>
+              <w:rFonts w:hint="eastAsia" w:ascii="宋体" w:hAnsi="宋体" w:eastAsia="宋体" w:cs="宋体"/>
               <w:szCs w:val="24"/>
             </w:rPr>
             <w:fldChar w:fldCharType="begin"/>
           </w:r>
           <w:r>
             <w:rPr>
-              <w:rFonts w:ascii="宋体" w:eastAsia="宋体" w:hAnsi="宋体" w:cs="宋体" w:hint="eastAsia"/>
+              <w:rFonts w:hint="eastAsia" w:ascii="宋体" w:hAnsi="宋体" w:eastAsia="宋体" w:cs="宋体"/>
               <w:szCs w:val="24"/>
             </w:rPr>
             <w:instrText xml:space="preserve"> HYPERLINK \l _Toc8747 </w:instrText>
           </w:r>
           <w:r>
             <w:rPr>
-              <w:rFonts w:ascii="宋体" w:eastAsia="宋体" w:hAnsi="宋体" w:cs="宋体" w:hint="eastAsia"/>
+              <w:rFonts w:hint="eastAsia" w:ascii="宋体" w:hAnsi="宋体" w:eastAsia="宋体" w:cs="宋体"/>
               <w:szCs w:val="24"/>
             </w:rPr>
             <w:fldChar w:fldCharType="separate"/>
@@ -2306,14 +2343,14 @@
             <w:fldChar w:fldCharType="separate"/>
           </w:r>
           <w:r>
-            <w:t>7</w:t>
+            <w:t>6</w:t>
           </w:r>
           <w:r>
             <w:fldChar w:fldCharType="end"/>
           </w:r>
           <w:r>
             <w:rPr>
-              <w:rFonts w:ascii="宋体" w:eastAsia="宋体" w:hAnsi="宋体" w:cs="宋体" w:hint="eastAsia"/>
+              <w:rFonts w:hint="eastAsia" w:ascii="宋体" w:hAnsi="宋体" w:eastAsia="宋体" w:cs="宋体"/>
               <w:szCs w:val="24"/>
             </w:rPr>
             <w:fldChar w:fldCharType="end"/>
@@ -2321,28 +2358,28 @@
         </w:p>
         <w:p>
           <w:pPr>
-            <w:pStyle w:val="TOC3"/>
+            <w:pStyle w:val="13"/>
             <w:tabs>
               <w:tab w:val="right" w:leader="dot" w:pos="8306"/>
             </w:tabs>
           </w:pPr>
           <w:r>
             <w:rPr>
-              <w:rFonts w:ascii="宋体" w:eastAsia="宋体" w:hAnsi="宋体" w:cs="宋体" w:hint="eastAsia"/>
+              <w:rFonts w:hint="eastAsia" w:ascii="宋体" w:hAnsi="宋体" w:eastAsia="宋体" w:cs="宋体"/>
               <w:szCs w:val="24"/>
             </w:rPr>
             <w:fldChar w:fldCharType="begin"/>
           </w:r>
           <w:r>
             <w:rPr>
-              <w:rFonts w:ascii="宋体" w:eastAsia="宋体" w:hAnsi="宋体" w:cs="宋体" w:hint="eastAsia"/>
+              <w:rFonts w:hint="eastAsia" w:ascii="宋体" w:hAnsi="宋体" w:eastAsia="宋体" w:cs="宋体"/>
               <w:szCs w:val="24"/>
             </w:rPr>
             <w:instrText xml:space="preserve"> HYPERLINK \l _Toc23320 </w:instrText>
           </w:r>
           <w:r>
             <w:rPr>
-              <w:rFonts w:ascii="宋体" w:eastAsia="宋体" w:hAnsi="宋体" w:cs="宋体" w:hint="eastAsia"/>
+              <w:rFonts w:hint="eastAsia" w:ascii="宋体" w:hAnsi="宋体" w:eastAsia="宋体" w:cs="宋体"/>
               <w:szCs w:val="24"/>
             </w:rPr>
             <w:fldChar w:fldCharType="separate"/>
@@ -2369,14 +2406,14 @@
             <w:fldChar w:fldCharType="separate"/>
           </w:r>
           <w:r>
-            <w:t>8</w:t>
+            <w:t>7</w:t>
           </w:r>
           <w:r>
             <w:fldChar w:fldCharType="end"/>
           </w:r>
           <w:r>
             <w:rPr>
-              <w:rFonts w:ascii="宋体" w:eastAsia="宋体" w:hAnsi="宋体" w:cs="宋体" w:hint="eastAsia"/>
+              <w:rFonts w:hint="eastAsia" w:ascii="宋体" w:hAnsi="宋体" w:eastAsia="宋体" w:cs="宋体"/>
               <w:szCs w:val="24"/>
             </w:rPr>
             <w:fldChar w:fldCharType="end"/>
@@ -2384,28 +2421,28 @@
         </w:p>
         <w:p>
           <w:pPr>
-            <w:pStyle w:val="TOC3"/>
+            <w:pStyle w:val="13"/>
             <w:tabs>
               <w:tab w:val="right" w:leader="dot" w:pos="8306"/>
             </w:tabs>
           </w:pPr>
           <w:r>
             <w:rPr>
-              <w:rFonts w:ascii="宋体" w:eastAsia="宋体" w:hAnsi="宋体" w:cs="宋体" w:hint="eastAsia"/>
+              <w:rFonts w:hint="eastAsia" w:ascii="宋体" w:hAnsi="宋体" w:eastAsia="宋体" w:cs="宋体"/>
               <w:szCs w:val="24"/>
             </w:rPr>
             <w:fldChar w:fldCharType="begin"/>
           </w:r>
           <w:r>
             <w:rPr>
-              <w:rFonts w:ascii="宋体" w:eastAsia="宋体" w:hAnsi="宋体" w:cs="宋体" w:hint="eastAsia"/>
+              <w:rFonts w:hint="eastAsia" w:ascii="宋体" w:hAnsi="宋体" w:eastAsia="宋体" w:cs="宋体"/>
               <w:szCs w:val="24"/>
             </w:rPr>
             <w:instrText xml:space="preserve"> HYPERLINK \l _Toc16436 </w:instrText>
           </w:r>
           <w:r>
             <w:rPr>
-              <w:rFonts w:ascii="宋体" w:eastAsia="宋体" w:hAnsi="宋体" w:cs="宋体" w:hint="eastAsia"/>
+              <w:rFonts w:hint="eastAsia" w:ascii="宋体" w:hAnsi="宋体" w:eastAsia="宋体" w:cs="宋体"/>
               <w:szCs w:val="24"/>
             </w:rPr>
             <w:fldChar w:fldCharType="separate"/>
@@ -2432,14 +2469,14 @@
             <w:fldChar w:fldCharType="separate"/>
           </w:r>
           <w:r>
-            <w:t>8</w:t>
+            <w:t>7</w:t>
           </w:r>
           <w:r>
             <w:fldChar w:fldCharType="end"/>
           </w:r>
           <w:r>
             <w:rPr>
-              <w:rFonts w:ascii="宋体" w:eastAsia="宋体" w:hAnsi="宋体" w:cs="宋体" w:hint="eastAsia"/>
+              <w:rFonts w:hint="eastAsia" w:ascii="宋体" w:hAnsi="宋体" w:eastAsia="宋体" w:cs="宋体"/>
               <w:szCs w:val="24"/>
             </w:rPr>
             <w:fldChar w:fldCharType="end"/>
@@ -2447,28 +2484,28 @@
         </w:p>
         <w:p>
           <w:pPr>
-            <w:pStyle w:val="TOC3"/>
+            <w:pStyle w:val="13"/>
             <w:tabs>
               <w:tab w:val="right" w:leader="dot" w:pos="8306"/>
             </w:tabs>
           </w:pPr>
           <w:r>
             <w:rPr>
-              <w:rFonts w:ascii="宋体" w:eastAsia="宋体" w:hAnsi="宋体" w:cs="宋体" w:hint="eastAsia"/>
+              <w:rFonts w:hint="eastAsia" w:ascii="宋体" w:hAnsi="宋体" w:eastAsia="宋体" w:cs="宋体"/>
               <w:szCs w:val="24"/>
             </w:rPr>
             <w:fldChar w:fldCharType="begin"/>
           </w:r>
           <w:r>
             <w:rPr>
-              <w:rFonts w:ascii="宋体" w:eastAsia="宋体" w:hAnsi="宋体" w:cs="宋体" w:hint="eastAsia"/>
+              <w:rFonts w:hint="eastAsia" w:ascii="宋体" w:hAnsi="宋体" w:eastAsia="宋体" w:cs="宋体"/>
               <w:szCs w:val="24"/>
             </w:rPr>
             <w:instrText xml:space="preserve"> HYPERLINK \l _Toc28267 </w:instrText>
           </w:r>
           <w:r>
             <w:rPr>
-              <w:rFonts w:ascii="宋体" w:eastAsia="宋体" w:hAnsi="宋体" w:cs="宋体" w:hint="eastAsia"/>
+              <w:rFonts w:hint="eastAsia" w:ascii="宋体" w:hAnsi="宋体" w:eastAsia="宋体" w:cs="宋体"/>
               <w:szCs w:val="24"/>
             </w:rPr>
             <w:fldChar w:fldCharType="separate"/>
@@ -2495,14 +2532,14 @@
             <w:fldChar w:fldCharType="separate"/>
           </w:r>
           <w:r>
-            <w:t>8</w:t>
+            <w:t>7</w:t>
           </w:r>
           <w:r>
             <w:fldChar w:fldCharType="end"/>
           </w:r>
           <w:r>
             <w:rPr>
-              <w:rFonts w:ascii="宋体" w:eastAsia="宋体" w:hAnsi="宋体" w:cs="宋体" w:hint="eastAsia"/>
+              <w:rFonts w:hint="eastAsia" w:ascii="宋体" w:hAnsi="宋体" w:eastAsia="宋体" w:cs="宋体"/>
               <w:szCs w:val="24"/>
             </w:rPr>
             <w:fldChar w:fldCharType="end"/>
@@ -2510,28 +2547,28 @@
         </w:p>
         <w:p>
           <w:pPr>
-            <w:pStyle w:val="TOC2"/>
+            <w:pStyle w:val="17"/>
             <w:tabs>
               <w:tab w:val="right" w:leader="dot" w:pos="8306"/>
             </w:tabs>
           </w:pPr>
           <w:r>
             <w:rPr>
-              <w:rFonts w:ascii="宋体" w:eastAsia="宋体" w:hAnsi="宋体" w:cs="宋体" w:hint="eastAsia"/>
+              <w:rFonts w:hint="eastAsia" w:ascii="宋体" w:hAnsi="宋体" w:eastAsia="宋体" w:cs="宋体"/>
               <w:szCs w:val="24"/>
             </w:rPr>
             <w:fldChar w:fldCharType="begin"/>
           </w:r>
           <w:r>
             <w:rPr>
-              <w:rFonts w:ascii="宋体" w:eastAsia="宋体" w:hAnsi="宋体" w:cs="宋体" w:hint="eastAsia"/>
+              <w:rFonts w:hint="eastAsia" w:ascii="宋体" w:hAnsi="宋体" w:eastAsia="宋体" w:cs="宋体"/>
               <w:szCs w:val="24"/>
             </w:rPr>
             <w:instrText xml:space="preserve"> HYPERLINK \l _Toc25490 </w:instrText>
           </w:r>
           <w:r>
             <w:rPr>
-              <w:rFonts w:ascii="宋体" w:eastAsia="宋体" w:hAnsi="宋体" w:cs="宋体" w:hint="eastAsia"/>
+              <w:rFonts w:hint="eastAsia" w:ascii="宋体" w:hAnsi="宋体" w:eastAsia="宋体" w:cs="宋体"/>
               <w:szCs w:val="24"/>
             </w:rPr>
             <w:fldChar w:fldCharType="separate"/>
@@ -2562,14 +2599,14 @@
             <w:fldChar w:fldCharType="separate"/>
           </w:r>
           <w:r>
-            <w:t>9</w:t>
+            <w:t>8</w:t>
           </w:r>
           <w:r>
             <w:fldChar w:fldCharType="end"/>
           </w:r>
           <w:r>
             <w:rPr>
-              <w:rFonts w:ascii="宋体" w:eastAsia="宋体" w:hAnsi="宋体" w:cs="宋体" w:hint="eastAsia"/>
+              <w:rFonts w:hint="eastAsia" w:ascii="宋体" w:hAnsi="宋体" w:eastAsia="宋体" w:cs="宋体"/>
               <w:szCs w:val="24"/>
             </w:rPr>
             <w:fldChar w:fldCharType="end"/>
@@ -2577,28 +2614,28 @@
         </w:p>
         <w:p>
           <w:pPr>
-            <w:pStyle w:val="TOC3"/>
+            <w:pStyle w:val="13"/>
             <w:tabs>
               <w:tab w:val="right" w:leader="dot" w:pos="8306"/>
             </w:tabs>
           </w:pPr>
           <w:r>
             <w:rPr>
-              <w:rFonts w:ascii="宋体" w:eastAsia="宋体" w:hAnsi="宋体" w:cs="宋体" w:hint="eastAsia"/>
+              <w:rFonts w:hint="eastAsia" w:ascii="宋体" w:hAnsi="宋体" w:eastAsia="宋体" w:cs="宋体"/>
               <w:szCs w:val="24"/>
             </w:rPr>
             <w:fldChar w:fldCharType="begin"/>
           </w:r>
           <w:r>
             <w:rPr>
-              <w:rFonts w:ascii="宋体" w:eastAsia="宋体" w:hAnsi="宋体" w:cs="宋体" w:hint="eastAsia"/>
+              <w:rFonts w:hint="eastAsia" w:ascii="宋体" w:hAnsi="宋体" w:eastAsia="宋体" w:cs="宋体"/>
               <w:szCs w:val="24"/>
             </w:rPr>
             <w:instrText xml:space="preserve"> HYPERLINK \l _Toc31589 </w:instrText>
           </w:r>
           <w:r>
             <w:rPr>
-              <w:rFonts w:ascii="宋体" w:eastAsia="宋体" w:hAnsi="宋体" w:cs="宋体" w:hint="eastAsia"/>
+              <w:rFonts w:hint="eastAsia" w:ascii="宋体" w:hAnsi="宋体" w:eastAsia="宋体" w:cs="宋体"/>
               <w:szCs w:val="24"/>
             </w:rPr>
             <w:fldChar w:fldCharType="separate"/>
@@ -2628,14 +2665,14 @@
             <w:fldChar w:fldCharType="separate"/>
           </w:r>
           <w:r>
-            <w:t>9</w:t>
+            <w:t>8</w:t>
           </w:r>
           <w:r>
             <w:fldChar w:fldCharType="end"/>
           </w:r>
           <w:r>
             <w:rPr>
-              <w:rFonts w:ascii="宋体" w:eastAsia="宋体" w:hAnsi="宋体" w:cs="宋体" w:hint="eastAsia"/>
+              <w:rFonts w:hint="eastAsia" w:ascii="宋体" w:hAnsi="宋体" w:eastAsia="宋体" w:cs="宋体"/>
               <w:szCs w:val="24"/>
             </w:rPr>
             <w:fldChar w:fldCharType="end"/>
@@ -2643,28 +2680,28 @@
         </w:p>
         <w:p>
           <w:pPr>
-            <w:pStyle w:val="TOC3"/>
+            <w:pStyle w:val="13"/>
             <w:tabs>
               <w:tab w:val="right" w:leader="dot" w:pos="8306"/>
             </w:tabs>
           </w:pPr>
           <w:r>
             <w:rPr>
-              <w:rFonts w:ascii="宋体" w:eastAsia="宋体" w:hAnsi="宋体" w:cs="宋体" w:hint="eastAsia"/>
+              <w:rFonts w:hint="eastAsia" w:ascii="宋体" w:hAnsi="宋体" w:eastAsia="宋体" w:cs="宋体"/>
               <w:szCs w:val="24"/>
             </w:rPr>
             <w:fldChar w:fldCharType="begin"/>
           </w:r>
           <w:r>
             <w:rPr>
-              <w:rFonts w:ascii="宋体" w:eastAsia="宋体" w:hAnsi="宋体" w:cs="宋体" w:hint="eastAsia"/>
+              <w:rFonts w:hint="eastAsia" w:ascii="宋体" w:hAnsi="宋体" w:eastAsia="宋体" w:cs="宋体"/>
               <w:szCs w:val="24"/>
             </w:rPr>
             <w:instrText xml:space="preserve"> HYPERLINK \l _Toc10760 </w:instrText>
           </w:r>
           <w:r>
             <w:rPr>
-              <w:rFonts w:ascii="宋体" w:eastAsia="宋体" w:hAnsi="宋体" w:cs="宋体" w:hint="eastAsia"/>
+              <w:rFonts w:hint="eastAsia" w:ascii="宋体" w:hAnsi="宋体" w:eastAsia="宋体" w:cs="宋体"/>
               <w:szCs w:val="24"/>
             </w:rPr>
             <w:fldChar w:fldCharType="separate"/>
@@ -2694,14 +2731,14 @@
             <w:fldChar w:fldCharType="separate"/>
           </w:r>
           <w:r>
-            <w:t>9</w:t>
+            <w:t>8</w:t>
           </w:r>
           <w:r>
             <w:fldChar w:fldCharType="end"/>
           </w:r>
           <w:r>
             <w:rPr>
-              <w:rFonts w:ascii="宋体" w:eastAsia="宋体" w:hAnsi="宋体" w:cs="宋体" w:hint="eastAsia"/>
+              <w:rFonts w:hint="eastAsia" w:ascii="宋体" w:hAnsi="宋体" w:eastAsia="宋体" w:cs="宋体"/>
               <w:szCs w:val="24"/>
             </w:rPr>
             <w:fldChar w:fldCharType="end"/>
@@ -2709,28 +2746,28 @@
         </w:p>
         <w:p>
           <w:pPr>
-            <w:pStyle w:val="TOC3"/>
+            <w:pStyle w:val="13"/>
             <w:tabs>
               <w:tab w:val="right" w:leader="dot" w:pos="8306"/>
             </w:tabs>
           </w:pPr>
           <w:r>
             <w:rPr>
-              <w:rFonts w:ascii="宋体" w:eastAsia="宋体" w:hAnsi="宋体" w:cs="宋体" w:hint="eastAsia"/>
+              <w:rFonts w:hint="eastAsia" w:ascii="宋体" w:hAnsi="宋体" w:eastAsia="宋体" w:cs="宋体"/>
               <w:szCs w:val="24"/>
             </w:rPr>
             <w:fldChar w:fldCharType="begin"/>
           </w:r>
           <w:r>
             <w:rPr>
-              <w:rFonts w:ascii="宋体" w:eastAsia="宋体" w:hAnsi="宋体" w:cs="宋体" w:hint="eastAsia"/>
+              <w:rFonts w:hint="eastAsia" w:ascii="宋体" w:hAnsi="宋体" w:eastAsia="宋体" w:cs="宋体"/>
               <w:szCs w:val="24"/>
             </w:rPr>
             <w:instrText xml:space="preserve"> HYPERLINK \l _Toc26615 </w:instrText>
           </w:r>
           <w:r>
             <w:rPr>
-              <w:rFonts w:ascii="宋体" w:eastAsia="宋体" w:hAnsi="宋体" w:cs="宋体" w:hint="eastAsia"/>
+              <w:rFonts w:hint="eastAsia" w:ascii="宋体" w:hAnsi="宋体" w:eastAsia="宋体" w:cs="宋体"/>
               <w:szCs w:val="24"/>
             </w:rPr>
             <w:fldChar w:fldCharType="separate"/>
@@ -2757,14 +2794,14 @@
             <w:fldChar w:fldCharType="separate"/>
           </w:r>
           <w:r>
-            <w:t>10</w:t>
+            <w:t>9</w:t>
           </w:r>
           <w:r>
             <w:fldChar w:fldCharType="end"/>
           </w:r>
           <w:r>
             <w:rPr>
-              <w:rFonts w:ascii="宋体" w:eastAsia="宋体" w:hAnsi="宋体" w:cs="宋体" w:hint="eastAsia"/>
+              <w:rFonts w:hint="eastAsia" w:ascii="宋体" w:hAnsi="宋体" w:eastAsia="宋体" w:cs="宋体"/>
               <w:szCs w:val="24"/>
             </w:rPr>
             <w:fldChar w:fldCharType="end"/>
@@ -2772,28 +2809,28 @@
         </w:p>
         <w:p>
           <w:pPr>
-            <w:pStyle w:val="TOC3"/>
+            <w:pStyle w:val="13"/>
             <w:tabs>
               <w:tab w:val="right" w:leader="dot" w:pos="8306"/>
             </w:tabs>
           </w:pPr>
           <w:r>
             <w:rPr>
-              <w:rFonts w:ascii="宋体" w:eastAsia="宋体" w:hAnsi="宋体" w:cs="宋体" w:hint="eastAsia"/>
+              <w:rFonts w:hint="eastAsia" w:ascii="宋体" w:hAnsi="宋体" w:eastAsia="宋体" w:cs="宋体"/>
               <w:szCs w:val="24"/>
             </w:rPr>
             <w:fldChar w:fldCharType="begin"/>
           </w:r>
           <w:r>
             <w:rPr>
-              <w:rFonts w:ascii="宋体" w:eastAsia="宋体" w:hAnsi="宋体" w:cs="宋体" w:hint="eastAsia"/>
+              <w:rFonts w:hint="eastAsia" w:ascii="宋体" w:hAnsi="宋体" w:eastAsia="宋体" w:cs="宋体"/>
               <w:szCs w:val="24"/>
             </w:rPr>
             <w:instrText xml:space="preserve"> HYPERLINK \l _Toc3090 </w:instrText>
           </w:r>
           <w:r>
             <w:rPr>
-              <w:rFonts w:ascii="宋体" w:eastAsia="宋体" w:hAnsi="宋体" w:cs="宋体" w:hint="eastAsia"/>
+              <w:rFonts w:hint="eastAsia" w:ascii="宋体" w:hAnsi="宋体" w:eastAsia="宋体" w:cs="宋体"/>
               <w:szCs w:val="24"/>
             </w:rPr>
             <w:fldChar w:fldCharType="separate"/>
@@ -2823,14 +2860,14 @@
             <w:fldChar w:fldCharType="separate"/>
           </w:r>
           <w:r>
-            <w:t>11</w:t>
+            <w:t>10</w:t>
           </w:r>
           <w:r>
             <w:fldChar w:fldCharType="end"/>
           </w:r>
           <w:r>
             <w:rPr>
-              <w:rFonts w:ascii="宋体" w:eastAsia="宋体" w:hAnsi="宋体" w:cs="宋体" w:hint="eastAsia"/>
+              <w:rFonts w:hint="eastAsia" w:ascii="宋体" w:hAnsi="宋体" w:eastAsia="宋体" w:cs="宋体"/>
               <w:szCs w:val="24"/>
             </w:rPr>
             <w:fldChar w:fldCharType="end"/>
@@ -2838,28 +2875,28 @@
         </w:p>
         <w:p>
           <w:pPr>
-            <w:pStyle w:val="TOC3"/>
+            <w:pStyle w:val="13"/>
             <w:tabs>
               <w:tab w:val="right" w:leader="dot" w:pos="8306"/>
             </w:tabs>
           </w:pPr>
           <w:r>
             <w:rPr>
-              <w:rFonts w:ascii="宋体" w:eastAsia="宋体" w:hAnsi="宋体" w:cs="宋体" w:hint="eastAsia"/>
+              <w:rFonts w:hint="eastAsia" w:ascii="宋体" w:hAnsi="宋体" w:eastAsia="宋体" w:cs="宋体"/>
               <w:szCs w:val="24"/>
             </w:rPr>
             <w:fldChar w:fldCharType="begin"/>
           </w:r>
           <w:r>
             <w:rPr>
-              <w:rFonts w:ascii="宋体" w:eastAsia="宋体" w:hAnsi="宋体" w:cs="宋体" w:hint="eastAsia"/>
+              <w:rFonts w:hint="eastAsia" w:ascii="宋体" w:hAnsi="宋体" w:eastAsia="宋体" w:cs="宋体"/>
               <w:szCs w:val="24"/>
             </w:rPr>
             <w:instrText xml:space="preserve"> HYPERLINK \l _Toc5052 </w:instrText>
           </w:r>
           <w:r>
             <w:rPr>
-              <w:rFonts w:ascii="宋体" w:eastAsia="宋体" w:hAnsi="宋体" w:cs="宋体" w:hint="eastAsia"/>
+              <w:rFonts w:hint="eastAsia" w:ascii="宋体" w:hAnsi="宋体" w:eastAsia="宋体" w:cs="宋体"/>
               <w:szCs w:val="24"/>
             </w:rPr>
             <w:fldChar w:fldCharType="separate"/>
@@ -2889,14 +2926,14 @@
             <w:fldChar w:fldCharType="separate"/>
           </w:r>
           <w:r>
-            <w:t>11</w:t>
+            <w:t>10</w:t>
           </w:r>
           <w:r>
             <w:fldChar w:fldCharType="end"/>
           </w:r>
           <w:r>
             <w:rPr>
-              <w:rFonts w:ascii="宋体" w:eastAsia="宋体" w:hAnsi="宋体" w:cs="宋体" w:hint="eastAsia"/>
+              <w:rFonts w:hint="eastAsia" w:ascii="宋体" w:hAnsi="宋体" w:eastAsia="宋体" w:cs="宋体"/>
               <w:szCs w:val="24"/>
             </w:rPr>
             <w:fldChar w:fldCharType="end"/>
@@ -2904,28 +2941,28 @@
         </w:p>
         <w:p>
           <w:pPr>
-            <w:pStyle w:val="TOC3"/>
+            <w:pStyle w:val="13"/>
             <w:tabs>
               <w:tab w:val="right" w:leader="dot" w:pos="8306"/>
             </w:tabs>
           </w:pPr>
           <w:r>
             <w:rPr>
-              <w:rFonts w:ascii="宋体" w:eastAsia="宋体" w:hAnsi="宋体" w:cs="宋体" w:hint="eastAsia"/>
+              <w:rFonts w:hint="eastAsia" w:ascii="宋体" w:hAnsi="宋体" w:eastAsia="宋体" w:cs="宋体"/>
               <w:szCs w:val="24"/>
             </w:rPr>
             <w:fldChar w:fldCharType="begin"/>
           </w:r>
           <w:r>
             <w:rPr>
-              <w:rFonts w:ascii="宋体" w:eastAsia="宋体" w:hAnsi="宋体" w:cs="宋体" w:hint="eastAsia"/>
+              <w:rFonts w:hint="eastAsia" w:ascii="宋体" w:hAnsi="宋体" w:eastAsia="宋体" w:cs="宋体"/>
               <w:szCs w:val="24"/>
             </w:rPr>
             <w:instrText xml:space="preserve"> HYPERLINK \l _Toc14275 </w:instrText>
           </w:r>
           <w:r>
             <w:rPr>
-              <w:rFonts w:ascii="宋体" w:eastAsia="宋体" w:hAnsi="宋体" w:cs="宋体" w:hint="eastAsia"/>
+              <w:rFonts w:hint="eastAsia" w:ascii="宋体" w:hAnsi="宋体" w:eastAsia="宋体" w:cs="宋体"/>
               <w:szCs w:val="24"/>
             </w:rPr>
             <w:fldChar w:fldCharType="separate"/>
@@ -2957,14 +2994,14 @@
             <w:fldChar w:fldCharType="separate"/>
           </w:r>
           <w:r>
-            <w:t>11</w:t>
+            <w:t>10</w:t>
           </w:r>
           <w:r>
             <w:fldChar w:fldCharType="end"/>
           </w:r>
           <w:r>
             <w:rPr>
-              <w:rFonts w:ascii="宋体" w:eastAsia="宋体" w:hAnsi="宋体" w:cs="宋体" w:hint="eastAsia"/>
+              <w:rFonts w:hint="eastAsia" w:ascii="宋体" w:hAnsi="宋体" w:eastAsia="宋体" w:cs="宋体"/>
               <w:szCs w:val="24"/>
             </w:rPr>
             <w:fldChar w:fldCharType="end"/>
@@ -2972,28 +3009,28 @@
         </w:p>
         <w:p>
           <w:pPr>
-            <w:pStyle w:val="TOC2"/>
+            <w:pStyle w:val="17"/>
             <w:tabs>
               <w:tab w:val="right" w:leader="dot" w:pos="8306"/>
             </w:tabs>
           </w:pPr>
           <w:r>
             <w:rPr>
-              <w:rFonts w:ascii="宋体" w:eastAsia="宋体" w:hAnsi="宋体" w:cs="宋体" w:hint="eastAsia"/>
+              <w:rFonts w:hint="eastAsia" w:ascii="宋体" w:hAnsi="宋体" w:eastAsia="宋体" w:cs="宋体"/>
               <w:szCs w:val="24"/>
             </w:rPr>
             <w:fldChar w:fldCharType="begin"/>
           </w:r>
           <w:r>
             <w:rPr>
-              <w:rFonts w:ascii="宋体" w:eastAsia="宋体" w:hAnsi="宋体" w:cs="宋体" w:hint="eastAsia"/>
+              <w:rFonts w:hint="eastAsia" w:ascii="宋体" w:hAnsi="宋体" w:eastAsia="宋体" w:cs="宋体"/>
               <w:szCs w:val="24"/>
             </w:rPr>
             <w:instrText xml:space="preserve"> HYPERLINK \l _Toc5583 </w:instrText>
           </w:r>
           <w:r>
             <w:rPr>
-              <w:rFonts w:ascii="宋体" w:eastAsia="宋体" w:hAnsi="宋体" w:cs="宋体" w:hint="eastAsia"/>
+              <w:rFonts w:hint="eastAsia" w:ascii="宋体" w:hAnsi="宋体" w:eastAsia="宋体" w:cs="宋体"/>
               <w:szCs w:val="24"/>
             </w:rPr>
             <w:fldChar w:fldCharType="separate"/>
@@ -3020,14 +3057,14 @@
             <w:fldChar w:fldCharType="separate"/>
           </w:r>
           <w:r>
-            <w:t>12</w:t>
+            <w:t>11</w:t>
           </w:r>
           <w:r>
             <w:fldChar w:fldCharType="end"/>
           </w:r>
           <w:r>
             <w:rPr>
-              <w:rFonts w:ascii="宋体" w:eastAsia="宋体" w:hAnsi="宋体" w:cs="宋体" w:hint="eastAsia"/>
+              <w:rFonts w:hint="eastAsia" w:ascii="宋体" w:hAnsi="宋体" w:eastAsia="宋体" w:cs="宋体"/>
               <w:szCs w:val="24"/>
             </w:rPr>
             <w:fldChar w:fldCharType="end"/>
@@ -3035,42 +3072,42 @@
         </w:p>
         <w:p>
           <w:pPr>
-            <w:pStyle w:val="TOC1"/>
+            <w:pStyle w:val="16"/>
             <w:tabs>
               <w:tab w:val="right" w:leader="dot" w:pos="8306"/>
             </w:tabs>
           </w:pPr>
           <w:r>
             <w:rPr>
-              <w:rFonts w:ascii="宋体" w:eastAsia="宋体" w:hAnsi="宋体" w:cs="宋体" w:hint="eastAsia"/>
+              <w:rFonts w:hint="eastAsia" w:ascii="宋体" w:hAnsi="宋体" w:eastAsia="宋体" w:cs="宋体"/>
               <w:szCs w:val="24"/>
             </w:rPr>
             <w:fldChar w:fldCharType="begin"/>
           </w:r>
           <w:r>
             <w:rPr>
-              <w:rFonts w:ascii="宋体" w:eastAsia="宋体" w:hAnsi="宋体" w:cs="宋体" w:hint="eastAsia"/>
+              <w:rFonts w:hint="eastAsia" w:ascii="宋体" w:hAnsi="宋体" w:eastAsia="宋体" w:cs="宋体"/>
               <w:szCs w:val="24"/>
             </w:rPr>
             <w:instrText xml:space="preserve"> HYPERLINK \l _Toc27576 </w:instrText>
           </w:r>
           <w:r>
             <w:rPr>
-              <w:rFonts w:ascii="宋体" w:eastAsia="宋体" w:hAnsi="宋体" w:cs="宋体" w:hint="eastAsia"/>
+              <w:rFonts w:hint="eastAsia" w:ascii="宋体" w:hAnsi="宋体" w:eastAsia="宋体" w:cs="宋体"/>
               <w:szCs w:val="24"/>
             </w:rPr>
             <w:fldChar w:fldCharType="separate"/>
           </w:r>
           <w:r>
             <w:rPr>
-              <w:rFonts w:eastAsia="宋体" w:hint="default"/>
+              <w:rFonts w:hint="default" w:eastAsia="宋体"/>
               <w:lang w:val="en-US" w:eastAsia="zh-CN"/>
             </w:rPr>
             <w:t xml:space="preserve">6. </w:t>
           </w:r>
           <w:r>
             <w:rPr>
-              <w:rFonts w:eastAsia="宋体" w:hint="eastAsia"/>
+              <w:rFonts w:hint="eastAsia" w:eastAsia="宋体"/>
               <w:lang w:val="en-US" w:eastAsia="zh-CN"/>
             </w:rPr>
             <w:t>附则</w:t>
@@ -3088,14 +3125,14 @@
             <w:fldChar w:fldCharType="separate"/>
           </w:r>
           <w:r>
-            <w:t>12</w:t>
+            <w:t>11</w:t>
           </w:r>
           <w:r>
             <w:fldChar w:fldCharType="end"/>
           </w:r>
           <w:r>
             <w:rPr>
-              <w:rFonts w:ascii="宋体" w:eastAsia="宋体" w:hAnsi="宋体" w:cs="宋体" w:hint="eastAsia"/>
+              <w:rFonts w:hint="eastAsia" w:ascii="宋体" w:hAnsi="宋体" w:eastAsia="宋体" w:cs="宋体"/>
               <w:szCs w:val="24"/>
             </w:rPr>
             <w:fldChar w:fldCharType="end"/>
@@ -3103,28 +3140,28 @@
         </w:p>
         <w:p>
           <w:pPr>
-            <w:pStyle w:val="TOC1"/>
+            <w:pStyle w:val="16"/>
             <w:tabs>
               <w:tab w:val="right" w:leader="dot" w:pos="8306"/>
             </w:tabs>
           </w:pPr>
           <w:r>
             <w:rPr>
-              <w:rFonts w:ascii="宋体" w:eastAsia="宋体" w:hAnsi="宋体" w:cs="宋体" w:hint="eastAsia"/>
+              <w:rFonts w:hint="eastAsia" w:ascii="宋体" w:hAnsi="宋体" w:eastAsia="宋体" w:cs="宋体"/>
               <w:szCs w:val="24"/>
             </w:rPr>
             <w:fldChar w:fldCharType="begin"/>
           </w:r>
           <w:r>
             <w:rPr>
-              <w:rFonts w:ascii="宋体" w:eastAsia="宋体" w:hAnsi="宋体" w:cs="宋体" w:hint="eastAsia"/>
+              <w:rFonts w:hint="eastAsia" w:ascii="宋体" w:hAnsi="宋体" w:eastAsia="宋体" w:cs="宋体"/>
               <w:szCs w:val="24"/>
             </w:rPr>
             <w:instrText xml:space="preserve"> HYPERLINK \l _Toc28291 </w:instrText>
           </w:r>
           <w:r>
             <w:rPr>
-              <w:rFonts w:ascii="宋体" w:eastAsia="宋体" w:hAnsi="宋体" w:cs="宋体" w:hint="eastAsia"/>
+              <w:rFonts w:hint="eastAsia" w:ascii="宋体" w:hAnsi="宋体" w:eastAsia="宋体" w:cs="宋体"/>
               <w:szCs w:val="24"/>
             </w:rPr>
             <w:fldChar w:fldCharType="separate"/>
@@ -3156,14 +3193,14 @@
             <w:fldChar w:fldCharType="separate"/>
           </w:r>
           <w:r>
-            <w:t>12</w:t>
+            <w:t>11</w:t>
           </w:r>
           <w:r>
             <w:fldChar w:fldCharType="end"/>
           </w:r>
           <w:r>
             <w:rPr>
-              <w:rFonts w:ascii="宋体" w:eastAsia="宋体" w:hAnsi="宋体" w:cs="宋体" w:hint="eastAsia"/>
+              <w:rFonts w:hint="eastAsia" w:ascii="宋体" w:hAnsi="宋体" w:eastAsia="宋体" w:cs="宋体"/>
               <w:szCs w:val="24"/>
             </w:rPr>
             <w:fldChar w:fldCharType="end"/>
@@ -3171,28 +3208,28 @@
         </w:p>
         <w:p>
           <w:pPr>
-            <w:pStyle w:val="TOC1"/>
+            <w:pStyle w:val="16"/>
             <w:tabs>
               <w:tab w:val="right" w:leader="dot" w:pos="8306"/>
             </w:tabs>
           </w:pPr>
           <w:r>
             <w:rPr>
-              <w:rFonts w:ascii="宋体" w:eastAsia="宋体" w:hAnsi="宋体" w:cs="宋体" w:hint="eastAsia"/>
+              <w:rFonts w:hint="eastAsia" w:ascii="宋体" w:hAnsi="宋体" w:eastAsia="宋体" w:cs="宋体"/>
               <w:szCs w:val="24"/>
             </w:rPr>
             <w:fldChar w:fldCharType="begin"/>
           </w:r>
           <w:r>
             <w:rPr>
-              <w:rFonts w:ascii="宋体" w:eastAsia="宋体" w:hAnsi="宋体" w:cs="宋体" w:hint="eastAsia"/>
+              <w:rFonts w:hint="eastAsia" w:ascii="宋体" w:hAnsi="宋体" w:eastAsia="宋体" w:cs="宋体"/>
               <w:szCs w:val="24"/>
             </w:rPr>
             <w:instrText xml:space="preserve"> HYPERLINK \l _Toc6779 </w:instrText>
           </w:r>
           <w:r>
             <w:rPr>
-              <w:rFonts w:ascii="宋体" w:eastAsia="宋体" w:hAnsi="宋体" w:cs="宋体" w:hint="eastAsia"/>
+              <w:rFonts w:hint="eastAsia" w:ascii="宋体" w:hAnsi="宋体" w:eastAsia="宋体" w:cs="宋体"/>
               <w:szCs w:val="24"/>
             </w:rPr>
             <w:fldChar w:fldCharType="separate"/>
@@ -3224,14 +3261,14 @@
             <w:fldChar w:fldCharType="separate"/>
           </w:r>
           <w:r>
-            <w:t>12</w:t>
+            <w:t>11</w:t>
           </w:r>
           <w:r>
             <w:fldChar w:fldCharType="end"/>
           </w:r>
           <w:r>
             <w:rPr>
-              <w:rFonts w:ascii="宋体" w:eastAsia="宋体" w:hAnsi="宋体" w:cs="宋体" w:hint="eastAsia"/>
+              <w:rFonts w:hint="eastAsia" w:ascii="宋体" w:hAnsi="宋体" w:eastAsia="宋体" w:cs="宋体"/>
               <w:szCs w:val="24"/>
             </w:rPr>
             <w:fldChar w:fldCharType="end"/>
@@ -3241,7 +3278,7 @@
           <w:pPr>
             <w:bidi w:val="0"/>
             <w:rPr>
-              <w:rFonts w:ascii="宋体" w:eastAsia="宋体" w:hAnsi="宋体" w:cs="宋体" w:hint="eastAsia"/>
+              <w:rFonts w:hint="eastAsia" w:ascii="宋体" w:hAnsi="宋体" w:eastAsia="宋体" w:cs="宋体"/>
               <w:snapToGrid w:val="0"/>
               <w:color w:val="000000"/>
               <w:kern w:val="0"/>
@@ -3252,7 +3289,7 @@
           </w:pPr>
           <w:r>
             <w:rPr>
-              <w:rFonts w:ascii="宋体" w:eastAsia="宋体" w:hAnsi="宋体" w:cs="宋体" w:hint="eastAsia"/>
+              <w:rFonts w:hint="eastAsia" w:ascii="宋体" w:hAnsi="宋体" w:eastAsia="宋体" w:cs="宋体"/>
               <w:szCs w:val="24"/>
             </w:rPr>
             <w:fldChar w:fldCharType="end"/>
@@ -3262,7 +3299,7 @@
     </w:sdt>
     <w:p>
       <w:pPr>
-        <w:pStyle w:val="1"/>
+        <w:pStyle w:val="28"/>
         <w:bidi w:val="0"/>
       </w:pPr>
       <w:bookmarkStart w:id="2" w:name="_Toc20485"/>
@@ -3273,7 +3310,7 @@
     </w:p>
     <w:p>
       <w:pPr>
-        <w:pStyle w:val="a1"/>
+        <w:pStyle w:val="29"/>
         <w:bidi w:val="0"/>
       </w:pPr>
       <w:r>
@@ -3306,13 +3343,13 @@
     </w:p>
     <w:p>
       <w:pPr>
-        <w:pStyle w:val="a1"/>
+        <w:pStyle w:val="29"/>
         <w:numPr>
           <w:ilvl w:val="0"/>
           <w:numId w:val="2"/>
         </w:numPr>
         <w:bidi w:val="0"/>
-        <w:ind w:left="425" w:hanging="425" w:leftChars="0" w:firstLineChars="0"/>
+        <w:ind w:left="425" w:leftChars="0" w:hanging="425" w:firstLineChars="0"/>
       </w:pPr>
       <w:r>
         <w:t>满足信息系统集成、软件运维项目运行和客户服务中的安全性需求以及合同、法律和外部政策等外部要求；</w:t>
@@ -3320,13 +3357,13 @@
     </w:p>
     <w:p>
       <w:pPr>
-        <w:pStyle w:val="a1"/>
+        <w:pStyle w:val="29"/>
         <w:numPr>
           <w:ilvl w:val="0"/>
           <w:numId w:val="2"/>
         </w:numPr>
         <w:bidi w:val="0"/>
-        <w:ind w:left="425" w:hanging="425" w:leftChars="0" w:firstLineChars="0"/>
+        <w:ind w:left="425" w:leftChars="0" w:hanging="425" w:firstLineChars="0"/>
       </w:pPr>
       <w:r>
         <w:t>提供一个满足需求的基本的信息系统安全基线；</w:t>
@@ -3334,13 +3371,13 @@
     </w:p>
     <w:p>
       <w:pPr>
-        <w:pStyle w:val="a1"/>
+        <w:pStyle w:val="29"/>
         <w:numPr>
           <w:ilvl w:val="0"/>
           <w:numId w:val="2"/>
         </w:numPr>
         <w:bidi w:val="0"/>
-        <w:ind w:left="425" w:hanging="425" w:leftChars="0" w:firstLineChars="0"/>
+        <w:ind w:left="425" w:leftChars="0" w:hanging="425" w:firstLineChars="0"/>
       </w:pPr>
       <w:r>
         <w:t>确保有效的信息安全措施在公司、运维部与</w:t>
@@ -3368,7 +3405,7 @@
     </w:p>
     <w:p>
       <w:pPr>
-        <w:pStyle w:val="1"/>
+        <w:pStyle w:val="28"/>
         <w:bidi w:val="0"/>
         <w:rPr>
           <w:rFonts w:hint="eastAsia"/>
@@ -3387,7 +3424,7 @@
     </w:p>
     <w:p>
       <w:pPr>
-        <w:pStyle w:val="a1"/>
+        <w:pStyle w:val="29"/>
         <w:bidi w:val="0"/>
         <w:rPr>
           <w:rFonts w:hint="eastAsia"/>
@@ -3400,7 +3437,7 @@
     </w:p>
     <w:p>
       <w:pPr>
-        <w:pStyle w:val="1"/>
+        <w:pStyle w:val="28"/>
         <w:bidi w:val="0"/>
       </w:pPr>
       <w:bookmarkStart w:id="4" w:name="_Toc22248"/>
@@ -3418,7 +3455,7 @@
     </w:p>
     <w:p>
       <w:pPr>
-        <w:pStyle w:val="a1"/>
+        <w:pStyle w:val="29"/>
         <w:bidi w:val="0"/>
       </w:pPr>
       <w:r>
@@ -3437,7 +3474,7 @@
     </w:p>
     <w:p>
       <w:pPr>
-        <w:pStyle w:val="1"/>
+        <w:pStyle w:val="28"/>
         <w:bidi w:val="0"/>
         <w:rPr>
           <w:rFonts w:hint="eastAsia"/>
@@ -3456,7 +3493,7 @@
     </w:p>
     <w:p>
       <w:pPr>
-        <w:pStyle w:val="2"/>
+        <w:pStyle w:val="30"/>
         <w:bidi w:val="0"/>
         <w:rPr>
           <w:rFonts w:hint="eastAsia"/>
@@ -3475,7 +3512,7 @@
     </w:p>
     <w:p>
       <w:pPr>
-        <w:pStyle w:val="a3"/>
+        <w:pStyle w:val="39"/>
         <w:numPr>
           <w:ilvl w:val="0"/>
           <w:numId w:val="3"/>
@@ -3488,7 +3525,7 @@
     </w:p>
     <w:p>
       <w:pPr>
-        <w:pStyle w:val="a3"/>
+        <w:pStyle w:val="39"/>
         <w:numPr>
           <w:ilvl w:val="0"/>
           <w:numId w:val="3"/>
@@ -3501,7 +3538,7 @@
     </w:p>
     <w:p>
       <w:pPr>
-        <w:pStyle w:val="a3"/>
+        <w:pStyle w:val="39"/>
         <w:numPr>
           <w:ilvl w:val="0"/>
           <w:numId w:val="3"/>
@@ -3514,7 +3551,7 @@
     </w:p>
     <w:p>
       <w:pPr>
-        <w:pStyle w:val="a3"/>
+        <w:pStyle w:val="39"/>
         <w:numPr>
           <w:ilvl w:val="0"/>
           <w:numId w:val="3"/>
@@ -3527,7 +3564,7 @@
     </w:p>
     <w:p>
       <w:pPr>
-        <w:pStyle w:val="a3"/>
+        <w:pStyle w:val="39"/>
         <w:numPr>
           <w:ilvl w:val="0"/>
           <w:numId w:val="3"/>
@@ -3540,7 +3577,7 @@
     </w:p>
     <w:p>
       <w:pPr>
-        <w:pStyle w:val="a3"/>
+        <w:pStyle w:val="39"/>
         <w:numPr>
           <w:ilvl w:val="0"/>
           <w:numId w:val="3"/>
@@ -3553,7 +3590,7 @@
     </w:p>
     <w:p>
       <w:pPr>
-        <w:pStyle w:val="a3"/>
+        <w:pStyle w:val="39"/>
         <w:numPr>
           <w:ilvl w:val="0"/>
           <w:numId w:val="3"/>
@@ -3566,7 +3603,7 @@
     </w:p>
     <w:p>
       <w:pPr>
-        <w:pStyle w:val="a3"/>
+        <w:pStyle w:val="39"/>
         <w:numPr>
           <w:ilvl w:val="0"/>
           <w:numId w:val="3"/>
@@ -3579,7 +3616,7 @@
     </w:p>
     <w:p>
       <w:pPr>
-        <w:pStyle w:val="a3"/>
+        <w:pStyle w:val="39"/>
         <w:numPr>
           <w:ilvl w:val="0"/>
           <w:numId w:val="3"/>
@@ -3592,7 +3629,7 @@
     </w:p>
     <w:p>
       <w:pPr>
-        <w:pStyle w:val="a3"/>
+        <w:pStyle w:val="39"/>
         <w:numPr>
           <w:ilvl w:val="0"/>
           <w:numId w:val="3"/>
@@ -3605,7 +3642,7 @@
     </w:p>
     <w:p>
       <w:pPr>
-        <w:pStyle w:val="a3"/>
+        <w:pStyle w:val="39"/>
         <w:numPr>
           <w:ilvl w:val="0"/>
           <w:numId w:val="3"/>
@@ -3618,7 +3655,7 @@
     </w:p>
     <w:p>
       <w:pPr>
-        <w:pStyle w:val="a3"/>
+        <w:pStyle w:val="39"/>
         <w:numPr>
           <w:ilvl w:val="0"/>
           <w:numId w:val="3"/>
@@ -3631,7 +3668,7 @@
     </w:p>
     <w:p>
       <w:pPr>
-        <w:pStyle w:val="1"/>
+        <w:pStyle w:val="28"/>
         <w:bidi w:val="0"/>
         <w:rPr>
           <w:rFonts w:hint="default"/>
@@ -3650,7 +3687,7 @@
     </w:p>
     <w:p>
       <w:pPr>
-        <w:pStyle w:val="a1"/>
+        <w:pStyle w:val="29"/>
         <w:rPr>
           <w:rFonts w:hint="eastAsia"/>
           <w:lang w:val="en-US" w:eastAsia="zh-CN"/>
@@ -3666,7 +3703,7 @@
     </w:p>
     <w:p>
       <w:pPr>
-        <w:pStyle w:val="a1"/>
+        <w:pStyle w:val="29"/>
         <w:jc w:val="center"/>
         <w:rPr>
           <w:rFonts w:hint="eastAsia"/>
@@ -3767,50 +3804,39 @@
     </w:p>
     <w:p>
       <w:pPr>
-        <w:pStyle w:val="a1"/>
+        <w:pStyle w:val="29"/>
         <w:jc w:val="left"/>
         <w:rPr>
           <w:rFonts w:hint="default"/>
           <w:lang w:val="en-US" w:eastAsia="zh-CN"/>
         </w:rPr>
       </w:pPr>
+      <w:bookmarkStart w:id="45" w:name="_GoBack"/>
       <w:r>
         <w:rPr>
           <w:rFonts w:hint="default"/>
           <w:lang w:val="en-US" w:eastAsia="zh-CN"/>
         </w:rPr>
         <w:object>
-          <v:shapetype id="_x0000_t75" coordsize="21600,21600" o:spt="75" o:preferrelative="t" path="m@4@5l@4@11@9@11@9@5xe" filled="f" stroked="f">
-            <v:stroke joinstyle="miter"/>
-            <v:formulas>
-              <v:f eqn="if lineDrawn pixelLineWidth 0"/>
-              <v:f eqn="sum @0 1 0"/>
-              <v:f eqn="sum 0 0 @1"/>
-              <v:f eqn="prod @2 1 2"/>
-              <v:f eqn="prod @3 21600 pixelWidth"/>
-              <v:f eqn="prod @3 21600 pixelHeight"/>
-              <v:f eqn="sum @0 0 1"/>
-              <v:f eqn="prod @6 1 2"/>
-              <v:f eqn="prod @7 21600 pixelWidth"/>
-              <v:f eqn="sum @8 21600 0"/>
-              <v:f eqn="prod @7 21600 pixelHeight"/>
-              <v:f eqn="sum @10 21600 0"/>
-            </v:formulas>
-            <v:path o:extrusionok="f" gradientshapeok="t" o:connecttype="rect"/>
+          <v:shape id="_x0000_i1025" o:spt="75" alt="" type="#_x0000_t75" style="height:371.65pt;width:536.3pt;" o:ole="t" filled="f" o:preferrelative="t" stroked="f" coordsize="21600,21600">
+            <v:path/>
+            <v:fill on="f" focussize="0,0"/>
+            <v:stroke on="f"/>
+            <v:imagedata r:id="rId9" o:title=""/>
             <o:lock v:ext="edit" aspectratio="t"/>
-          </v:shapetype>
-          <v:shape id="_x0000_i1025" type="#_x0000_t75" style="height:371.65pt;width:536.3pt" o:oleicon="f" o:ole="" coordsize="21600,21600" o:preferrelative="t" filled="f" stroked="f">
-            <v:imagedata r:id="rId4" o:title=""/>
-            <o:lock v:ext="edit" aspectratio="t"/>
+            <w10:wrap type="none"/>
             <w10:anchorlock/>
           </v:shape>
-          <o:OLEObject Type="Embed" ProgID="Visio.Drawing.15" ShapeID="_x0000_i1025" DrawAspect="Content" ObjectID="_1468075725" r:id="rId5"/>
+          <o:OLEObject Type="Embed" ProgID="Visio.Drawing.15" ShapeID="_x0000_i1025" DrawAspect="Content" ObjectID="_1468075725" r:id="rId8">
+            <o:LockedField>false</o:LockedField>
+          </o:OLEObject>
         </w:object>
       </w:r>
-    </w:p>
-    <w:p>
-      <w:pPr>
-        <w:pStyle w:val="2"/>
+      <w:bookmarkEnd w:id="45"/>
+    </w:p>
+    <w:p>
+      <w:pPr>
+        <w:pStyle w:val="30"/>
         <w:bidi w:val="0"/>
         <w:rPr>
           <w:rFonts w:hint="default"/>
@@ -3820,7 +3846,7 @@
       <w:bookmarkStart w:id="8" w:name="_Toc28730"/>
       <w:r>
         <w:rPr>
-          <w:rStyle w:val="2Char"/>
+          <w:rStyle w:val="42"/>
           <w:rFonts w:hint="eastAsia"/>
           <w:lang w:val="en-US" w:eastAsia="zh-CN"/>
         </w:rPr>
@@ -3830,7 +3856,7 @@
     </w:p>
     <w:p>
       <w:pPr>
-        <w:pStyle w:val="a1"/>
+        <w:pStyle w:val="29"/>
         <w:bidi w:val="0"/>
       </w:pPr>
       <w:r>
@@ -3839,7 +3865,7 @@
     </w:p>
     <w:p>
       <w:pPr>
-        <w:pStyle w:val="3"/>
+        <w:pStyle w:val="31"/>
         <w:bidi w:val="0"/>
       </w:pPr>
       <w:bookmarkStart w:id="9" w:name="_Toc27068"/>
@@ -3850,7 +3876,7 @@
     </w:p>
     <w:p>
       <w:pPr>
-        <w:pStyle w:val="a1"/>
+        <w:pStyle w:val="29"/>
         <w:bidi w:val="0"/>
       </w:pPr>
       <w:r>
@@ -3859,7 +3885,7 @@
     </w:p>
     <w:p>
       <w:pPr>
-        <w:pStyle w:val="3"/>
+        <w:pStyle w:val="31"/>
         <w:bidi w:val="0"/>
       </w:pPr>
       <w:bookmarkStart w:id="10" w:name="_Toc20394"/>
@@ -3870,7 +3896,7 @@
     </w:p>
     <w:p>
       <w:pPr>
-        <w:pStyle w:val="a1"/>
+        <w:pStyle w:val="29"/>
         <w:bidi w:val="0"/>
       </w:pPr>
       <w:r>
@@ -3879,7 +3905,7 @@
     </w:p>
     <w:p>
       <w:pPr>
-        <w:pStyle w:val="3"/>
+        <w:pStyle w:val="31"/>
         <w:bidi w:val="0"/>
       </w:pPr>
       <w:bookmarkStart w:id="11" w:name="bookmark15"/>
@@ -3892,7 +3918,7 @@
     </w:p>
     <w:p>
       <w:pPr>
-        <w:pStyle w:val="a1"/>
+        <w:pStyle w:val="29"/>
         <w:bidi w:val="0"/>
       </w:pPr>
       <w:r>
@@ -3908,7 +3934,7 @@
     </w:p>
     <w:p>
       <w:pPr>
-        <w:pStyle w:val="a1"/>
+        <w:pStyle w:val="29"/>
         <w:bidi w:val="0"/>
       </w:pPr>
       <w:r>
@@ -3917,7 +3943,7 @@
     </w:p>
     <w:p>
       <w:pPr>
-        <w:pStyle w:val="3"/>
+        <w:pStyle w:val="31"/>
         <w:bidi w:val="0"/>
       </w:pPr>
       <w:bookmarkStart w:id="13" w:name="bookmark16"/>
@@ -3930,7 +3956,7 @@
     </w:p>
     <w:p>
       <w:pPr>
-        <w:pStyle w:val="a1"/>
+        <w:pStyle w:val="29"/>
         <w:bidi w:val="0"/>
       </w:pPr>
       <w:r>
@@ -3959,7 +3985,7 @@
     </w:p>
     <w:p>
       <w:pPr>
-        <w:pStyle w:val="3"/>
+        <w:pStyle w:val="31"/>
         <w:bidi w:val="0"/>
       </w:pPr>
       <w:bookmarkStart w:id="15" w:name="bookmark17"/>
@@ -3972,7 +3998,7 @@
     </w:p>
     <w:p>
       <w:pPr>
-        <w:pStyle w:val="a1"/>
+        <w:pStyle w:val="29"/>
         <w:bidi w:val="0"/>
       </w:pPr>
       <w:r>
@@ -3981,13 +4007,13 @@
     </w:p>
     <w:p>
       <w:pPr>
-        <w:pStyle w:val="a1"/>
+        <w:pStyle w:val="29"/>
         <w:numPr>
           <w:ilvl w:val="0"/>
           <w:numId w:val="4"/>
         </w:numPr>
         <w:bidi w:val="0"/>
-        <w:ind w:left="425" w:hanging="425" w:leftChars="0" w:firstLineChars="0"/>
+        <w:ind w:left="425" w:leftChars="0" w:hanging="425" w:firstLineChars="0"/>
       </w:pPr>
       <w:r>
         <w:t xml:space="preserve"> 在人员安全方面的实施：</w:t>
@@ -3995,13 +4021,13 @@
     </w:p>
     <w:p>
       <w:pPr>
-        <w:pStyle w:val="a1"/>
+        <w:pStyle w:val="29"/>
         <w:numPr>
           <w:ilvl w:val="0"/>
           <w:numId w:val="5"/>
         </w:numPr>
         <w:bidi w:val="0"/>
-        <w:ind w:left="845" w:hanging="425" w:leftChars="0" w:firstLineChars="0"/>
+        <w:ind w:left="845" w:leftChars="0" w:hanging="425" w:firstLineChars="0"/>
       </w:pPr>
       <w:r>
         <w:t>职位说明中的任务和职责；</w:t>
@@ -4009,13 +4035,13 @@
     </w:p>
     <w:p>
       <w:pPr>
-        <w:pStyle w:val="a1"/>
+        <w:pStyle w:val="29"/>
         <w:numPr>
           <w:ilvl w:val="0"/>
           <w:numId w:val="5"/>
         </w:numPr>
         <w:bidi w:val="0"/>
-        <w:ind w:left="845" w:hanging="425" w:leftChars="0" w:firstLineChars="0"/>
+        <w:ind w:left="845" w:leftChars="0" w:hanging="425" w:firstLineChars="0"/>
       </w:pPr>
       <w:r>
         <w:t>安全防护；</w:t>
@@ -4023,13 +4049,13 @@
     </w:p>
     <w:p>
       <w:pPr>
-        <w:pStyle w:val="a1"/>
+        <w:pStyle w:val="29"/>
         <w:numPr>
           <w:ilvl w:val="0"/>
           <w:numId w:val="5"/>
         </w:numPr>
         <w:bidi w:val="0"/>
-        <w:ind w:left="845" w:hanging="425" w:leftChars="0" w:firstLineChars="0"/>
+        <w:ind w:left="845" w:leftChars="0" w:hanging="425" w:firstLineChars="0"/>
       </w:pPr>
       <w:r>
         <w:t>针对个人的保密协议；</w:t>
@@ -4037,13 +4063,13 @@
     </w:p>
     <w:p>
       <w:pPr>
-        <w:pStyle w:val="a1"/>
+        <w:pStyle w:val="29"/>
         <w:numPr>
           <w:ilvl w:val="0"/>
           <w:numId w:val="4"/>
         </w:numPr>
         <w:bidi w:val="0"/>
-        <w:ind w:left="425" w:hanging="425" w:leftChars="0" w:firstLineChars="0"/>
+        <w:ind w:left="425" w:leftChars="0" w:hanging="425" w:firstLineChars="0"/>
       </w:pPr>
       <w:r>
         <w:t>责任划分的实施，以及岗位分离的实施；</w:t>
@@ -4051,13 +4077,13 @@
     </w:p>
     <w:p>
       <w:pPr>
-        <w:pStyle w:val="a1"/>
+        <w:pStyle w:val="29"/>
         <w:numPr>
           <w:ilvl w:val="0"/>
           <w:numId w:val="4"/>
         </w:numPr>
         <w:bidi w:val="0"/>
-        <w:ind w:left="425" w:hanging="425" w:leftChars="0" w:firstLineChars="0"/>
+        <w:ind w:left="425" w:leftChars="0" w:hanging="425" w:firstLineChars="0"/>
       </w:pPr>
       <w:r>
         <w:t>书面的操作指示，内部规章；</w:t>
@@ -4065,13 +4091,13 @@
     </w:p>
     <w:p>
       <w:pPr>
-        <w:pStyle w:val="a1"/>
+        <w:pStyle w:val="29"/>
         <w:numPr>
           <w:ilvl w:val="0"/>
           <w:numId w:val="4"/>
         </w:numPr>
         <w:bidi w:val="0"/>
-        <w:ind w:left="425" w:hanging="425" w:leftChars="0" w:firstLineChars="0"/>
+        <w:ind w:left="425" w:leftChars="0" w:hanging="425" w:firstLineChars="0"/>
       </w:pPr>
       <w:r>
         <w:t>安全问题涉及整个生命周期，应针对系统开发、测试、验收、运营、维护和终止制定安全指南；</w:t>
@@ -4079,13 +4105,13 @@
     </w:p>
     <w:p>
       <w:pPr>
-        <w:pStyle w:val="a1"/>
+        <w:pStyle w:val="29"/>
         <w:numPr>
           <w:ilvl w:val="0"/>
           <w:numId w:val="4"/>
         </w:numPr>
         <w:bidi w:val="0"/>
-        <w:ind w:left="425" w:hanging="425" w:leftChars="0" w:firstLineChars="0"/>
+        <w:ind w:left="425" w:leftChars="0" w:hanging="425" w:firstLineChars="0"/>
       </w:pPr>
       <w:r>
         <w:t>将开发和测试环境与实际的运营环境分离开来；</w:t>
@@ -4093,13 +4119,13 @@
     </w:p>
     <w:p>
       <w:pPr>
-        <w:pStyle w:val="a1"/>
+        <w:pStyle w:val="29"/>
         <w:numPr>
           <w:ilvl w:val="0"/>
           <w:numId w:val="4"/>
         </w:numPr>
         <w:bidi w:val="0"/>
-        <w:ind w:left="425" w:hanging="425" w:leftChars="0" w:firstLineChars="0"/>
+        <w:ind w:left="425" w:leftChars="0" w:hanging="425" w:firstLineChars="0"/>
       </w:pPr>
       <w:r>
         <w:t>处理事件的</w:t>
@@ -4117,13 +4143,13 @@
     </w:p>
     <w:p>
       <w:pPr>
-        <w:pStyle w:val="a1"/>
+        <w:pStyle w:val="29"/>
         <w:numPr>
           <w:ilvl w:val="0"/>
           <w:numId w:val="4"/>
         </w:numPr>
         <w:bidi w:val="0"/>
-        <w:ind w:left="425" w:hanging="425" w:leftChars="0" w:firstLineChars="0"/>
+        <w:ind w:left="425" w:leftChars="0" w:hanging="425" w:firstLineChars="0"/>
       </w:pPr>
       <w:r>
         <w:t>恢复设施的实施；</w:t>
@@ -4131,13 +4157,13 @@
     </w:p>
     <w:p>
       <w:pPr>
-        <w:pStyle w:val="a1"/>
+        <w:pStyle w:val="29"/>
         <w:numPr>
           <w:ilvl w:val="0"/>
           <w:numId w:val="4"/>
         </w:numPr>
         <w:bidi w:val="0"/>
-        <w:ind w:left="425" w:hanging="425" w:leftChars="0" w:firstLineChars="0"/>
+        <w:ind w:left="425" w:leftChars="0" w:hanging="425" w:firstLineChars="0"/>
       </w:pPr>
       <w:r>
         <w:t>为变更管理提供信息输入，病毒防护措施的实施；</w:t>
@@ -4145,13 +4171,13 @@
     </w:p>
     <w:p>
       <w:pPr>
-        <w:pStyle w:val="a1"/>
+        <w:pStyle w:val="29"/>
         <w:numPr>
           <w:ilvl w:val="0"/>
           <w:numId w:val="4"/>
         </w:numPr>
         <w:bidi w:val="0"/>
-        <w:ind w:left="425" w:hanging="425" w:leftChars="0" w:firstLineChars="0"/>
+        <w:ind w:left="425" w:leftChars="0" w:hanging="425" w:firstLineChars="0"/>
       </w:pPr>
       <w:r>
         <w:t>针对计算机、操作系统、应用系统、数据、网络和网络服务的安全管理措施的实施；</w:t>
@@ -4159,13 +4185,13 @@
     </w:p>
     <w:p>
       <w:pPr>
-        <w:pStyle w:val="a1"/>
+        <w:pStyle w:val="29"/>
         <w:numPr>
           <w:ilvl w:val="0"/>
           <w:numId w:val="4"/>
         </w:numPr>
         <w:bidi w:val="0"/>
-        <w:ind w:left="425" w:hanging="425" w:leftChars="0" w:firstLineChars="0"/>
+        <w:ind w:left="425" w:leftChars="0" w:hanging="425" w:firstLineChars="0"/>
       </w:pPr>
       <w:r>
         <w:t>数据媒介的处理和安全。</w:t>
@@ -4173,12 +4199,12 @@
     </w:p>
     <w:p>
       <w:pPr>
-        <w:pStyle w:val="3"/>
-        <w:bidi w:val="0"/>
-      </w:pPr>
-      <w:bookmarkStart w:id="17" w:name="bookmark28"/>
+        <w:pStyle w:val="31"/>
+        <w:bidi w:val="0"/>
+      </w:pPr>
+      <w:bookmarkStart w:id="17" w:name="bookmark18"/>
       <w:bookmarkEnd w:id="17"/>
-      <w:bookmarkStart w:id="18" w:name="bookmark18"/>
+      <w:bookmarkStart w:id="18" w:name="bookmark28"/>
       <w:bookmarkEnd w:id="18"/>
       <w:bookmarkStart w:id="19" w:name="_Toc23320"/>
       <w:r>
@@ -4188,7 +4214,7 @@
     </w:p>
     <w:p>
       <w:pPr>
-        <w:pStyle w:val="a1"/>
+        <w:pStyle w:val="29"/>
         <w:bidi w:val="0"/>
       </w:pPr>
       <w:r>
@@ -4197,7 +4223,7 @@
     </w:p>
     <w:p>
       <w:pPr>
-        <w:pStyle w:val="a1"/>
+        <w:pStyle w:val="29"/>
         <w:bidi w:val="0"/>
       </w:pPr>
       <w:r>
@@ -4216,7 +4242,7 @@
     </w:p>
     <w:p>
       <w:pPr>
-        <w:pStyle w:val="3"/>
+        <w:pStyle w:val="31"/>
         <w:bidi w:val="0"/>
       </w:pPr>
       <w:bookmarkStart w:id="20" w:name="bookmark19"/>
@@ -4229,7 +4255,7 @@
     </w:p>
     <w:p>
       <w:pPr>
-        <w:pStyle w:val="a1"/>
+        <w:pStyle w:val="29"/>
         <w:bidi w:val="0"/>
       </w:pPr>
       <w:r>
@@ -4255,7 +4281,7 @@
     </w:p>
     <w:p>
       <w:pPr>
-        <w:pStyle w:val="a1"/>
+        <w:pStyle w:val="29"/>
         <w:bidi w:val="0"/>
       </w:pPr>
       <w:r>
@@ -4264,7 +4290,7 @@
     </w:p>
     <w:p>
       <w:pPr>
-        <w:pStyle w:val="a1"/>
+        <w:pStyle w:val="29"/>
         <w:bidi w:val="0"/>
       </w:pPr>
       <w:r>
@@ -4273,7 +4299,7 @@
     </w:p>
     <w:p>
       <w:pPr>
-        <w:pStyle w:val="a1"/>
+        <w:pStyle w:val="29"/>
         <w:bidi w:val="0"/>
       </w:pPr>
       <w:r>
@@ -4282,7 +4308,7 @@
     </w:p>
     <w:p>
       <w:pPr>
-        <w:pStyle w:val="a1"/>
+        <w:pStyle w:val="29"/>
         <w:bidi w:val="0"/>
       </w:pPr>
       <w:r>
@@ -4301,13 +4327,13 @@
     </w:p>
     <w:p>
       <w:pPr>
-        <w:pStyle w:val="3"/>
+        <w:pStyle w:val="31"/>
         <w:bidi w:val="0"/>
       </w:pPr>
       <w:bookmarkStart w:id="22" w:name="bookmark20"/>
       <w:bookmarkEnd w:id="22"/>
-      <w:bookmarkStart w:id="23" w:name="_Toc10408"/>
-      <w:bookmarkStart w:id="24" w:name="_Toc28267"/>
+      <w:bookmarkStart w:id="23" w:name="_Toc28267"/>
+      <w:bookmarkStart w:id="24" w:name="_Toc10408"/>
       <w:r>
         <w:t>信息安全报告</w:t>
       </w:r>
@@ -4316,7 +4342,7 @@
     </w:p>
     <w:p>
       <w:pPr>
-        <w:pStyle w:val="a1"/>
+        <w:pStyle w:val="29"/>
         <w:bidi w:val="0"/>
       </w:pPr>
       <w:r>
@@ -4332,7 +4358,7 @@
     </w:p>
     <w:p>
       <w:pPr>
-        <w:pStyle w:val="a1"/>
+        <w:pStyle w:val="29"/>
         <w:bidi w:val="0"/>
       </w:pPr>
       <w:r>
@@ -4341,7 +4367,7 @@
     </w:p>
     <w:p>
       <w:pPr>
-        <w:pStyle w:val="a1"/>
+        <w:pStyle w:val="29"/>
         <w:bidi w:val="0"/>
       </w:pPr>
       <w:r>
@@ -4360,7 +4386,7 @@
     </w:p>
     <w:p>
       <w:pPr>
-        <w:pStyle w:val="a1"/>
+        <w:pStyle w:val="29"/>
         <w:bidi w:val="0"/>
       </w:pPr>
       <w:r>
@@ -4379,7 +4405,7 @@
     </w:p>
     <w:p>
       <w:pPr>
-        <w:pStyle w:val="a1"/>
+        <w:pStyle w:val="29"/>
         <w:bidi w:val="0"/>
       </w:pPr>
       <w:r>
@@ -4398,7 +4424,7 @@
     </w:p>
     <w:p>
       <w:pPr>
-        <w:pStyle w:val="2"/>
+        <w:pStyle w:val="30"/>
         <w:bidi w:val="0"/>
       </w:pPr>
       <w:bookmarkStart w:id="25" w:name="_Toc25490"/>
@@ -4414,7 +4440,7 @@
     </w:p>
     <w:p>
       <w:pPr>
-        <w:pStyle w:val="3"/>
+        <w:pStyle w:val="31"/>
         <w:bidi w:val="0"/>
       </w:pPr>
       <w:bookmarkStart w:id="27" w:name="_Toc455763769"/>
@@ -4430,13 +4456,13 @@
     </w:p>
     <w:p>
       <w:pPr>
-        <w:pStyle w:val="a1"/>
+        <w:pStyle w:val="29"/>
         <w:numPr>
           <w:ilvl w:val="0"/>
           <w:numId w:val="6"/>
         </w:numPr>
         <w:bidi w:val="0"/>
-        <w:ind w:left="425" w:hanging="425" w:leftChars="0" w:firstLineChars="0"/>
+        <w:ind w:left="425" w:leftChars="0" w:hanging="425" w:firstLineChars="0"/>
       </w:pPr>
       <w:r>
         <w:t>识别风险</w:t>
@@ -4444,7 +4470,7 @@
     </w:p>
     <w:p>
       <w:pPr>
-        <w:pStyle w:val="a1"/>
+        <w:pStyle w:val="29"/>
         <w:bidi w:val="0"/>
         <w:rPr>
           <w:rFonts w:hint="eastAsia"/>
@@ -4459,7 +4485,7 @@
     </w:p>
     <w:p>
       <w:pPr>
-        <w:pStyle w:val="a1"/>
+        <w:pStyle w:val="29"/>
         <w:bidi w:val="0"/>
         <w:rPr>
           <w:rFonts w:hint="eastAsia"/>
@@ -4474,7 +4500,7 @@
     </w:p>
     <w:p>
       <w:pPr>
-        <w:pStyle w:val="a1"/>
+        <w:pStyle w:val="29"/>
         <w:bidi w:val="0"/>
         <w:rPr>
           <w:rFonts w:hint="eastAsia"/>
@@ -4489,7 +4515,7 @@
     </w:p>
     <w:p>
       <w:pPr>
-        <w:pStyle w:val="a1"/>
+        <w:pStyle w:val="29"/>
         <w:bidi w:val="0"/>
       </w:pPr>
       <w:r>
@@ -4501,13 +4527,13 @@
     </w:p>
     <w:p>
       <w:pPr>
-        <w:pStyle w:val="a1"/>
+        <w:pStyle w:val="29"/>
         <w:numPr>
           <w:ilvl w:val="0"/>
           <w:numId w:val="6"/>
         </w:numPr>
         <w:bidi w:val="0"/>
-        <w:ind w:left="425" w:hanging="425" w:leftChars="0" w:firstLineChars="0"/>
+        <w:ind w:left="425" w:leftChars="0" w:hanging="425" w:firstLineChars="0"/>
       </w:pPr>
       <w:r>
         <w:t>确认已经存在的防护及控制措施</w:t>
@@ -4515,7 +4541,7 @@
     </w:p>
     <w:p>
       <w:pPr>
-        <w:pStyle w:val="a1"/>
+        <w:pStyle w:val="29"/>
         <w:bidi w:val="0"/>
         <w:rPr>
           <w:rFonts w:hint="eastAsia"/>
@@ -4530,7 +4556,7 @@
     </w:p>
     <w:p>
       <w:pPr>
-        <w:pStyle w:val="a1"/>
+        <w:pStyle w:val="29"/>
         <w:bidi w:val="0"/>
       </w:pPr>
       <w:r>
@@ -4542,7 +4568,7 @@
     </w:p>
     <w:p>
       <w:pPr>
-        <w:pStyle w:val="3"/>
+        <w:pStyle w:val="31"/>
         <w:bidi w:val="0"/>
       </w:pPr>
       <w:bookmarkStart w:id="29" w:name="_Toc10760"/>
@@ -4558,12 +4584,12 @@
     </w:p>
     <w:p>
       <w:pPr>
-        <w:pStyle w:val="a1"/>
+        <w:pStyle w:val="29"/>
         <w:numPr>
           <w:ilvl w:val="0"/>
           <w:numId w:val="7"/>
         </w:numPr>
-        <w:ind w:left="425" w:hanging="425" w:leftChars="0" w:firstLineChars="0"/>
+        <w:ind w:left="425" w:leftChars="0" w:hanging="425" w:firstLineChars="0"/>
         <w:rPr>
           <w:rFonts w:hint="eastAsia"/>
         </w:rPr>
@@ -4577,7 +4603,7 @@
     </w:p>
     <w:p>
       <w:pPr>
-        <w:pStyle w:val="a1"/>
+        <w:pStyle w:val="29"/>
         <w:rPr>
           <w:rFonts w:hint="eastAsia"/>
         </w:rPr>
@@ -4591,12 +4617,12 @@
     </w:p>
     <w:p>
       <w:pPr>
-        <w:pStyle w:val="a1"/>
+        <w:pStyle w:val="29"/>
         <w:numPr>
           <w:ilvl w:val="0"/>
           <w:numId w:val="7"/>
         </w:numPr>
-        <w:ind w:left="425" w:hanging="425" w:leftChars="0" w:firstLineChars="0"/>
+        <w:ind w:left="425" w:leftChars="0" w:hanging="425" w:firstLineChars="0"/>
         <w:rPr>
           <w:rFonts w:hint="eastAsia"/>
         </w:rPr>
@@ -4610,7 +4636,7 @@
     </w:p>
     <w:p>
       <w:pPr>
-        <w:pStyle w:val="a1"/>
+        <w:pStyle w:val="29"/>
         <w:rPr>
           <w:rFonts w:hint="eastAsia"/>
         </w:rPr>
@@ -4624,7 +4650,7 @@
     </w:p>
     <w:p>
       <w:pPr>
-        <w:pStyle w:val="a1"/>
+        <w:pStyle w:val="29"/>
       </w:pPr>
       <w:r>
         <w:rPr>
@@ -4635,17 +4661,18 @@
     </w:p>
     <w:tbl>
       <w:tblPr>
-        <w:tblStyle w:val="TableNormal"/>
+        <w:tblStyle w:val="20"/>
         <w:tblW w:w="5000" w:type="pct"/>
         <w:tblInd w:w="0" w:type="dxa"/>
         <w:tblBorders>
-          <w:top w:val="single" w:sz="4" w:space="0" w:color="auto"/>
-          <w:left w:val="single" w:sz="4" w:space="0" w:color="auto"/>
-          <w:bottom w:val="single" w:sz="4" w:space="0" w:color="auto"/>
-          <w:right w:val="single" w:sz="4" w:space="0" w:color="auto"/>
-          <w:insideH w:val="single" w:sz="4" w:space="0" w:color="auto"/>
-          <w:insideV w:val="single" w:sz="4" w:space="0" w:color="auto"/>
+          <w:top w:val="single" w:color="auto" w:sz="4" w:space="0"/>
+          <w:left w:val="single" w:color="auto" w:sz="4" w:space="0"/>
+          <w:bottom w:val="single" w:color="auto" w:sz="4" w:space="0"/>
+          <w:right w:val="single" w:color="auto" w:sz="4" w:space="0"/>
+          <w:insideH w:val="single" w:color="auto" w:sz="4" w:space="0"/>
+          <w:insideV w:val="single" w:color="auto" w:sz="4" w:space="0"/>
         </w:tblBorders>
+        <w:tblLayout w:type="autofit"/>
         <w:tblCellMar>
           <w:top w:w="0" w:type="dxa"/>
           <w:left w:w="108" w:type="dxa"/>
@@ -4659,15 +4686,13 @@
       </w:tblGrid>
       <w:tr>
         <w:tblPrEx>
-          <w:tblW w:w="5000" w:type="pct"/>
-          <w:tblInd w:w="0" w:type="dxa"/>
           <w:tblBorders>
-            <w:top w:val="single" w:sz="4" w:space="0" w:color="auto"/>
-            <w:left w:val="single" w:sz="4" w:space="0" w:color="auto"/>
-            <w:bottom w:val="single" w:sz="4" w:space="0" w:color="auto"/>
-            <w:right w:val="single" w:sz="4" w:space="0" w:color="auto"/>
-            <w:insideH w:val="single" w:sz="4" w:space="0" w:color="auto"/>
-            <w:insideV w:val="single" w:sz="4" w:space="0" w:color="auto"/>
+            <w:top w:val="single" w:color="auto" w:sz="4" w:space="0"/>
+            <w:left w:val="single" w:color="auto" w:sz="4" w:space="0"/>
+            <w:bottom w:val="single" w:color="auto" w:sz="4" w:space="0"/>
+            <w:right w:val="single" w:color="auto" w:sz="4" w:space="0"/>
+            <w:insideH w:val="single" w:color="auto" w:sz="4" w:space="0"/>
+            <w:insideV w:val="single" w:color="auto" w:sz="4" w:space="0"/>
           </w:tblBorders>
           <w:tblCellMar>
             <w:top w:w="0" w:type="dxa"/>
@@ -4677,7 +4702,7 @@
           </w:tblCellMar>
         </w:tblPrEx>
         <w:trPr>
-          <w:trHeight w:val="105"/>
+          <w:trHeight w:val="105" w:hRule="atLeast"/>
         </w:trPr>
         <w:tc>
           <w:tcPr>
@@ -4685,7 +4710,7 @@
           </w:tcPr>
           <w:p>
             <w:pPr>
-              <w:pStyle w:val="a1"/>
+              <w:pStyle w:val="29"/>
               <w:bidi w:val="0"/>
             </w:pPr>
             <w:r>
@@ -4699,7 +4724,7 @@
           </w:tcPr>
           <w:p>
             <w:pPr>
-              <w:pStyle w:val="a1"/>
+              <w:pStyle w:val="29"/>
               <w:bidi w:val="0"/>
             </w:pPr>
             <w:r>
@@ -4710,8 +4735,14 @@
       </w:tr>
       <w:tr>
         <w:tblPrEx>
-          <w:tblW w:w="5000" w:type="pct"/>
-          <w:tblInd w:w="0" w:type="dxa"/>
+          <w:tblBorders>
+            <w:top w:val="single" w:color="auto" w:sz="4" w:space="0"/>
+            <w:left w:val="single" w:color="auto" w:sz="4" w:space="0"/>
+            <w:bottom w:val="single" w:color="auto" w:sz="4" w:space="0"/>
+            <w:right w:val="single" w:color="auto" w:sz="4" w:space="0"/>
+            <w:insideH w:val="single" w:color="auto" w:sz="4" w:space="0"/>
+            <w:insideV w:val="single" w:color="auto" w:sz="4" w:space="0"/>
+          </w:tblBorders>
           <w:tblCellMar>
             <w:top w:w="0" w:type="dxa"/>
             <w:left w:w="108" w:type="dxa"/>
@@ -4720,7 +4751,7 @@
           </w:tblCellMar>
         </w:tblPrEx>
         <w:trPr>
-          <w:trHeight w:val="98"/>
+          <w:trHeight w:val="98" w:hRule="atLeast"/>
         </w:trPr>
         <w:tc>
           <w:tcPr>
@@ -4728,7 +4759,7 @@
           </w:tcPr>
           <w:p>
             <w:pPr>
-              <w:pStyle w:val="a1"/>
+              <w:pStyle w:val="29"/>
               <w:bidi w:val="0"/>
             </w:pPr>
             <w:r>
@@ -4745,7 +4776,7 @@
           </w:tcPr>
           <w:p>
             <w:pPr>
-              <w:pStyle w:val="a1"/>
+              <w:pStyle w:val="29"/>
               <w:bidi w:val="0"/>
             </w:pPr>
             <w:r>
@@ -4756,8 +4787,14 @@
       </w:tr>
       <w:tr>
         <w:tblPrEx>
-          <w:tblW w:w="5000" w:type="pct"/>
-          <w:tblInd w:w="0" w:type="dxa"/>
+          <w:tblBorders>
+            <w:top w:val="single" w:color="auto" w:sz="4" w:space="0"/>
+            <w:left w:val="single" w:color="auto" w:sz="4" w:space="0"/>
+            <w:bottom w:val="single" w:color="auto" w:sz="4" w:space="0"/>
+            <w:right w:val="single" w:color="auto" w:sz="4" w:space="0"/>
+            <w:insideH w:val="single" w:color="auto" w:sz="4" w:space="0"/>
+            <w:insideV w:val="single" w:color="auto" w:sz="4" w:space="0"/>
+          </w:tblBorders>
           <w:tblCellMar>
             <w:top w:w="0" w:type="dxa"/>
             <w:left w:w="108" w:type="dxa"/>
@@ -4766,7 +4803,7 @@
           </w:tblCellMar>
         </w:tblPrEx>
         <w:trPr>
-          <w:trHeight w:val="98"/>
+          <w:trHeight w:val="98" w:hRule="atLeast"/>
         </w:trPr>
         <w:tc>
           <w:tcPr>
@@ -4774,7 +4811,7 @@
           </w:tcPr>
           <w:p>
             <w:pPr>
-              <w:pStyle w:val="a1"/>
+              <w:pStyle w:val="29"/>
               <w:bidi w:val="0"/>
             </w:pPr>
             <w:r>
@@ -4791,7 +4828,7 @@
           </w:tcPr>
           <w:p>
             <w:pPr>
-              <w:pStyle w:val="a1"/>
+              <w:pStyle w:val="29"/>
               <w:bidi w:val="0"/>
             </w:pPr>
             <w:r>
@@ -4802,8 +4839,14 @@
       </w:tr>
       <w:tr>
         <w:tblPrEx>
-          <w:tblW w:w="5000" w:type="pct"/>
-          <w:tblInd w:w="0" w:type="dxa"/>
+          <w:tblBorders>
+            <w:top w:val="single" w:color="auto" w:sz="4" w:space="0"/>
+            <w:left w:val="single" w:color="auto" w:sz="4" w:space="0"/>
+            <w:bottom w:val="single" w:color="auto" w:sz="4" w:space="0"/>
+            <w:right w:val="single" w:color="auto" w:sz="4" w:space="0"/>
+            <w:insideH w:val="single" w:color="auto" w:sz="4" w:space="0"/>
+            <w:insideV w:val="single" w:color="auto" w:sz="4" w:space="0"/>
+          </w:tblBorders>
           <w:tblCellMar>
             <w:top w:w="0" w:type="dxa"/>
             <w:left w:w="108" w:type="dxa"/>
@@ -4812,7 +4855,7 @@
           </w:tblCellMar>
         </w:tblPrEx>
         <w:trPr>
-          <w:trHeight w:val="98"/>
+          <w:trHeight w:val="98" w:hRule="atLeast"/>
         </w:trPr>
         <w:tc>
           <w:tcPr>
@@ -4820,7 +4863,7 @@
           </w:tcPr>
           <w:p>
             <w:pPr>
-              <w:pStyle w:val="a1"/>
+              <w:pStyle w:val="29"/>
               <w:bidi w:val="0"/>
             </w:pPr>
             <w:r>
@@ -4837,7 +4880,7 @@
           </w:tcPr>
           <w:p>
             <w:pPr>
-              <w:pStyle w:val="a1"/>
+              <w:pStyle w:val="29"/>
               <w:bidi w:val="0"/>
             </w:pPr>
             <w:r>
@@ -4848,8 +4891,14 @@
       </w:tr>
       <w:tr>
         <w:tblPrEx>
-          <w:tblW w:w="5000" w:type="pct"/>
-          <w:tblInd w:w="0" w:type="dxa"/>
+          <w:tblBorders>
+            <w:top w:val="single" w:color="auto" w:sz="4" w:space="0"/>
+            <w:left w:val="single" w:color="auto" w:sz="4" w:space="0"/>
+            <w:bottom w:val="single" w:color="auto" w:sz="4" w:space="0"/>
+            <w:right w:val="single" w:color="auto" w:sz="4" w:space="0"/>
+            <w:insideH w:val="single" w:color="auto" w:sz="4" w:space="0"/>
+            <w:insideV w:val="single" w:color="auto" w:sz="4" w:space="0"/>
+          </w:tblBorders>
           <w:tblCellMar>
             <w:top w:w="0" w:type="dxa"/>
             <w:left w:w="108" w:type="dxa"/>
@@ -4858,7 +4907,7 @@
           </w:tblCellMar>
         </w:tblPrEx>
         <w:trPr>
-          <w:trHeight w:val="98"/>
+          <w:trHeight w:val="98" w:hRule="atLeast"/>
         </w:trPr>
         <w:tc>
           <w:tcPr>
@@ -4866,7 +4915,7 @@
           </w:tcPr>
           <w:p>
             <w:pPr>
-              <w:pStyle w:val="a1"/>
+              <w:pStyle w:val="29"/>
               <w:bidi w:val="0"/>
             </w:pPr>
             <w:r>
@@ -4883,7 +4932,7 @@
           </w:tcPr>
           <w:p>
             <w:pPr>
-              <w:pStyle w:val="a1"/>
+              <w:pStyle w:val="29"/>
               <w:bidi w:val="0"/>
             </w:pPr>
             <w:r>
@@ -4894,8 +4943,14 @@
       </w:tr>
       <w:tr>
         <w:tblPrEx>
-          <w:tblW w:w="5000" w:type="pct"/>
-          <w:tblInd w:w="0" w:type="dxa"/>
+          <w:tblBorders>
+            <w:top w:val="single" w:color="auto" w:sz="4" w:space="0"/>
+            <w:left w:val="single" w:color="auto" w:sz="4" w:space="0"/>
+            <w:bottom w:val="single" w:color="auto" w:sz="4" w:space="0"/>
+            <w:right w:val="single" w:color="auto" w:sz="4" w:space="0"/>
+            <w:insideH w:val="single" w:color="auto" w:sz="4" w:space="0"/>
+            <w:insideV w:val="single" w:color="auto" w:sz="4" w:space="0"/>
+          </w:tblBorders>
           <w:tblCellMar>
             <w:top w:w="0" w:type="dxa"/>
             <w:left w:w="108" w:type="dxa"/>
@@ -4904,7 +4959,7 @@
           </w:tblCellMar>
         </w:tblPrEx>
         <w:trPr>
-          <w:trHeight w:val="98"/>
+          <w:trHeight w:val="98" w:hRule="atLeast"/>
         </w:trPr>
         <w:tc>
           <w:tcPr>
@@ -4912,7 +4967,7 @@
           </w:tcPr>
           <w:p>
             <w:pPr>
-              <w:pStyle w:val="a1"/>
+              <w:pStyle w:val="29"/>
               <w:bidi w:val="0"/>
             </w:pPr>
             <w:r>
@@ -4929,7 +4984,7 @@
           </w:tcPr>
           <w:p>
             <w:pPr>
-              <w:pStyle w:val="a1"/>
+              <w:pStyle w:val="29"/>
               <w:bidi w:val="0"/>
             </w:pPr>
             <w:r>
@@ -4941,7 +4996,7 @@
     </w:tbl>
     <w:p>
       <w:pPr>
-        <w:pStyle w:val="a1"/>
+        <w:pStyle w:val="29"/>
         <w:bidi w:val="0"/>
       </w:pPr>
       <w:r>
@@ -4953,17 +5008,18 @@
     </w:p>
     <w:tbl>
       <w:tblPr>
-        <w:tblStyle w:val="TableNormal"/>
+        <w:tblStyle w:val="20"/>
         <w:tblW w:w="5000" w:type="pct"/>
         <w:tblInd w:w="0" w:type="dxa"/>
         <w:tblBorders>
-          <w:top w:val="single" w:sz="4" w:space="0" w:color="auto"/>
-          <w:left w:val="single" w:sz="4" w:space="0" w:color="auto"/>
-          <w:bottom w:val="single" w:sz="4" w:space="0" w:color="auto"/>
-          <w:right w:val="single" w:sz="4" w:space="0" w:color="auto"/>
-          <w:insideH w:val="single" w:sz="4" w:space="0" w:color="auto"/>
-          <w:insideV w:val="single" w:sz="4" w:space="0" w:color="auto"/>
+          <w:top w:val="single" w:color="auto" w:sz="4" w:space="0"/>
+          <w:left w:val="single" w:color="auto" w:sz="4" w:space="0"/>
+          <w:bottom w:val="single" w:color="auto" w:sz="4" w:space="0"/>
+          <w:right w:val="single" w:color="auto" w:sz="4" w:space="0"/>
+          <w:insideH w:val="single" w:color="auto" w:sz="4" w:space="0"/>
+          <w:insideV w:val="single" w:color="auto" w:sz="4" w:space="0"/>
         </w:tblBorders>
+        <w:tblLayout w:type="autofit"/>
         <w:tblCellMar>
           <w:top w:w="0" w:type="dxa"/>
           <w:left w:w="108" w:type="dxa"/>
@@ -4978,15 +5034,13 @@
       </w:tblGrid>
       <w:tr>
         <w:tblPrEx>
-          <w:tblW w:w="5000" w:type="pct"/>
-          <w:tblInd w:w="0" w:type="dxa"/>
           <w:tblBorders>
-            <w:top w:val="single" w:sz="4" w:space="0" w:color="auto"/>
-            <w:left w:val="single" w:sz="4" w:space="0" w:color="auto"/>
-            <w:bottom w:val="single" w:sz="4" w:space="0" w:color="auto"/>
-            <w:right w:val="single" w:sz="4" w:space="0" w:color="auto"/>
-            <w:insideH w:val="single" w:sz="4" w:space="0" w:color="auto"/>
-            <w:insideV w:val="single" w:sz="4" w:space="0" w:color="auto"/>
+            <w:top w:val="single" w:color="auto" w:sz="4" w:space="0"/>
+            <w:left w:val="single" w:color="auto" w:sz="4" w:space="0"/>
+            <w:bottom w:val="single" w:color="auto" w:sz="4" w:space="0"/>
+            <w:right w:val="single" w:color="auto" w:sz="4" w:space="0"/>
+            <w:insideH w:val="single" w:color="auto" w:sz="4" w:space="0"/>
+            <w:insideV w:val="single" w:color="auto" w:sz="4" w:space="0"/>
           </w:tblBorders>
           <w:tblCellMar>
             <w:top w:w="0" w:type="dxa"/>
@@ -4996,7 +5050,7 @@
           </w:tblCellMar>
         </w:tblPrEx>
         <w:trPr>
-          <w:trHeight w:val="105"/>
+          <w:trHeight w:val="105" w:hRule="atLeast"/>
         </w:trPr>
         <w:tc>
           <w:tcPr>
@@ -5004,7 +5058,7 @@
           </w:tcPr>
           <w:p>
             <w:pPr>
-              <w:pStyle w:val="a1"/>
+              <w:pStyle w:val="29"/>
               <w:bidi w:val="0"/>
             </w:pPr>
             <w:r>
@@ -5018,7 +5072,7 @@
           </w:tcPr>
           <w:p>
             <w:pPr>
-              <w:pStyle w:val="a1"/>
+              <w:pStyle w:val="29"/>
               <w:bidi w:val="0"/>
             </w:pPr>
             <w:r>
@@ -5032,7 +5086,7 @@
           </w:tcPr>
           <w:p>
             <w:pPr>
-              <w:pStyle w:val="a1"/>
+              <w:pStyle w:val="29"/>
               <w:bidi w:val="0"/>
             </w:pPr>
             <w:r>
@@ -5043,8 +5097,14 @@
       </w:tr>
       <w:tr>
         <w:tblPrEx>
-          <w:tblW w:w="5000" w:type="pct"/>
-          <w:tblInd w:w="0" w:type="dxa"/>
+          <w:tblBorders>
+            <w:top w:val="single" w:color="auto" w:sz="4" w:space="0"/>
+            <w:left w:val="single" w:color="auto" w:sz="4" w:space="0"/>
+            <w:bottom w:val="single" w:color="auto" w:sz="4" w:space="0"/>
+            <w:right w:val="single" w:color="auto" w:sz="4" w:space="0"/>
+            <w:insideH w:val="single" w:color="auto" w:sz="4" w:space="0"/>
+            <w:insideV w:val="single" w:color="auto" w:sz="4" w:space="0"/>
+          </w:tblBorders>
           <w:tblCellMar>
             <w:top w:w="0" w:type="dxa"/>
             <w:left w:w="108" w:type="dxa"/>
@@ -5053,7 +5113,7 @@
           </w:tblCellMar>
         </w:tblPrEx>
         <w:trPr>
-          <w:trHeight w:val="98"/>
+          <w:trHeight w:val="98" w:hRule="atLeast"/>
         </w:trPr>
         <w:tc>
           <w:tcPr>
@@ -5061,7 +5121,7 @@
           </w:tcPr>
           <w:p>
             <w:pPr>
-              <w:pStyle w:val="a1"/>
+              <w:pStyle w:val="29"/>
               <w:bidi w:val="0"/>
             </w:pPr>
             <w:r>
@@ -5075,7 +5135,7 @@
           </w:tcPr>
           <w:p>
             <w:pPr>
-              <w:pStyle w:val="a1"/>
+              <w:pStyle w:val="29"/>
               <w:bidi w:val="0"/>
             </w:pPr>
             <w:r>
@@ -5089,7 +5149,7 @@
           </w:tcPr>
           <w:p>
             <w:pPr>
-              <w:pStyle w:val="a1"/>
+              <w:pStyle w:val="29"/>
               <w:bidi w:val="0"/>
             </w:pPr>
             <w:r>
@@ -5100,8 +5160,14 @@
       </w:tr>
       <w:tr>
         <w:tblPrEx>
-          <w:tblW w:w="5000" w:type="pct"/>
-          <w:tblInd w:w="0" w:type="dxa"/>
+          <w:tblBorders>
+            <w:top w:val="single" w:color="auto" w:sz="4" w:space="0"/>
+            <w:left w:val="single" w:color="auto" w:sz="4" w:space="0"/>
+            <w:bottom w:val="single" w:color="auto" w:sz="4" w:space="0"/>
+            <w:right w:val="single" w:color="auto" w:sz="4" w:space="0"/>
+            <w:insideH w:val="single" w:color="auto" w:sz="4" w:space="0"/>
+            <w:insideV w:val="single" w:color="auto" w:sz="4" w:space="0"/>
+          </w:tblBorders>
           <w:tblCellMar>
             <w:top w:w="0" w:type="dxa"/>
             <w:left w:w="108" w:type="dxa"/>
@@ -5110,7 +5176,7 @@
           </w:tblCellMar>
         </w:tblPrEx>
         <w:trPr>
-          <w:trHeight w:val="98"/>
+          <w:trHeight w:val="98" w:hRule="atLeast"/>
         </w:trPr>
         <w:tc>
           <w:tcPr>
@@ -5118,7 +5184,7 @@
           </w:tcPr>
           <w:p>
             <w:pPr>
-              <w:pStyle w:val="a1"/>
+              <w:pStyle w:val="29"/>
               <w:bidi w:val="0"/>
             </w:pPr>
             <w:r>
@@ -5132,7 +5198,7 @@
           </w:tcPr>
           <w:p>
             <w:pPr>
-              <w:pStyle w:val="a1"/>
+              <w:pStyle w:val="29"/>
               <w:bidi w:val="0"/>
             </w:pPr>
             <w:r>
@@ -5146,7 +5212,7 @@
           </w:tcPr>
           <w:p>
             <w:pPr>
-              <w:pStyle w:val="a1"/>
+              <w:pStyle w:val="29"/>
               <w:bidi w:val="0"/>
             </w:pPr>
             <w:r>
@@ -5157,8 +5223,14 @@
       </w:tr>
       <w:tr>
         <w:tblPrEx>
-          <w:tblW w:w="5000" w:type="pct"/>
-          <w:tblInd w:w="0" w:type="dxa"/>
+          <w:tblBorders>
+            <w:top w:val="single" w:color="auto" w:sz="4" w:space="0"/>
+            <w:left w:val="single" w:color="auto" w:sz="4" w:space="0"/>
+            <w:bottom w:val="single" w:color="auto" w:sz="4" w:space="0"/>
+            <w:right w:val="single" w:color="auto" w:sz="4" w:space="0"/>
+            <w:insideH w:val="single" w:color="auto" w:sz="4" w:space="0"/>
+            <w:insideV w:val="single" w:color="auto" w:sz="4" w:space="0"/>
+          </w:tblBorders>
           <w:tblCellMar>
             <w:top w:w="0" w:type="dxa"/>
             <w:left w:w="108" w:type="dxa"/>
@@ -5167,7 +5239,7 @@
           </w:tblCellMar>
         </w:tblPrEx>
         <w:trPr>
-          <w:trHeight w:val="98"/>
+          <w:trHeight w:val="98" w:hRule="atLeast"/>
         </w:trPr>
         <w:tc>
           <w:tcPr>
@@ -5175,7 +5247,7 @@
           </w:tcPr>
           <w:p>
             <w:pPr>
-              <w:pStyle w:val="a1"/>
+              <w:pStyle w:val="29"/>
               <w:bidi w:val="0"/>
             </w:pPr>
             <w:r>
@@ -5189,7 +5261,7 @@
           </w:tcPr>
           <w:p>
             <w:pPr>
-              <w:pStyle w:val="a1"/>
+              <w:pStyle w:val="29"/>
               <w:bidi w:val="0"/>
             </w:pPr>
             <w:r>
@@ -5203,7 +5275,7 @@
           </w:tcPr>
           <w:p>
             <w:pPr>
-              <w:pStyle w:val="a1"/>
+              <w:pStyle w:val="29"/>
               <w:bidi w:val="0"/>
             </w:pPr>
             <w:r>
@@ -5214,8 +5286,14 @@
       </w:tr>
       <w:tr>
         <w:tblPrEx>
-          <w:tblW w:w="5000" w:type="pct"/>
-          <w:tblInd w:w="0" w:type="dxa"/>
+          <w:tblBorders>
+            <w:top w:val="single" w:color="auto" w:sz="4" w:space="0"/>
+            <w:left w:val="single" w:color="auto" w:sz="4" w:space="0"/>
+            <w:bottom w:val="single" w:color="auto" w:sz="4" w:space="0"/>
+            <w:right w:val="single" w:color="auto" w:sz="4" w:space="0"/>
+            <w:insideH w:val="single" w:color="auto" w:sz="4" w:space="0"/>
+            <w:insideV w:val="single" w:color="auto" w:sz="4" w:space="0"/>
+          </w:tblBorders>
           <w:tblCellMar>
             <w:top w:w="0" w:type="dxa"/>
             <w:left w:w="108" w:type="dxa"/>
@@ -5224,7 +5302,7 @@
           </w:tblCellMar>
         </w:tblPrEx>
         <w:trPr>
-          <w:trHeight w:val="98"/>
+          <w:trHeight w:val="98" w:hRule="atLeast"/>
         </w:trPr>
         <w:tc>
           <w:tcPr>
@@ -5232,7 +5310,7 @@
           </w:tcPr>
           <w:p>
             <w:pPr>
-              <w:pStyle w:val="a1"/>
+              <w:pStyle w:val="29"/>
               <w:bidi w:val="0"/>
             </w:pPr>
             <w:r>
@@ -5246,7 +5324,7 @@
           </w:tcPr>
           <w:p>
             <w:pPr>
-              <w:pStyle w:val="a1"/>
+              <w:pStyle w:val="29"/>
               <w:bidi w:val="0"/>
             </w:pPr>
             <w:r>
@@ -5260,7 +5338,7 @@
           </w:tcPr>
           <w:p>
             <w:pPr>
-              <w:pStyle w:val="a1"/>
+              <w:pStyle w:val="29"/>
               <w:bidi w:val="0"/>
             </w:pPr>
             <w:r>
@@ -5271,8 +5349,14 @@
       </w:tr>
       <w:tr>
         <w:tblPrEx>
-          <w:tblW w:w="5000" w:type="pct"/>
-          <w:tblInd w:w="0" w:type="dxa"/>
+          <w:tblBorders>
+            <w:top w:val="single" w:color="auto" w:sz="4" w:space="0"/>
+            <w:left w:val="single" w:color="auto" w:sz="4" w:space="0"/>
+            <w:bottom w:val="single" w:color="auto" w:sz="4" w:space="0"/>
+            <w:right w:val="single" w:color="auto" w:sz="4" w:space="0"/>
+            <w:insideH w:val="single" w:color="auto" w:sz="4" w:space="0"/>
+            <w:insideV w:val="single" w:color="auto" w:sz="4" w:space="0"/>
+          </w:tblBorders>
           <w:tblCellMar>
             <w:top w:w="0" w:type="dxa"/>
             <w:left w:w="108" w:type="dxa"/>
@@ -5281,7 +5365,7 @@
           </w:tblCellMar>
         </w:tblPrEx>
         <w:trPr>
-          <w:trHeight w:val="98"/>
+          <w:trHeight w:val="98" w:hRule="atLeast"/>
         </w:trPr>
         <w:tc>
           <w:tcPr>
@@ -5289,7 +5373,7 @@
           </w:tcPr>
           <w:p>
             <w:pPr>
-              <w:pStyle w:val="a1"/>
+              <w:pStyle w:val="29"/>
               <w:bidi w:val="0"/>
             </w:pPr>
             <w:r>
@@ -5303,7 +5387,7 @@
           </w:tcPr>
           <w:p>
             <w:pPr>
-              <w:pStyle w:val="a1"/>
+              <w:pStyle w:val="29"/>
               <w:bidi w:val="0"/>
             </w:pPr>
             <w:r>
@@ -5317,7 +5401,7 @@
           </w:tcPr>
           <w:p>
             <w:pPr>
-              <w:pStyle w:val="a1"/>
+              <w:pStyle w:val="29"/>
               <w:bidi w:val="0"/>
             </w:pPr>
             <w:r>
@@ -5329,7 +5413,7 @@
     </w:tbl>
     <w:p>
       <w:pPr>
-        <w:pStyle w:val="3"/>
+        <w:pStyle w:val="31"/>
         <w:bidi w:val="0"/>
       </w:pPr>
       <w:bookmarkStart w:id="31" w:name="_Toc26615"/>
@@ -5340,7 +5424,7 @@
     </w:p>
     <w:p>
       <w:pPr>
-        <w:pStyle w:val="a1"/>
+        <w:pStyle w:val="29"/>
       </w:pPr>
       <m:oMathPara>
         <m:oMath>
@@ -5358,7 +5442,7 @@
     </w:p>
     <w:p>
       <w:pPr>
-        <w:pStyle w:val="a1"/>
+        <w:pStyle w:val="29"/>
         <w:bidi w:val="0"/>
         <w:rPr>
           <w:rFonts w:hint="eastAsia"/>
@@ -5373,7 +5457,7 @@
     </w:p>
     <w:p>
       <w:pPr>
-        <w:pStyle w:val="a1"/>
+        <w:pStyle w:val="29"/>
         <w:bidi w:val="0"/>
         <w:rPr>
           <w:rFonts w:hint="eastAsia"/>
@@ -5388,10 +5472,10 @@
     </w:p>
     <w:p>
       <w:pPr>
-        <w:pStyle w:val="a1"/>
-        <w:bidi w:val="0"/>
-        <w:rPr>
-          <w:rFonts w:eastAsia="宋体" w:hint="default"/>
+        <w:pStyle w:val="29"/>
+        <w:bidi w:val="0"/>
+        <w:rPr>
+          <w:rFonts w:hint="default" w:eastAsia="宋体"/>
           <w:lang w:val="en-US" w:eastAsia="zh-CN"/>
         </w:rPr>
       </w:pPr>
@@ -5411,16 +5495,16 @@
     </w:p>
     <w:tbl>
       <w:tblPr>
-        <w:tblStyle w:val="TableNormal"/>
+        <w:tblStyle w:val="20"/>
         <w:tblW w:w="0" w:type="auto"/>
         <w:tblInd w:w="-34" w:type="dxa"/>
         <w:tblBorders>
-          <w:top w:val="nil"/>
-          <w:left w:val="nil"/>
-          <w:bottom w:val="nil"/>
-          <w:right w:val="nil"/>
-          <w:insideH w:val="nil"/>
-          <w:insideV w:val="nil"/>
+          <w:top w:val="none" w:color="auto" w:sz="0" w:space="0"/>
+          <w:left w:val="none" w:color="auto" w:sz="0" w:space="0"/>
+          <w:bottom w:val="none" w:color="auto" w:sz="0" w:space="0"/>
+          <w:right w:val="none" w:color="auto" w:sz="0" w:space="0"/>
+          <w:insideH w:val="none" w:color="auto" w:sz="0" w:space="0"/>
+          <w:insideV w:val="none" w:color="auto" w:sz="0" w:space="0"/>
         </w:tblBorders>
         <w:tblLayout w:type="fixed"/>
         <w:tblCellMar>
@@ -5438,17 +5522,14 @@
       </w:tblGrid>
       <w:tr>
         <w:tblPrEx>
-          <w:tblW w:w="0" w:type="auto"/>
-          <w:tblInd w:w="-34" w:type="dxa"/>
           <w:tblBorders>
-            <w:top w:val="nil"/>
-            <w:left w:val="nil"/>
-            <w:bottom w:val="nil"/>
-            <w:right w:val="nil"/>
-            <w:insideH w:val="nil"/>
-            <w:insideV w:val="nil"/>
+            <w:top w:val="none" w:color="auto" w:sz="0" w:space="0"/>
+            <w:left w:val="none" w:color="auto" w:sz="0" w:space="0"/>
+            <w:bottom w:val="none" w:color="auto" w:sz="0" w:space="0"/>
+            <w:right w:val="none" w:color="auto" w:sz="0" w:space="0"/>
+            <w:insideH w:val="none" w:color="auto" w:sz="0" w:space="0"/>
+            <w:insideV w:val="none" w:color="auto" w:sz="0" w:space="0"/>
           </w:tblBorders>
-          <w:tblLayout w:type="fixed"/>
           <w:tblCellMar>
             <w:top w:w="0" w:type="dxa"/>
             <w:left w:w="108" w:type="dxa"/>
@@ -5457,23 +5538,23 @@
           </w:tblCellMar>
         </w:tblPrEx>
         <w:trPr>
-          <w:trHeight w:val="270"/>
+          <w:trHeight w:val="270" w:hRule="atLeast"/>
         </w:trPr>
         <w:tc>
           <w:tcPr>
             <w:tcW w:w="9640" w:type="dxa"/>
             <w:gridSpan w:val="4"/>
             <w:tcBorders>
-              <w:top w:val="single" w:sz="4" w:space="0" w:color="auto"/>
-              <w:left w:val="single" w:sz="4" w:space="0" w:color="auto"/>
-              <w:bottom w:val="single" w:sz="4" w:space="0" w:color="auto"/>
-              <w:right w:val="single" w:sz="4" w:space="0" w:color="auto"/>
+              <w:top w:val="single" w:color="auto" w:sz="4" w:space="0"/>
+              <w:left w:val="single" w:color="auto" w:sz="4" w:space="0"/>
+              <w:bottom w:val="single" w:color="auto" w:sz="4" w:space="0"/>
+              <w:right w:val="single" w:color="auto" w:sz="4" w:space="0"/>
             </w:tcBorders>
             <w:vAlign w:val="center"/>
           </w:tcPr>
           <w:p>
             <w:pPr>
-              <w:pStyle w:val="a1"/>
+              <w:pStyle w:val="29"/>
               <w:bidi w:val="0"/>
             </w:pPr>
             <w:r>
@@ -5487,9 +5568,14 @@
       </w:tr>
       <w:tr>
         <w:tblPrEx>
-          <w:tblW w:w="0" w:type="auto"/>
-          <w:tblInd w:w="-34" w:type="dxa"/>
-          <w:tblLayout w:type="fixed"/>
+          <w:tblBorders>
+            <w:top w:val="none" w:color="auto" w:sz="0" w:space="0"/>
+            <w:left w:val="none" w:color="auto" w:sz="0" w:space="0"/>
+            <w:bottom w:val="none" w:color="auto" w:sz="0" w:space="0"/>
+            <w:right w:val="none" w:color="auto" w:sz="0" w:space="0"/>
+            <w:insideH w:val="none" w:color="auto" w:sz="0" w:space="0"/>
+            <w:insideV w:val="none" w:color="auto" w:sz="0" w:space="0"/>
+          </w:tblBorders>
           <w:tblCellMar>
             <w:top w:w="0" w:type="dxa"/>
             <w:left w:w="108" w:type="dxa"/>
@@ -5498,22 +5584,22 @@
           </w:tblCellMar>
         </w:tblPrEx>
         <w:trPr>
-          <w:trHeight w:val="270"/>
+          <w:trHeight w:val="270" w:hRule="atLeast"/>
         </w:trPr>
         <w:tc>
           <w:tcPr>
             <w:tcW w:w="3021" w:type="dxa"/>
             <w:tcBorders>
               <w:top w:val="nil"/>
-              <w:left w:val="single" w:sz="4" w:space="0" w:color="auto"/>
-              <w:bottom w:val="single" w:sz="4" w:space="0" w:color="auto"/>
-              <w:right w:val="single" w:sz="4" w:space="0" w:color="auto"/>
+              <w:left w:val="single" w:color="auto" w:sz="4" w:space="0"/>
+              <w:bottom w:val="single" w:color="auto" w:sz="4" w:space="0"/>
+              <w:right w:val="single" w:color="auto" w:sz="4" w:space="0"/>
             </w:tcBorders>
             <w:vAlign w:val="center"/>
           </w:tcPr>
           <w:p>
             <w:pPr>
-              <w:pStyle w:val="a1"/>
+              <w:pStyle w:val="29"/>
               <w:bidi w:val="0"/>
             </w:pPr>
             <w:r>
@@ -5530,14 +5616,14 @@
             <w:tcBorders>
               <w:top w:val="nil"/>
               <w:left w:val="nil"/>
-              <w:bottom w:val="single" w:sz="4" w:space="0" w:color="auto"/>
-              <w:right w:val="single" w:sz="4" w:space="0" w:color="auto"/>
+              <w:bottom w:val="single" w:color="auto" w:sz="4" w:space="0"/>
+              <w:right w:val="single" w:color="auto" w:sz="4" w:space="0"/>
             </w:tcBorders>
             <w:vAlign w:val="center"/>
           </w:tcPr>
           <w:p>
             <w:pPr>
-              <w:pStyle w:val="a1"/>
+              <w:pStyle w:val="29"/>
               <w:bidi w:val="0"/>
             </w:pPr>
             <w:r>
@@ -5551,14 +5637,14 @@
             <w:tcBorders>
               <w:top w:val="nil"/>
               <w:left w:val="nil"/>
-              <w:bottom w:val="single" w:sz="4" w:space="0" w:color="auto"/>
-              <w:right w:val="single" w:sz="4" w:space="0" w:color="auto"/>
+              <w:bottom w:val="single" w:color="auto" w:sz="4" w:space="0"/>
+              <w:right w:val="single" w:color="auto" w:sz="4" w:space="0"/>
             </w:tcBorders>
             <w:vAlign w:val="center"/>
           </w:tcPr>
           <w:p>
             <w:pPr>
-              <w:pStyle w:val="a1"/>
+              <w:pStyle w:val="29"/>
               <w:bidi w:val="0"/>
             </w:pPr>
             <w:r>
@@ -5575,14 +5661,14 @@
             <w:tcBorders>
               <w:top w:val="nil"/>
               <w:left w:val="nil"/>
-              <w:bottom w:val="single" w:sz="4" w:space="0" w:color="auto"/>
-              <w:right w:val="single" w:sz="4" w:space="0" w:color="auto"/>
+              <w:bottom w:val="single" w:color="auto" w:sz="4" w:space="0"/>
+              <w:right w:val="single" w:color="auto" w:sz="4" w:space="0"/>
             </w:tcBorders>
             <w:vAlign w:val="center"/>
           </w:tcPr>
           <w:p>
             <w:pPr>
-              <w:pStyle w:val="a1"/>
+              <w:pStyle w:val="29"/>
               <w:bidi w:val="0"/>
             </w:pPr>
             <w:r>
@@ -5596,9 +5682,14 @@
       </w:tr>
       <w:tr>
         <w:tblPrEx>
-          <w:tblW w:w="0" w:type="auto"/>
-          <w:tblInd w:w="-34" w:type="dxa"/>
-          <w:tblLayout w:type="fixed"/>
+          <w:tblBorders>
+            <w:top w:val="none" w:color="auto" w:sz="0" w:space="0"/>
+            <w:left w:val="none" w:color="auto" w:sz="0" w:space="0"/>
+            <w:bottom w:val="none" w:color="auto" w:sz="0" w:space="0"/>
+            <w:right w:val="none" w:color="auto" w:sz="0" w:space="0"/>
+            <w:insideH w:val="none" w:color="auto" w:sz="0" w:space="0"/>
+            <w:insideV w:val="none" w:color="auto" w:sz="0" w:space="0"/>
+          </w:tblBorders>
           <w:tblCellMar>
             <w:top w:w="0" w:type="dxa"/>
             <w:left w:w="108" w:type="dxa"/>
@@ -5607,7 +5698,7 @@
           </w:tblCellMar>
         </w:tblPrEx>
         <w:trPr>
-          <w:trHeight w:val="270"/>
+          <w:trHeight w:val="270" w:hRule="atLeast"/>
         </w:trPr>
         <w:tc>
           <w:tcPr>
@@ -5615,15 +5706,15 @@
             <w:vMerge w:val="restart"/>
             <w:tcBorders>
               <w:top w:val="nil"/>
-              <w:left w:val="single" w:sz="4" w:space="0" w:color="auto"/>
-              <w:bottom w:val="single" w:sz="4" w:space="0" w:color="auto"/>
-              <w:right w:val="single" w:sz="4" w:space="0" w:color="auto"/>
+              <w:left w:val="single" w:color="auto" w:sz="4" w:space="0"/>
+              <w:bottom w:val="single" w:color="auto" w:sz="4" w:space="0"/>
+              <w:right w:val="single" w:color="auto" w:sz="4" w:space="0"/>
             </w:tcBorders>
             <w:vAlign w:val="center"/>
           </w:tcPr>
           <w:p>
             <w:pPr>
-              <w:pStyle w:val="a1"/>
+              <w:pStyle w:val="29"/>
               <w:bidi w:val="0"/>
             </w:pPr>
             <w:r>
@@ -5640,14 +5731,14 @@
             <w:tcBorders>
               <w:top w:val="nil"/>
               <w:left w:val="nil"/>
-              <w:bottom w:val="single" w:sz="4" w:space="0" w:color="auto"/>
-              <w:right w:val="single" w:sz="4" w:space="0" w:color="auto"/>
+              <w:bottom w:val="single" w:color="auto" w:sz="4" w:space="0"/>
+              <w:right w:val="single" w:color="auto" w:sz="4" w:space="0"/>
             </w:tcBorders>
             <w:vAlign w:val="center"/>
           </w:tcPr>
           <w:p>
             <w:pPr>
-              <w:pStyle w:val="a1"/>
+              <w:pStyle w:val="29"/>
               <w:bidi w:val="0"/>
             </w:pPr>
             <w:r>
@@ -5663,16 +5754,16 @@
             <w:tcW w:w="4438" w:type="dxa"/>
             <w:gridSpan w:val="2"/>
             <w:tcBorders>
-              <w:top w:val="single" w:sz="4" w:space="0" w:color="auto"/>
+              <w:top w:val="single" w:color="auto" w:sz="4" w:space="0"/>
               <w:left w:val="nil"/>
-              <w:bottom w:val="single" w:sz="4" w:space="0" w:color="auto"/>
-              <w:right w:val="single" w:sz="4" w:space="0" w:color="auto"/>
+              <w:bottom w:val="single" w:color="auto" w:sz="4" w:space="0"/>
+              <w:right w:val="single" w:color="auto" w:sz="4" w:space="0"/>
             </w:tcBorders>
             <w:vAlign w:val="center"/>
           </w:tcPr>
           <w:p>
             <w:pPr>
-              <w:pStyle w:val="a1"/>
+              <w:pStyle w:val="29"/>
               <w:bidi w:val="0"/>
             </w:pPr>
             <w:r>
@@ -5686,9 +5777,14 @@
       </w:tr>
       <w:tr>
         <w:tblPrEx>
-          <w:tblW w:w="0" w:type="auto"/>
-          <w:tblInd w:w="-34" w:type="dxa"/>
-          <w:tblLayout w:type="fixed"/>
+          <w:tblBorders>
+            <w:top w:val="none" w:color="auto" w:sz="0" w:space="0"/>
+            <w:left w:val="none" w:color="auto" w:sz="0" w:space="0"/>
+            <w:bottom w:val="none" w:color="auto" w:sz="0" w:space="0"/>
+            <w:right w:val="none" w:color="auto" w:sz="0" w:space="0"/>
+            <w:insideH w:val="none" w:color="auto" w:sz="0" w:space="0"/>
+            <w:insideV w:val="none" w:color="auto" w:sz="0" w:space="0"/>
+          </w:tblBorders>
           <w:tblCellMar>
             <w:top w:w="0" w:type="dxa"/>
             <w:left w:w="108" w:type="dxa"/>
@@ -5697,23 +5793,23 @@
           </w:tblCellMar>
         </w:tblPrEx>
         <w:trPr>
-          <w:trHeight w:val="270"/>
+          <w:trHeight w:val="270" w:hRule="atLeast"/>
         </w:trPr>
         <w:tc>
           <w:tcPr>
             <w:tcW w:w="3021" w:type="dxa"/>
-            <w:vMerge/>
+            <w:vMerge w:val="continue"/>
             <w:tcBorders>
               <w:top w:val="nil"/>
-              <w:left w:val="single" w:sz="4" w:space="0" w:color="auto"/>
-              <w:bottom w:val="single" w:sz="4" w:space="0" w:color="auto"/>
-              <w:right w:val="single" w:sz="4" w:space="0" w:color="auto"/>
+              <w:left w:val="single" w:color="auto" w:sz="4" w:space="0"/>
+              <w:bottom w:val="single" w:color="auto" w:sz="4" w:space="0"/>
+              <w:right w:val="single" w:color="auto" w:sz="4" w:space="0"/>
             </w:tcBorders>
             <w:vAlign w:val="center"/>
           </w:tcPr>
           <w:p>
             <w:pPr>
-              <w:pStyle w:val="a1"/>
+              <w:pStyle w:val="29"/>
               <w:bidi w:val="0"/>
             </w:pPr>
           </w:p>
@@ -5724,14 +5820,14 @@
             <w:tcBorders>
               <w:top w:val="nil"/>
               <w:left w:val="nil"/>
-              <w:bottom w:val="single" w:sz="4" w:space="0" w:color="auto"/>
-              <w:right w:val="single" w:sz="4" w:space="0" w:color="auto"/>
+              <w:bottom w:val="single" w:color="auto" w:sz="4" w:space="0"/>
+              <w:right w:val="single" w:color="auto" w:sz="4" w:space="0"/>
             </w:tcBorders>
             <w:vAlign w:val="center"/>
           </w:tcPr>
           <w:p>
             <w:pPr>
-              <w:pStyle w:val="a1"/>
+              <w:pStyle w:val="29"/>
               <w:bidi w:val="0"/>
             </w:pPr>
             <w:r>
@@ -5747,16 +5843,16 @@
             <w:tcW w:w="4438" w:type="dxa"/>
             <w:gridSpan w:val="2"/>
             <w:tcBorders>
-              <w:top w:val="single" w:sz="4" w:space="0" w:color="auto"/>
+              <w:top w:val="single" w:color="auto" w:sz="4" w:space="0"/>
               <w:left w:val="nil"/>
-              <w:bottom w:val="single" w:sz="4" w:space="0" w:color="auto"/>
-              <w:right w:val="single" w:sz="4" w:space="0" w:color="auto"/>
+              <w:bottom w:val="single" w:color="auto" w:sz="4" w:space="0"/>
+              <w:right w:val="single" w:color="auto" w:sz="4" w:space="0"/>
             </w:tcBorders>
             <w:vAlign w:val="center"/>
           </w:tcPr>
           <w:p>
             <w:pPr>
-              <w:pStyle w:val="a1"/>
+              <w:pStyle w:val="29"/>
               <w:bidi w:val="0"/>
             </w:pPr>
             <w:r>
@@ -5767,9 +5863,14 @@
       </w:tr>
       <w:tr>
         <w:tblPrEx>
-          <w:tblW w:w="0" w:type="auto"/>
-          <w:tblInd w:w="-34" w:type="dxa"/>
-          <w:tblLayout w:type="fixed"/>
+          <w:tblBorders>
+            <w:top w:val="none" w:color="auto" w:sz="0" w:space="0"/>
+            <w:left w:val="none" w:color="auto" w:sz="0" w:space="0"/>
+            <w:bottom w:val="none" w:color="auto" w:sz="0" w:space="0"/>
+            <w:right w:val="none" w:color="auto" w:sz="0" w:space="0"/>
+            <w:insideH w:val="none" w:color="auto" w:sz="0" w:space="0"/>
+            <w:insideV w:val="none" w:color="auto" w:sz="0" w:space="0"/>
+          </w:tblBorders>
           <w:tblCellMar>
             <w:top w:w="0" w:type="dxa"/>
             <w:left w:w="108" w:type="dxa"/>
@@ -5778,23 +5879,23 @@
           </w:tblCellMar>
         </w:tblPrEx>
         <w:trPr>
-          <w:trHeight w:val="270"/>
+          <w:trHeight w:val="270" w:hRule="atLeast"/>
         </w:trPr>
         <w:tc>
           <w:tcPr>
             <w:tcW w:w="3021" w:type="dxa"/>
-            <w:vMerge/>
+            <w:vMerge w:val="continue"/>
             <w:tcBorders>
               <w:top w:val="nil"/>
-              <w:left w:val="single" w:sz="4" w:space="0" w:color="auto"/>
-              <w:bottom w:val="single" w:sz="4" w:space="0" w:color="auto"/>
-              <w:right w:val="single" w:sz="4" w:space="0" w:color="auto"/>
+              <w:left w:val="single" w:color="auto" w:sz="4" w:space="0"/>
+              <w:bottom w:val="single" w:color="auto" w:sz="4" w:space="0"/>
+              <w:right w:val="single" w:color="auto" w:sz="4" w:space="0"/>
             </w:tcBorders>
             <w:vAlign w:val="center"/>
           </w:tcPr>
           <w:p>
             <w:pPr>
-              <w:pStyle w:val="a1"/>
+              <w:pStyle w:val="29"/>
               <w:bidi w:val="0"/>
             </w:pPr>
           </w:p>
@@ -5805,14 +5906,14 @@
             <w:tcBorders>
               <w:top w:val="nil"/>
               <w:left w:val="nil"/>
-              <w:bottom w:val="single" w:sz="4" w:space="0" w:color="auto"/>
-              <w:right w:val="single" w:sz="4" w:space="0" w:color="auto"/>
+              <w:bottom w:val="single" w:color="auto" w:sz="4" w:space="0"/>
+              <w:right w:val="single" w:color="auto" w:sz="4" w:space="0"/>
             </w:tcBorders>
             <w:vAlign w:val="center"/>
           </w:tcPr>
           <w:p>
             <w:pPr>
-              <w:pStyle w:val="a1"/>
+              <w:pStyle w:val="29"/>
               <w:bidi w:val="0"/>
             </w:pPr>
             <w:r>
@@ -5828,16 +5929,16 @@
             <w:tcW w:w="4438" w:type="dxa"/>
             <w:gridSpan w:val="2"/>
             <w:tcBorders>
-              <w:top w:val="single" w:sz="4" w:space="0" w:color="auto"/>
+              <w:top w:val="single" w:color="auto" w:sz="4" w:space="0"/>
               <w:left w:val="nil"/>
-              <w:bottom w:val="single" w:sz="4" w:space="0" w:color="auto"/>
-              <w:right w:val="single" w:sz="4" w:space="0" w:color="auto"/>
+              <w:bottom w:val="single" w:color="auto" w:sz="4" w:space="0"/>
+              <w:right w:val="single" w:color="auto" w:sz="4" w:space="0"/>
             </w:tcBorders>
             <w:vAlign w:val="center"/>
           </w:tcPr>
           <w:p>
             <w:pPr>
-              <w:pStyle w:val="a1"/>
+              <w:pStyle w:val="29"/>
               <w:bidi w:val="0"/>
             </w:pPr>
             <w:r>
@@ -5848,9 +5949,14 @@
       </w:tr>
       <w:tr>
         <w:tblPrEx>
-          <w:tblW w:w="0" w:type="auto"/>
-          <w:tblInd w:w="-34" w:type="dxa"/>
-          <w:tblLayout w:type="fixed"/>
+          <w:tblBorders>
+            <w:top w:val="none" w:color="auto" w:sz="0" w:space="0"/>
+            <w:left w:val="none" w:color="auto" w:sz="0" w:space="0"/>
+            <w:bottom w:val="none" w:color="auto" w:sz="0" w:space="0"/>
+            <w:right w:val="none" w:color="auto" w:sz="0" w:space="0"/>
+            <w:insideH w:val="none" w:color="auto" w:sz="0" w:space="0"/>
+            <w:insideV w:val="none" w:color="auto" w:sz="0" w:space="0"/>
+          </w:tblBorders>
           <w:tblCellMar>
             <w:top w:w="0" w:type="dxa"/>
             <w:left w:w="108" w:type="dxa"/>
@@ -5859,23 +5965,23 @@
           </w:tblCellMar>
         </w:tblPrEx>
         <w:trPr>
-          <w:trHeight w:val="270"/>
+          <w:trHeight w:val="270" w:hRule="atLeast"/>
         </w:trPr>
         <w:tc>
           <w:tcPr>
             <w:tcW w:w="3021" w:type="dxa"/>
-            <w:vMerge/>
+            <w:vMerge w:val="continue"/>
             <w:tcBorders>
               <w:top w:val="nil"/>
-              <w:left w:val="single" w:sz="4" w:space="0" w:color="auto"/>
-              <w:bottom w:val="single" w:sz="4" w:space="0" w:color="auto"/>
-              <w:right w:val="single" w:sz="4" w:space="0" w:color="auto"/>
+              <w:left w:val="single" w:color="auto" w:sz="4" w:space="0"/>
+              <w:bottom w:val="single" w:color="auto" w:sz="4" w:space="0"/>
+              <w:right w:val="single" w:color="auto" w:sz="4" w:space="0"/>
             </w:tcBorders>
             <w:vAlign w:val="center"/>
           </w:tcPr>
           <w:p>
             <w:pPr>
-              <w:pStyle w:val="a1"/>
+              <w:pStyle w:val="29"/>
               <w:bidi w:val="0"/>
             </w:pPr>
           </w:p>
@@ -5886,14 +5992,14 @@
             <w:tcBorders>
               <w:top w:val="nil"/>
               <w:left w:val="nil"/>
-              <w:bottom w:val="single" w:sz="4" w:space="0" w:color="auto"/>
-              <w:right w:val="single" w:sz="4" w:space="0" w:color="auto"/>
+              <w:bottom w:val="single" w:color="auto" w:sz="4" w:space="0"/>
+              <w:right w:val="single" w:color="auto" w:sz="4" w:space="0"/>
             </w:tcBorders>
             <w:vAlign w:val="center"/>
           </w:tcPr>
           <w:p>
             <w:pPr>
-              <w:pStyle w:val="a1"/>
+              <w:pStyle w:val="29"/>
               <w:bidi w:val="0"/>
             </w:pPr>
             <w:r>
@@ -5909,16 +6015,16 @@
             <w:tcW w:w="4438" w:type="dxa"/>
             <w:gridSpan w:val="2"/>
             <w:tcBorders>
-              <w:top w:val="single" w:sz="4" w:space="0" w:color="auto"/>
+              <w:top w:val="single" w:color="auto" w:sz="4" w:space="0"/>
               <w:left w:val="nil"/>
-              <w:bottom w:val="single" w:sz="4" w:space="0" w:color="auto"/>
-              <w:right w:val="single" w:sz="4" w:space="0" w:color="auto"/>
+              <w:bottom w:val="single" w:color="auto" w:sz="4" w:space="0"/>
+              <w:right w:val="single" w:color="auto" w:sz="4" w:space="0"/>
             </w:tcBorders>
             <w:vAlign w:val="center"/>
           </w:tcPr>
           <w:p>
             <w:pPr>
-              <w:pStyle w:val="a1"/>
+              <w:pStyle w:val="29"/>
               <w:bidi w:val="0"/>
             </w:pPr>
             <w:r>
@@ -5929,9 +6035,14 @@
       </w:tr>
       <w:tr>
         <w:tblPrEx>
-          <w:tblW w:w="0" w:type="auto"/>
-          <w:tblInd w:w="-34" w:type="dxa"/>
-          <w:tblLayout w:type="fixed"/>
+          <w:tblBorders>
+            <w:top w:val="none" w:color="auto" w:sz="0" w:space="0"/>
+            <w:left w:val="none" w:color="auto" w:sz="0" w:space="0"/>
+            <w:bottom w:val="none" w:color="auto" w:sz="0" w:space="0"/>
+            <w:right w:val="none" w:color="auto" w:sz="0" w:space="0"/>
+            <w:insideH w:val="none" w:color="auto" w:sz="0" w:space="0"/>
+            <w:insideV w:val="none" w:color="auto" w:sz="0" w:space="0"/>
+          </w:tblBorders>
           <w:tblCellMar>
             <w:top w:w="0" w:type="dxa"/>
             <w:left w:w="108" w:type="dxa"/>
@@ -5940,22 +6051,22 @@
           </w:tblCellMar>
         </w:tblPrEx>
         <w:trPr>
-          <w:trHeight w:val="1769"/>
+          <w:trHeight w:val="1769" w:hRule="atLeast"/>
         </w:trPr>
         <w:tc>
           <w:tcPr>
             <w:tcW w:w="3021" w:type="dxa"/>
             <w:tcBorders>
               <w:top w:val="nil"/>
-              <w:left w:val="single" w:sz="4" w:space="0" w:color="auto"/>
-              <w:bottom w:val="single" w:sz="4" w:space="0" w:color="auto"/>
-              <w:right w:val="single" w:sz="4" w:space="0" w:color="auto"/>
+              <w:left w:val="single" w:color="auto" w:sz="4" w:space="0"/>
+              <w:bottom w:val="single" w:color="auto" w:sz="4" w:space="0"/>
+              <w:right w:val="single" w:color="auto" w:sz="4" w:space="0"/>
             </w:tcBorders>
             <w:vAlign w:val="center"/>
           </w:tcPr>
           <w:p>
             <w:pPr>
-              <w:pStyle w:val="a1"/>
+              <w:pStyle w:val="29"/>
               <w:bidi w:val="0"/>
             </w:pPr>
             <w:r>
@@ -5971,16 +6082,16 @@
             <w:tcW w:w="6619" w:type="dxa"/>
             <w:gridSpan w:val="3"/>
             <w:tcBorders>
-              <w:top w:val="single" w:sz="4" w:space="0" w:color="auto"/>
+              <w:top w:val="single" w:color="auto" w:sz="4" w:space="0"/>
               <w:left w:val="nil"/>
-              <w:bottom w:val="single" w:sz="4" w:space="0" w:color="auto"/>
-              <w:right w:val="single" w:sz="4" w:space="0" w:color="auto"/>
+              <w:bottom w:val="single" w:color="auto" w:sz="4" w:space="0"/>
+              <w:right w:val="single" w:color="auto" w:sz="4" w:space="0"/>
             </w:tcBorders>
             <w:vAlign w:val="center"/>
           </w:tcPr>
           <w:p>
             <w:pPr>
-              <w:pStyle w:val="a1"/>
+              <w:pStyle w:val="29"/>
               <w:bidi w:val="0"/>
             </w:pPr>
             <w:r>
@@ -6003,9 +6114,14 @@
       </w:tr>
       <w:tr>
         <w:tblPrEx>
-          <w:tblW w:w="0" w:type="auto"/>
-          <w:tblInd w:w="-34" w:type="dxa"/>
-          <w:tblLayout w:type="fixed"/>
+          <w:tblBorders>
+            <w:top w:val="none" w:color="auto" w:sz="0" w:space="0"/>
+            <w:left w:val="none" w:color="auto" w:sz="0" w:space="0"/>
+            <w:bottom w:val="none" w:color="auto" w:sz="0" w:space="0"/>
+            <w:right w:val="none" w:color="auto" w:sz="0" w:space="0"/>
+            <w:insideH w:val="none" w:color="auto" w:sz="0" w:space="0"/>
+            <w:insideV w:val="none" w:color="auto" w:sz="0" w:space="0"/>
+          </w:tblBorders>
           <w:tblCellMar>
             <w:top w:w="0" w:type="dxa"/>
             <w:left w:w="108" w:type="dxa"/>
@@ -6014,22 +6130,22 @@
           </w:tblCellMar>
         </w:tblPrEx>
         <w:trPr>
-          <w:trHeight w:val="540"/>
+          <w:trHeight w:val="540" w:hRule="atLeast"/>
         </w:trPr>
         <w:tc>
           <w:tcPr>
             <w:tcW w:w="3021" w:type="dxa"/>
             <w:tcBorders>
               <w:top w:val="nil"/>
-              <w:left w:val="single" w:sz="4" w:space="0" w:color="auto"/>
-              <w:bottom w:val="single" w:sz="4" w:space="0" w:color="auto"/>
-              <w:right w:val="single" w:sz="4" w:space="0" w:color="auto"/>
+              <w:left w:val="single" w:color="auto" w:sz="4" w:space="0"/>
+              <w:bottom w:val="single" w:color="auto" w:sz="4" w:space="0"/>
+              <w:right w:val="single" w:color="auto" w:sz="4" w:space="0"/>
             </w:tcBorders>
             <w:vAlign w:val="center"/>
           </w:tcPr>
           <w:p>
             <w:pPr>
-              <w:pStyle w:val="a1"/>
+              <w:pStyle w:val="29"/>
               <w:bidi w:val="0"/>
             </w:pPr>
             <w:r>
@@ -6045,18 +6161,18 @@
             <w:tcW w:w="6619" w:type="dxa"/>
             <w:gridSpan w:val="3"/>
             <w:tcBorders>
-              <w:top w:val="single" w:sz="4" w:space="0" w:color="auto"/>
+              <w:top w:val="single" w:color="auto" w:sz="4" w:space="0"/>
               <w:left w:val="nil"/>
-              <w:bottom w:val="single" w:sz="4" w:space="0" w:color="auto"/>
-              <w:right w:val="single" w:sz="4" w:space="0" w:color="auto"/>
+              <w:bottom w:val="single" w:color="auto" w:sz="4" w:space="0"/>
+              <w:right w:val="single" w:color="auto" w:sz="4" w:space="0"/>
             </w:tcBorders>
             <w:vAlign w:val="center"/>
           </w:tcPr>
           <w:p>
             <w:pPr>
-              <w:pStyle w:val="a1"/>
+              <w:pStyle w:val="29"/>
               <w:bidi w:val="0"/>
-              <w:ind w:left="0" w:firstLine="0" w:leftChars="0" w:firstLineChars="0"/>
+              <w:ind w:left="0" w:leftChars="0" w:firstLine="0" w:firstLineChars="0"/>
             </w:pPr>
             <w:r>
               <w:rPr>
@@ -6065,7 +6181,7 @@
               <w:t>签字：</w:t>
             </w:r>
             <w:r>
-              <w:br/>
+              <w:br w:type="textWrapping"/>
             </w:r>
             <w:r>
               <w:rPr>
@@ -6078,9 +6194,14 @@
       </w:tr>
       <w:tr>
         <w:tblPrEx>
-          <w:tblW w:w="0" w:type="auto"/>
-          <w:tblInd w:w="-34" w:type="dxa"/>
-          <w:tblLayout w:type="fixed"/>
+          <w:tblBorders>
+            <w:top w:val="none" w:color="auto" w:sz="0" w:space="0"/>
+            <w:left w:val="none" w:color="auto" w:sz="0" w:space="0"/>
+            <w:bottom w:val="none" w:color="auto" w:sz="0" w:space="0"/>
+            <w:right w:val="none" w:color="auto" w:sz="0" w:space="0"/>
+            <w:insideH w:val="none" w:color="auto" w:sz="0" w:space="0"/>
+            <w:insideV w:val="none" w:color="auto" w:sz="0" w:space="0"/>
+          </w:tblBorders>
           <w:tblCellMar>
             <w:top w:w="0" w:type="dxa"/>
             <w:left w:w="108" w:type="dxa"/>
@@ -6089,22 +6210,22 @@
           </w:tblCellMar>
         </w:tblPrEx>
         <w:trPr>
-          <w:trHeight w:val="540"/>
+          <w:trHeight w:val="540" w:hRule="atLeast"/>
         </w:trPr>
         <w:tc>
           <w:tcPr>
             <w:tcW w:w="3021" w:type="dxa"/>
             <w:tcBorders>
               <w:top w:val="nil"/>
-              <w:left w:val="single" w:sz="4" w:space="0" w:color="auto"/>
-              <w:bottom w:val="single" w:sz="4" w:space="0" w:color="auto"/>
-              <w:right w:val="single" w:sz="4" w:space="0" w:color="auto"/>
+              <w:left w:val="single" w:color="auto" w:sz="4" w:space="0"/>
+              <w:bottom w:val="single" w:color="auto" w:sz="4" w:space="0"/>
+              <w:right w:val="single" w:color="auto" w:sz="4" w:space="0"/>
             </w:tcBorders>
             <w:vAlign w:val="center"/>
           </w:tcPr>
           <w:p>
             <w:pPr>
-              <w:pStyle w:val="a1"/>
+              <w:pStyle w:val="29"/>
               <w:bidi w:val="0"/>
             </w:pPr>
             <w:r>
@@ -6120,18 +6241,18 @@
             <w:tcW w:w="6619" w:type="dxa"/>
             <w:gridSpan w:val="3"/>
             <w:tcBorders>
-              <w:top w:val="single" w:sz="4" w:space="0" w:color="auto"/>
+              <w:top w:val="single" w:color="auto" w:sz="4" w:space="0"/>
               <w:left w:val="nil"/>
-              <w:bottom w:val="single" w:sz="4" w:space="0" w:color="auto"/>
-              <w:right w:val="single" w:sz="4" w:space="0" w:color="auto"/>
+              <w:bottom w:val="single" w:color="auto" w:sz="4" w:space="0"/>
+              <w:right w:val="single" w:color="auto" w:sz="4" w:space="0"/>
             </w:tcBorders>
             <w:vAlign w:val="center"/>
           </w:tcPr>
           <w:p>
             <w:pPr>
-              <w:pStyle w:val="a1"/>
+              <w:pStyle w:val="29"/>
               <w:bidi w:val="0"/>
-              <w:ind w:left="0" w:firstLine="0" w:leftChars="0" w:firstLineChars="0"/>
+              <w:ind w:left="0" w:leftChars="0" w:firstLine="0" w:firstLineChars="0"/>
             </w:pPr>
             <w:r>
               <w:rPr>
@@ -6140,7 +6261,7 @@
               <w:t>签字：</w:t>
             </w:r>
             <w:r>
-              <w:br/>
+              <w:br w:type="textWrapping"/>
             </w:r>
             <w:r>
               <w:rPr>
@@ -6154,7 +6275,7 @@
     </w:tbl>
     <w:p>
       <w:pPr>
-        <w:pStyle w:val="3"/>
+        <w:pStyle w:val="31"/>
         <w:bidi w:val="0"/>
       </w:pPr>
       <w:bookmarkStart w:id="32" w:name="_Toc455763771"/>
@@ -6170,7 +6291,7 @@
     </w:p>
     <w:p>
       <w:pPr>
-        <w:pStyle w:val="a1"/>
+        <w:pStyle w:val="29"/>
       </w:pPr>
       <w:r>
         <w:rPr>
@@ -6181,11 +6302,11 @@
     </w:p>
     <w:p>
       <w:pPr>
-        <w:pStyle w:val="3"/>
-        <w:bidi w:val="0"/>
-      </w:pPr>
-      <w:bookmarkStart w:id="34" w:name="_Toc455763772"/>
-      <w:bookmarkStart w:id="35" w:name="_Toc5052"/>
+        <w:pStyle w:val="31"/>
+        <w:bidi w:val="0"/>
+      </w:pPr>
+      <w:bookmarkStart w:id="34" w:name="_Toc5052"/>
+      <w:bookmarkStart w:id="35" w:name="_Toc455763772"/>
       <w:r>
         <w:rPr>
           <w:rFonts w:hint="eastAsia"/>
@@ -6197,7 +6318,7 @@
     </w:p>
     <w:p>
       <w:pPr>
-        <w:pStyle w:val="a1"/>
+        <w:pStyle w:val="29"/>
         <w:bidi w:val="0"/>
       </w:pPr>
       <w:r>
@@ -6216,7 +6337,7 @@
     </w:p>
     <w:p>
       <w:pPr>
-        <w:pStyle w:val="a1"/>
+        <w:pStyle w:val="29"/>
         <w:bidi w:val="0"/>
       </w:pPr>
       <w:r>
@@ -6225,7 +6346,7 @@
     </w:p>
     <w:p>
       <w:pPr>
-        <w:pStyle w:val="a1"/>
+        <w:pStyle w:val="29"/>
         <w:bidi w:val="0"/>
       </w:pPr>
       <w:r>
@@ -6234,7 +6355,7 @@
     </w:p>
     <w:p>
       <w:pPr>
-        <w:pStyle w:val="a1"/>
+        <w:pStyle w:val="29"/>
         <w:bidi w:val="0"/>
       </w:pPr>
       <w:r>
@@ -6243,7 +6364,7 @@
     </w:p>
     <w:p>
       <w:pPr>
-        <w:pStyle w:val="a1"/>
+        <w:pStyle w:val="29"/>
         <w:bidi w:val="0"/>
       </w:pPr>
       <w:r>
@@ -6252,7 +6373,7 @@
     </w:p>
     <w:p>
       <w:pPr>
-        <w:pStyle w:val="3"/>
+        <w:pStyle w:val="31"/>
         <w:bidi w:val="0"/>
         <w:rPr>
           <w:rFonts w:hint="default"/>
@@ -6271,7 +6392,7 @@
     </w:p>
     <w:p>
       <w:pPr>
-        <w:pStyle w:val="a1"/>
+        <w:pStyle w:val="29"/>
         <w:bidi w:val="0"/>
         <w:rPr>
           <w:rFonts w:hint="default"/>
@@ -6302,7 +6423,7 @@
     </w:p>
     <w:p>
       <w:pPr>
-        <w:pStyle w:val="2"/>
+        <w:pStyle w:val="30"/>
         <w:bidi w:val="0"/>
       </w:pPr>
       <w:bookmarkStart w:id="37" w:name="_Toc5583"/>
@@ -6314,17 +6435,18 @@
     </w:p>
     <w:tbl>
       <w:tblPr>
-        <w:tblStyle w:val="TableGrid"/>
+        <w:tblStyle w:val="21"/>
         <w:tblW w:w="0" w:type="auto"/>
         <w:tblInd w:w="0" w:type="dxa"/>
         <w:tblBorders>
-          <w:top w:val="single" w:sz="4" w:space="0" w:color="auto"/>
-          <w:left w:val="single" w:sz="4" w:space="0" w:color="auto"/>
-          <w:bottom w:val="single" w:sz="4" w:space="0" w:color="auto"/>
-          <w:right w:val="single" w:sz="4" w:space="0" w:color="auto"/>
-          <w:insideH w:val="single" w:sz="4" w:space="0" w:color="auto"/>
-          <w:insideV w:val="single" w:sz="4" w:space="0" w:color="auto"/>
+          <w:top w:val="single" w:color="auto" w:sz="4" w:space="0"/>
+          <w:left w:val="single" w:color="auto" w:sz="4" w:space="0"/>
+          <w:bottom w:val="single" w:color="auto" w:sz="4" w:space="0"/>
+          <w:right w:val="single" w:color="auto" w:sz="4" w:space="0"/>
+          <w:insideH w:val="single" w:color="auto" w:sz="4" w:space="0"/>
+          <w:insideV w:val="single" w:color="auto" w:sz="4" w:space="0"/>
         </w:tblBorders>
+        <w:tblLayout w:type="autofit"/>
         <w:tblCellMar>
           <w:top w:w="0" w:type="dxa"/>
           <w:left w:w="108" w:type="dxa"/>
@@ -6340,15 +6462,13 @@
       </w:tblGrid>
       <w:tr>
         <w:tblPrEx>
-          <w:tblW w:w="0" w:type="auto"/>
-          <w:tblInd w:w="0" w:type="dxa"/>
           <w:tblBorders>
-            <w:top w:val="single" w:sz="4" w:space="0" w:color="auto"/>
-            <w:left w:val="single" w:sz="4" w:space="0" w:color="auto"/>
-            <w:bottom w:val="single" w:sz="4" w:space="0" w:color="auto"/>
-            <w:right w:val="single" w:sz="4" w:space="0" w:color="auto"/>
-            <w:insideH w:val="single" w:sz="4" w:space="0" w:color="auto"/>
-            <w:insideV w:val="single" w:sz="4" w:space="0" w:color="auto"/>
+            <w:top w:val="single" w:color="auto" w:sz="4" w:space="0"/>
+            <w:left w:val="single" w:color="auto" w:sz="4" w:space="0"/>
+            <w:bottom w:val="single" w:color="auto" w:sz="4" w:space="0"/>
+            <w:right w:val="single" w:color="auto" w:sz="4" w:space="0"/>
+            <w:insideH w:val="single" w:color="auto" w:sz="4" w:space="0"/>
+            <w:insideV w:val="single" w:color="auto" w:sz="4" w:space="0"/>
           </w:tblBorders>
           <w:tblCellMar>
             <w:top w:w="0" w:type="dxa"/>
@@ -6366,7 +6486,7 @@
               <w:widowControl w:val="0"/>
               <w:jc w:val="center"/>
               <w:rPr>
-                <w:rFonts w:ascii="宋体" w:eastAsia="宋体" w:hAnsi="宋体" w:cs="宋体" w:hint="default"/>
+                <w:rFonts w:hint="default" w:ascii="宋体" w:hAnsi="宋体" w:eastAsia="宋体" w:cs="宋体"/>
                 <w:b/>
                 <w:bCs/>
                 <w:sz w:val="18"/>
@@ -6376,7 +6496,7 @@
             </w:pPr>
             <w:r>
               <w:rPr>
-                <w:rFonts w:ascii="宋体" w:eastAsia="宋体" w:hAnsi="宋体" w:cs="宋体" w:hint="eastAsia"/>
+                <w:rFonts w:hint="eastAsia" w:ascii="宋体" w:hAnsi="宋体" w:eastAsia="宋体" w:cs="宋体"/>
                 <w:b/>
                 <w:bCs/>
                 <w:sz w:val="18"/>
@@ -6396,7 +6516,7 @@
               <w:widowControl w:val="0"/>
               <w:jc w:val="center"/>
               <w:rPr>
-                <w:rFonts w:ascii="宋体" w:eastAsia="宋体" w:hAnsi="宋体" w:cs="宋体" w:hint="default"/>
+                <w:rFonts w:hint="default" w:ascii="宋体" w:hAnsi="宋体" w:eastAsia="宋体" w:cs="宋体"/>
                 <w:b/>
                 <w:bCs/>
                 <w:sz w:val="18"/>
@@ -6406,7 +6526,7 @@
             </w:pPr>
             <w:r>
               <w:rPr>
-                <w:rFonts w:ascii="宋体" w:eastAsia="宋体" w:hAnsi="宋体" w:cs="宋体" w:hint="eastAsia"/>
+                <w:rFonts w:hint="eastAsia" w:ascii="宋体" w:hAnsi="宋体" w:eastAsia="宋体" w:cs="宋体"/>
                 <w:b/>
                 <w:bCs/>
                 <w:sz w:val="18"/>
@@ -6426,7 +6546,7 @@
               <w:widowControl w:val="0"/>
               <w:jc w:val="center"/>
               <w:rPr>
-                <w:rFonts w:ascii="宋体" w:eastAsia="宋体" w:hAnsi="宋体" w:cs="宋体" w:hint="default"/>
+                <w:rFonts w:hint="default" w:ascii="宋体" w:hAnsi="宋体" w:eastAsia="宋体" w:cs="宋体"/>
                 <w:b/>
                 <w:bCs/>
                 <w:sz w:val="18"/>
@@ -6436,7 +6556,7 @@
             </w:pPr>
             <w:r>
               <w:rPr>
-                <w:rFonts w:ascii="宋体" w:eastAsia="宋体" w:hAnsi="宋体" w:cs="宋体" w:hint="eastAsia"/>
+                <w:rFonts w:hint="eastAsia" w:ascii="宋体" w:hAnsi="宋体" w:eastAsia="宋体" w:cs="宋体"/>
                 <w:b/>
                 <w:bCs/>
                 <w:sz w:val="18"/>
@@ -6456,7 +6576,7 @@
               <w:widowControl w:val="0"/>
               <w:jc w:val="center"/>
               <w:rPr>
-                <w:rFonts w:ascii="宋体" w:eastAsia="宋体" w:hAnsi="宋体" w:cs="宋体" w:hint="default"/>
+                <w:rFonts w:hint="default" w:ascii="宋体" w:hAnsi="宋体" w:eastAsia="宋体" w:cs="宋体"/>
                 <w:b/>
                 <w:bCs/>
                 <w:sz w:val="18"/>
@@ -6466,7 +6586,7 @@
             </w:pPr>
             <w:r>
               <w:rPr>
-                <w:rFonts w:ascii="宋体" w:eastAsia="宋体" w:hAnsi="宋体" w:cs="宋体" w:hint="eastAsia"/>
+                <w:rFonts w:hint="eastAsia" w:ascii="宋体" w:hAnsi="宋体" w:eastAsia="宋体" w:cs="宋体"/>
                 <w:b/>
                 <w:bCs/>
                 <w:sz w:val="18"/>
@@ -6480,8 +6600,14 @@
       </w:tr>
       <w:tr>
         <w:tblPrEx>
-          <w:tblW w:w="0" w:type="auto"/>
-          <w:tblInd w:w="0" w:type="dxa"/>
+          <w:tblBorders>
+            <w:top w:val="single" w:color="auto" w:sz="4" w:space="0"/>
+            <w:left w:val="single" w:color="auto" w:sz="4" w:space="0"/>
+            <w:bottom w:val="single" w:color="auto" w:sz="4" w:space="0"/>
+            <w:right w:val="single" w:color="auto" w:sz="4" w:space="0"/>
+            <w:insideH w:val="single" w:color="auto" w:sz="4" w:space="0"/>
+            <w:insideV w:val="single" w:color="auto" w:sz="4" w:space="0"/>
+          </w:tblBorders>
           <w:tblCellMar>
             <w:top w:w="0" w:type="dxa"/>
             <w:left w:w="108" w:type="dxa"/>
@@ -6490,7 +6616,7 @@
           </w:tblCellMar>
         </w:tblPrEx>
         <w:trPr>
-          <w:trHeight w:val="339"/>
+          <w:trHeight w:val="339" w:hRule="atLeast"/>
         </w:trPr>
         <w:tc>
           <w:tcPr>
@@ -6501,7 +6627,7 @@
             <w:pPr>
               <w:widowControl w:val="0"/>
               <w:rPr>
-                <w:rFonts w:ascii="宋体" w:eastAsia="宋体" w:hAnsi="宋体" w:cs="宋体" w:hint="default"/>
+                <w:rFonts w:hint="default" w:ascii="宋体" w:hAnsi="宋体" w:eastAsia="宋体" w:cs="宋体"/>
                 <w:snapToGrid w:val="0"/>
                 <w:color w:val="000000"/>
                 <w:kern w:val="0"/>
@@ -6512,7 +6638,7 @@
             </w:pPr>
             <w:r>
               <w:rPr>
-                <w:rFonts w:ascii="宋体" w:eastAsia="宋体" w:hAnsi="宋体" w:cs="宋体" w:hint="eastAsia"/>
+                <w:rFonts w:hint="eastAsia" w:ascii="宋体" w:hAnsi="宋体" w:eastAsia="宋体" w:cs="宋体"/>
                 <w:sz w:val="18"/>
                 <w:szCs w:val="18"/>
               </w:rPr>
@@ -6529,7 +6655,7 @@
             <w:pPr>
               <w:widowControl w:val="0"/>
               <w:rPr>
-                <w:rFonts w:ascii="宋体" w:eastAsia="宋体" w:hAnsi="宋体" w:cs="宋体" w:hint="default"/>
+                <w:rFonts w:hint="default" w:ascii="宋体" w:hAnsi="宋体" w:eastAsia="宋体" w:cs="宋体"/>
                 <w:snapToGrid w:val="0"/>
                 <w:color w:val="000000"/>
                 <w:kern w:val="0"/>
@@ -6540,7 +6666,7 @@
             </w:pPr>
             <w:r>
               <w:rPr>
-                <w:rFonts w:ascii="宋体" w:eastAsia="宋体" w:hAnsi="宋体" w:cs="宋体" w:hint="eastAsia"/>
+                <w:rFonts w:hint="eastAsia" w:ascii="宋体" w:hAnsi="宋体" w:eastAsia="宋体" w:cs="宋体"/>
                 <w:sz w:val="18"/>
                 <w:szCs w:val="18"/>
               </w:rPr>
@@ -6557,7 +6683,7 @@
             <w:pPr>
               <w:widowControl w:val="0"/>
               <w:rPr>
-                <w:rFonts w:ascii="宋体" w:eastAsia="宋体" w:hAnsi="宋体" w:cs="宋体" w:hint="eastAsia"/>
+                <w:rFonts w:hint="eastAsia" w:ascii="宋体" w:hAnsi="宋体" w:eastAsia="宋体" w:cs="宋体"/>
                 <w:snapToGrid w:val="0"/>
                 <w:color w:val="000000"/>
                 <w:kern w:val="0"/>
@@ -6568,7 +6694,7 @@
             </w:pPr>
             <w:r>
               <w:rPr>
-                <w:rFonts w:ascii="宋体" w:eastAsia="宋体" w:hAnsi="宋体" w:cs="宋体" w:hint="eastAsia"/>
+                <w:rFonts w:hint="eastAsia" w:ascii="宋体" w:hAnsi="宋体" w:eastAsia="宋体" w:cs="宋体"/>
                 <w:sz w:val="18"/>
                 <w:szCs w:val="18"/>
               </w:rPr>
@@ -6576,7 +6702,7 @@
             </w:r>
             <w:r>
               <w:rPr>
-                <w:rFonts w:ascii="宋体" w:hAnsi="宋体" w:cs="宋体" w:hint="eastAsia"/>
+                <w:rFonts w:hint="eastAsia" w:ascii="宋体" w:hAnsi="宋体" w:cs="宋体"/>
                 <w:sz w:val="18"/>
                 <w:szCs w:val="18"/>
                 <w:lang w:val="en-US" w:eastAsia="zh-CN"/>
@@ -6594,7 +6720,7 @@
             <w:pPr>
               <w:widowControl w:val="0"/>
               <w:rPr>
-                <w:rFonts w:ascii="宋体" w:eastAsia="宋体" w:hAnsi="宋体" w:cs="宋体" w:hint="eastAsia"/>
+                <w:rFonts w:hint="eastAsia" w:ascii="宋体" w:hAnsi="宋体" w:eastAsia="宋体" w:cs="宋体"/>
                 <w:snapToGrid w:val="0"/>
                 <w:color w:val="000000"/>
                 <w:kern w:val="0"/>
@@ -6605,7 +6731,7 @@
             </w:pPr>
             <w:r>
               <w:rPr>
-                <w:rFonts w:ascii="宋体" w:eastAsia="宋体" w:hAnsi="宋体" w:cs="宋体" w:hint="eastAsia"/>
+                <w:rFonts w:hint="eastAsia" w:ascii="宋体" w:hAnsi="宋体" w:eastAsia="宋体" w:cs="宋体"/>
                 <w:sz w:val="18"/>
                 <w:szCs w:val="18"/>
               </w:rPr>
@@ -6616,8 +6742,14 @@
       </w:tr>
       <w:tr>
         <w:tblPrEx>
-          <w:tblW w:w="0" w:type="auto"/>
-          <w:tblInd w:w="0" w:type="dxa"/>
+          <w:tblBorders>
+            <w:top w:val="single" w:color="auto" w:sz="4" w:space="0"/>
+            <w:left w:val="single" w:color="auto" w:sz="4" w:space="0"/>
+            <w:bottom w:val="single" w:color="auto" w:sz="4" w:space="0"/>
+            <w:right w:val="single" w:color="auto" w:sz="4" w:space="0"/>
+            <w:insideH w:val="single" w:color="auto" w:sz="4" w:space="0"/>
+            <w:insideV w:val="single" w:color="auto" w:sz="4" w:space="0"/>
+          </w:tblBorders>
           <w:tblCellMar>
             <w:top w:w="0" w:type="dxa"/>
             <w:left w:w="108" w:type="dxa"/>
@@ -6626,7 +6758,7 @@
           </w:tblCellMar>
         </w:tblPrEx>
         <w:trPr>
-          <w:trHeight w:val="370"/>
+          <w:trHeight w:val="370" w:hRule="atLeast"/>
         </w:trPr>
         <w:tc>
           <w:tcPr>
@@ -6637,7 +6769,7 @@
             <w:pPr>
               <w:widowControl w:val="0"/>
               <w:rPr>
-                <w:rFonts w:ascii="宋体" w:eastAsia="宋体" w:hAnsi="宋体" w:cs="宋体" w:hint="default"/>
+                <w:rFonts w:hint="default" w:ascii="宋体" w:hAnsi="宋体" w:eastAsia="宋体" w:cs="宋体"/>
                 <w:snapToGrid w:val="0"/>
                 <w:color w:val="000000"/>
                 <w:kern w:val="0"/>
@@ -6648,7 +6780,7 @@
             </w:pPr>
             <w:r>
               <w:rPr>
-                <w:rFonts w:ascii="宋体" w:eastAsia="宋体" w:hAnsi="宋体" w:cs="宋体" w:hint="eastAsia"/>
+                <w:rFonts w:hint="eastAsia" w:ascii="宋体" w:hAnsi="宋体" w:eastAsia="宋体" w:cs="宋体"/>
                 <w:sz w:val="18"/>
                 <w:szCs w:val="18"/>
               </w:rPr>
@@ -6665,7 +6797,7 @@
             <w:pPr>
               <w:widowControl w:val="0"/>
               <w:rPr>
-                <w:rFonts w:ascii="宋体" w:eastAsia="宋体" w:hAnsi="宋体" w:cs="宋体" w:hint="default"/>
+                <w:rFonts w:hint="default" w:ascii="宋体" w:hAnsi="宋体" w:eastAsia="宋体" w:cs="宋体"/>
                 <w:snapToGrid w:val="0"/>
                 <w:color w:val="000000"/>
                 <w:kern w:val="0"/>
@@ -6676,7 +6808,7 @@
             </w:pPr>
             <w:r>
               <w:rPr>
-                <w:rFonts w:ascii="宋体" w:eastAsia="宋体" w:hAnsi="宋体" w:cs="宋体" w:hint="eastAsia"/>
+                <w:rFonts w:hint="eastAsia" w:ascii="宋体" w:hAnsi="宋体" w:eastAsia="宋体" w:cs="宋体"/>
                 <w:sz w:val="18"/>
                 <w:szCs w:val="18"/>
               </w:rPr>
@@ -6693,7 +6825,7 @@
             <w:pPr>
               <w:widowControl w:val="0"/>
               <w:rPr>
-                <w:rFonts w:ascii="宋体" w:eastAsia="宋体" w:hAnsi="宋体" w:cs="宋体" w:hint="eastAsia"/>
+                <w:rFonts w:hint="eastAsia" w:ascii="宋体" w:hAnsi="宋体" w:eastAsia="宋体" w:cs="宋体"/>
                 <w:snapToGrid w:val="0"/>
                 <w:color w:val="000000"/>
                 <w:kern w:val="0"/>
@@ -6704,7 +6836,7 @@
             </w:pPr>
             <w:r>
               <w:rPr>
-                <w:rFonts w:ascii="宋体" w:eastAsia="宋体" w:hAnsi="宋体" w:cs="宋体" w:hint="eastAsia"/>
+                <w:rFonts w:hint="eastAsia" w:ascii="宋体" w:hAnsi="宋体" w:eastAsia="宋体" w:cs="宋体"/>
                 <w:sz w:val="18"/>
                 <w:szCs w:val="18"/>
               </w:rPr>
@@ -6712,15 +6844,13 @@
             </w:r>
             <w:r>
               <w:rPr>
-                <w:rFonts w:ascii="宋体" w:hAnsi="宋体" w:cs="宋体" w:hint="eastAsia"/>
+                <w:rFonts w:hint="eastAsia" w:ascii="宋体" w:hAnsi="宋体" w:cs="宋体"/>
                 <w:sz w:val="18"/>
                 <w:szCs w:val="18"/>
                 <w:lang w:val="en-US" w:eastAsia="zh-CN"/>
               </w:rPr>
               <w:t>度</w:t>
             </w:r>
-            <w:bookmarkStart w:id="38" w:name="_GoBack"/>
-            <w:bookmarkEnd w:id="38"/>
           </w:p>
         </w:tc>
         <w:tc>
@@ -6732,7 +6862,7 @@
             <w:pPr>
               <w:widowControl w:val="0"/>
               <w:rPr>
-                <w:rFonts w:ascii="宋体" w:eastAsia="宋体" w:hAnsi="宋体" w:cs="宋体" w:hint="eastAsia"/>
+                <w:rFonts w:hint="eastAsia" w:ascii="宋体" w:hAnsi="宋体" w:eastAsia="宋体" w:cs="宋体"/>
                 <w:snapToGrid w:val="0"/>
                 <w:color w:val="000000"/>
                 <w:kern w:val="0"/>
@@ -6743,7 +6873,7 @@
             </w:pPr>
             <w:r>
               <w:rPr>
-                <w:rFonts w:ascii="宋体" w:eastAsia="宋体" w:hAnsi="宋体" w:cs="宋体" w:hint="eastAsia"/>
+                <w:rFonts w:hint="eastAsia" w:ascii="宋体" w:hAnsi="宋体" w:eastAsia="宋体" w:cs="宋体"/>
                 <w:sz w:val="18"/>
                 <w:szCs w:val="18"/>
               </w:rPr>
@@ -6755,30 +6885,30 @@
     </w:tbl>
     <w:p>
       <w:pPr>
-        <w:pStyle w:val="1"/>
-        <w:bidi w:val="0"/>
-        <w:rPr>
-          <w:rStyle w:val="1Char"/>
-          <w:rFonts w:eastAsia="宋体" w:hint="default"/>
+        <w:pStyle w:val="28"/>
+        <w:bidi w:val="0"/>
+        <w:rPr>
+          <w:rStyle w:val="38"/>
+          <w:rFonts w:hint="default" w:eastAsia="宋体"/>
           <w:lang w:val="en-US" w:eastAsia="zh-CN"/>
         </w:rPr>
       </w:pPr>
-      <w:bookmarkStart w:id="39" w:name="bookmark3"/>
+      <w:bookmarkStart w:id="38" w:name="bookmark3"/>
+      <w:bookmarkEnd w:id="38"/>
+      <w:bookmarkStart w:id="39" w:name="_Toc27576"/>
+      <w:bookmarkStart w:id="40" w:name="_Toc17424"/>
+      <w:bookmarkStart w:id="41" w:name="_Toc5809"/>
+      <w:r>
+        <w:rPr>
+          <w:rStyle w:val="38"/>
+          <w:rFonts w:hint="eastAsia" w:eastAsia="宋体"/>
+          <w:lang w:val="en-US" w:eastAsia="zh-CN"/>
+        </w:rPr>
+        <w:t>附则</w:t>
+      </w:r>
       <w:bookmarkEnd w:id="39"/>
-      <w:bookmarkStart w:id="40" w:name="_Toc27576"/>
-      <w:bookmarkStart w:id="41" w:name="_Toc17424"/>
-      <w:bookmarkStart w:id="42" w:name="_Toc5809"/>
-      <w:r>
-        <w:rPr>
-          <w:rStyle w:val="1Char"/>
-          <w:rFonts w:eastAsia="宋体" w:hint="eastAsia"/>
-          <w:lang w:val="en-US" w:eastAsia="zh-CN"/>
-        </w:rPr>
-        <w:t>附则</w:t>
-      </w:r>
       <w:bookmarkEnd w:id="40"/>
       <w:bookmarkEnd w:id="41"/>
-      <w:bookmarkEnd w:id="42"/>
     </w:p>
     <w:p>
       <w:pPr>
@@ -6800,17 +6930,17 @@
         <w:adjustRightInd w:val="0"/>
         <w:snapToGrid w:val="0"/>
         <w:spacing w:line="360" w:lineRule="auto"/>
-        <w:ind w:left="425" w:hanging="425" w:leftChars="0" w:firstLineChars="0"/>
+        <w:ind w:left="425" w:leftChars="0" w:hanging="425" w:firstLineChars="0"/>
         <w:textAlignment w:val="baseline"/>
         <w:rPr>
-          <w:rFonts w:ascii="宋体" w:eastAsia="宋体" w:hAnsi="宋体" w:cs="宋体"/>
+          <w:rFonts w:ascii="宋体" w:hAnsi="宋体" w:eastAsia="宋体" w:cs="宋体"/>
           <w:sz w:val="24"/>
           <w:szCs w:val="24"/>
         </w:rPr>
       </w:pPr>
       <w:r>
         <w:rPr>
-          <w:rFonts w:ascii="宋体" w:eastAsia="宋体" w:hAnsi="宋体" w:cs="宋体"/>
+          <w:rFonts w:ascii="宋体" w:hAnsi="宋体" w:eastAsia="宋体" w:cs="宋体"/>
           <w:spacing w:val="-1"/>
           <w:sz w:val="24"/>
           <w:szCs w:val="24"/>
@@ -6819,7 +6949,7 @@
       </w:r>
       <w:r>
         <w:rPr>
-          <w:rFonts w:ascii="宋体" w:eastAsia="宋体" w:hAnsi="宋体" w:cs="宋体" w:hint="eastAsia"/>
+          <w:rFonts w:hint="eastAsia" w:ascii="宋体" w:hAnsi="宋体" w:eastAsia="宋体" w:cs="宋体"/>
           <w:spacing w:val="-1"/>
           <w:sz w:val="24"/>
           <w:szCs w:val="24"/>
@@ -6829,7 +6959,7 @@
       </w:r>
       <w:r>
         <w:rPr>
-          <w:rFonts w:ascii="宋体" w:eastAsia="宋体" w:hAnsi="宋体" w:cs="宋体"/>
+          <w:rFonts w:ascii="宋体" w:hAnsi="宋体" w:eastAsia="宋体" w:cs="宋体"/>
           <w:spacing w:val="-1"/>
           <w:sz w:val="24"/>
           <w:szCs w:val="24"/>
@@ -6857,7 +6987,7 @@
         <w:adjustRightInd w:val="0"/>
         <w:snapToGrid w:val="0"/>
         <w:spacing w:line="360" w:lineRule="auto"/>
-        <w:ind w:left="425" w:hanging="425" w:leftChars="0" w:firstLineChars="0"/>
+        <w:ind w:left="425" w:leftChars="0" w:hanging="425" w:firstLineChars="0"/>
         <w:textAlignment w:val="baseline"/>
         <w:rPr>
           <w:rFonts w:hint="default"/>
@@ -6866,7 +6996,7 @@
       </w:pPr>
       <w:r>
         <w:rPr>
-          <w:rFonts w:ascii="宋体" w:eastAsia="宋体" w:hAnsi="宋体" w:cs="宋体"/>
+          <w:rFonts w:ascii="宋体" w:hAnsi="宋体" w:eastAsia="宋体" w:cs="宋体"/>
           <w:spacing w:val="-2"/>
           <w:sz w:val="24"/>
           <w:szCs w:val="24"/>
@@ -6876,16 +7006,16 @@
     </w:p>
     <w:p>
       <w:pPr>
-        <w:pStyle w:val="1"/>
+        <w:pStyle w:val="28"/>
         <w:bidi w:val="0"/>
         <w:rPr>
           <w:rFonts w:hint="default"/>
           <w:lang w:val="en-US" w:eastAsia="zh-CN"/>
         </w:rPr>
       </w:pPr>
-      <w:bookmarkStart w:id="43" w:name="bookmark14"/>
-      <w:bookmarkEnd w:id="43"/>
-      <w:bookmarkStart w:id="44" w:name="_Toc28291"/>
+      <w:bookmarkStart w:id="42" w:name="bookmark14"/>
+      <w:bookmarkEnd w:id="42"/>
+      <w:bookmarkStart w:id="43" w:name="_Toc28291"/>
       <w:r>
         <w:rPr>
           <w:rFonts w:hint="eastAsia"/>
@@ -6893,11 +7023,11 @@
         </w:rPr>
         <w:t>附件</w:t>
       </w:r>
-      <w:bookmarkEnd w:id="44"/>
-    </w:p>
-    <w:p>
-      <w:pPr>
-        <w:pStyle w:val="a3"/>
+      <w:bookmarkEnd w:id="43"/>
+    </w:p>
+    <w:p>
+      <w:pPr>
+        <w:pStyle w:val="39"/>
         <w:bidi w:val="0"/>
       </w:pPr>
       <w:r>
@@ -6916,7 +7046,7 @@
     </w:p>
     <w:p>
       <w:pPr>
-        <w:pStyle w:val="a3"/>
+        <w:pStyle w:val="39"/>
         <w:bidi w:val="0"/>
       </w:pPr>
       <w:r>
@@ -6935,7 +7065,7 @@
     </w:p>
     <w:p>
       <w:pPr>
-        <w:pStyle w:val="a3"/>
+        <w:pStyle w:val="39"/>
         <w:bidi w:val="0"/>
       </w:pPr>
       <w:r>
@@ -6954,14 +7084,14 @@
     </w:p>
     <w:p>
       <w:pPr>
-        <w:pStyle w:val="1"/>
+        <w:pStyle w:val="28"/>
         <w:bidi w:val="0"/>
         <w:rPr>
           <w:rFonts w:hint="eastAsia"/>
           <w:lang w:val="en-US" w:eastAsia="zh-CN"/>
         </w:rPr>
       </w:pPr>
-      <w:bookmarkStart w:id="45" w:name="_Toc6779"/>
+      <w:bookmarkStart w:id="44" w:name="_Toc6779"/>
       <w:r>
         <w:rPr>
           <w:rFonts w:hint="eastAsia"/>
@@ -6969,11 +7099,11 @@
         </w:rPr>
         <w:t>记录</w:t>
       </w:r>
-      <w:bookmarkEnd w:id="45"/>
-    </w:p>
-    <w:p>
-      <w:pPr>
-        <w:pStyle w:val="a3"/>
+      <w:bookmarkEnd w:id="44"/>
+    </w:p>
+    <w:p>
+      <w:pPr>
+        <w:pStyle w:val="39"/>
         <w:bidi w:val="0"/>
       </w:pPr>
       <w:r>
@@ -6982,7 +7112,7 @@
     </w:p>
     <w:p>
       <w:pPr>
-        <w:pStyle w:val="a3"/>
+        <w:pStyle w:val="39"/>
         <w:bidi w:val="0"/>
       </w:pPr>
       <w:r>
@@ -6991,7 +7121,7 @@
     </w:p>
     <w:p>
       <w:pPr>
-        <w:pStyle w:val="a3"/>
+        <w:pStyle w:val="39"/>
         <w:bidi w:val="0"/>
       </w:pPr>
       <w:r>
@@ -7010,7 +7140,7 @@
     </w:p>
     <w:p>
       <w:pPr>
-        <w:pStyle w:val="a1"/>
+        <w:pStyle w:val="29"/>
         <w:rPr>
           <w:rFonts w:hint="eastAsia"/>
           <w:lang w:val="en-US" w:eastAsia="zh-CN"/>
@@ -7018,44 +7148,94 @@
       </w:pPr>
     </w:p>
     <w:sectPr>
-      <w:headerReference w:type="default" r:id="rId6"/>
-      <w:footerReference w:type="default" r:id="rId7"/>
+      <w:headerReference r:id="rId5" w:type="default"/>
+      <w:footerReference r:id="rId6" w:type="default"/>
       <w:pgSz w:w="11906" w:h="16838"/>
       <w:pgMar w:top="1417" w:right="1800" w:bottom="1440" w:left="1800" w:header="1140" w:footer="992" w:gutter="0"/>
-      <w:cols w:num="1" w:space="425"/>
+      <w:cols w:space="425" w:num="1"/>
       <w:docGrid w:type="lines" w:linePitch="312" w:charSpace="0"/>
     </w:sectPr>
   </w:body>
 </w:document>
 </file>
 
+<file path=word/endnotes.xml><?xml version="1.0" encoding="utf-8"?>
+<w:endnotes xmlns:wpc="http://schemas.microsoft.com/office/word/2010/wordprocessingCanvas" xmlns:mc="http://schemas.openxmlformats.org/markup-compatibility/2006" xmlns:o="urn:schemas-microsoft-com:office:office" xmlns:r="http://schemas.openxmlformats.org/officeDocument/2006/relationships" xmlns:m="http://schemas.openxmlformats.org/officeDocument/2006/math" xmlns:v="urn:schemas-microsoft-com:vml" xmlns:wp14="http://schemas.microsoft.com/office/word/2010/wordprocessingDrawing" xmlns:wp="http://schemas.openxmlformats.org/drawingml/2006/wordprocessingDrawing" xmlns:w="http://schemas.openxmlformats.org/wordprocessingml/2006/main" xmlns:w14="http://schemas.microsoft.com/office/word/2010/wordml" xmlns:w15="http://schemas.microsoft.com/office/word/2012/wordml" xmlns:w10="urn:schemas-microsoft-com:office:word" xmlns:wpg="http://schemas.microsoft.com/office/word/2010/wordprocessingGroup" xmlns:wpi="http://schemas.microsoft.com/office/word/2010/wordprocessingInk" xmlns:wne="http://schemas.microsoft.com/office/word/2006/wordml" xmlns:wps="http://schemas.microsoft.com/office/word/2010/wordprocessingShape" xmlns:wpsCustomData="http://www.wps.cn/officeDocument/2013/wpsCustomData" mc:Ignorable="w14 w15 wp14">
+  <w:endnote w:type="separator" w:id="0">
+    <w:p>
+      <w:pPr>
+        <w:spacing w:line="240" w:lineRule="auto"/>
+      </w:pPr>
+      <w:r>
+        <w:separator/>
+      </w:r>
+    </w:p>
+  </w:endnote>
+  <w:endnote w:type="continuationSeparator" w:id="1">
+    <w:p>
+      <w:pPr>
+        <w:spacing w:line="240" w:lineRule="auto"/>
+      </w:pPr>
+      <w:r>
+        <w:continuationSeparator/>
+      </w:r>
+    </w:p>
+  </w:endnote>
+</w:endnotes>
+</file>
+
 <file path=word/footer1.xml><?xml version="1.0" encoding="utf-8"?>
-<w:ftr xmlns:wpc="http://schemas.microsoft.com/office/word/2010/wordprocessingCanvas" xmlns:mc="http://schemas.openxmlformats.org/markup-compatibility/2006" xmlns:o="urn:schemas-microsoft-com:office:office" xmlns:r="http://schemas.openxmlformats.org/officeDocument/2006/relationships" xmlns:m="http://schemas.openxmlformats.org/officeDocument/2006/math" xmlns:v="urn:schemas-microsoft-com:vml" xmlns:wp14="http://schemas.microsoft.com/office/word/2010/wordprocessingDrawing" xmlns:wp="http://schemas.openxmlformats.org/drawingml/2006/wordprocessingDrawing" xmlns:w10="urn:schemas-microsoft-com:office:word" xmlns:w="http://schemas.openxmlformats.org/wordprocessingml/2006/main" xmlns:w14="http://schemas.microsoft.com/office/word/2010/wordml" xmlns:w15="http://schemas.microsoft.com/office/word/2012/wordml" xmlns:wne="http://schemas.microsoft.com/office/word/2006/wordml" xmlns:wpg="http://schemas.microsoft.com/office/word/2010/wordprocessingGroup" xmlns:wpi="http://schemas.microsoft.com/office/word/2010/wordprocessingInk" xmlns:wps="http://schemas.microsoft.com/office/word/2010/wordprocessingShape" mc:Ignorable="w14 w15 wp14">
+<w:ftr xmlns:wpc="http://schemas.microsoft.com/office/word/2010/wordprocessingCanvas" xmlns:mc="http://schemas.openxmlformats.org/markup-compatibility/2006" xmlns:o="urn:schemas-microsoft-com:office:office" xmlns:r="http://schemas.openxmlformats.org/officeDocument/2006/relationships" xmlns:m="http://schemas.openxmlformats.org/officeDocument/2006/math" xmlns:v="urn:schemas-microsoft-com:vml" xmlns:wp14="http://schemas.microsoft.com/office/word/2010/wordprocessingDrawing" xmlns:wp="http://schemas.openxmlformats.org/drawingml/2006/wordprocessingDrawing" xmlns:w10="urn:schemas-microsoft-com:office:word" xmlns:w="http://schemas.openxmlformats.org/wordprocessingml/2006/main" xmlns:w14="http://schemas.microsoft.com/office/word/2010/wordml" xmlns:w15="http://schemas.microsoft.com/office/word/2012/wordml" xmlns:wpg="http://schemas.microsoft.com/office/word/2010/wordprocessingGroup" xmlns:wpi="http://schemas.microsoft.com/office/word/2010/wordprocessingInk" xmlns:wne="http://schemas.microsoft.com/office/word/2006/wordml" xmlns:wps="http://schemas.microsoft.com/office/word/2010/wordprocessingShape" xmlns:wpsCustomData="http://www.wps.cn/officeDocument/2013/wpsCustomData" mc:Ignorable="w14 w15 wp14">
   <w:p>
     <w:pPr>
-      <w:pStyle w:val="Footer"/>
+      <w:pStyle w:val="14"/>
     </w:pPr>
   </w:p>
 </w:ftr>
 </file>
 
+<file path=word/footnotes.xml><?xml version="1.0" encoding="utf-8"?>
+<w:footnotes xmlns:wpc="http://schemas.microsoft.com/office/word/2010/wordprocessingCanvas" xmlns:mc="http://schemas.openxmlformats.org/markup-compatibility/2006" xmlns:o="urn:schemas-microsoft-com:office:office" xmlns:r="http://schemas.openxmlformats.org/officeDocument/2006/relationships" xmlns:m="http://schemas.openxmlformats.org/officeDocument/2006/math" xmlns:v="urn:schemas-microsoft-com:vml" xmlns:wp14="http://schemas.microsoft.com/office/word/2010/wordprocessingDrawing" xmlns:wp="http://schemas.openxmlformats.org/drawingml/2006/wordprocessingDrawing" xmlns:w="http://schemas.openxmlformats.org/wordprocessingml/2006/main" xmlns:w14="http://schemas.microsoft.com/office/word/2010/wordml" xmlns:w15="http://schemas.microsoft.com/office/word/2012/wordml" xmlns:w10="urn:schemas-microsoft-com:office:word" xmlns:wpg="http://schemas.microsoft.com/office/word/2010/wordprocessingGroup" xmlns:wpi="http://schemas.microsoft.com/office/word/2010/wordprocessingInk" xmlns:wne="http://schemas.microsoft.com/office/word/2006/wordml" xmlns:wps="http://schemas.microsoft.com/office/word/2010/wordprocessingShape" xmlns:wpsCustomData="http://www.wps.cn/officeDocument/2013/wpsCustomData" mc:Ignorable="w14 w15 wp14">
+  <w:footnote w:type="separator" w:id="0">
+    <w:p>
+      <w:pPr>
+        <w:spacing w:line="360" w:lineRule="auto"/>
+      </w:pPr>
+      <w:r>
+        <w:separator/>
+      </w:r>
+    </w:p>
+  </w:footnote>
+  <w:footnote w:type="continuationSeparator" w:id="1">
+    <w:p>
+      <w:pPr>
+        <w:spacing w:line="360" w:lineRule="auto"/>
+      </w:pPr>
+      <w:r>
+        <w:continuationSeparator/>
+      </w:r>
+    </w:p>
+  </w:footnote>
+</w:footnotes>
+</file>
+
 <file path=word/header1.xml><?xml version="1.0" encoding="utf-8"?>
-<w:hdr xmlns:wpc="http://schemas.microsoft.com/office/word/2010/wordprocessingCanvas" xmlns:mc="http://schemas.openxmlformats.org/markup-compatibility/2006" xmlns:o="urn:schemas-microsoft-com:office:office" xmlns:r="http://schemas.openxmlformats.org/officeDocument/2006/relationships" xmlns:m="http://schemas.openxmlformats.org/officeDocument/2006/math" xmlns:v="urn:schemas-microsoft-com:vml" xmlns:wp14="http://schemas.microsoft.com/office/word/2010/wordprocessingDrawing" xmlns:wp="http://schemas.openxmlformats.org/drawingml/2006/wordprocessingDrawing" xmlns:w10="urn:schemas-microsoft-com:office:word" xmlns:w="http://schemas.openxmlformats.org/wordprocessingml/2006/main" xmlns:w14="http://schemas.microsoft.com/office/word/2010/wordml" xmlns:w15="http://schemas.microsoft.com/office/word/2012/wordml" xmlns:wne="http://schemas.microsoft.com/office/word/2006/wordml" xmlns:wpg="http://schemas.microsoft.com/office/word/2010/wordprocessingGroup" xmlns:wpi="http://schemas.microsoft.com/office/word/2010/wordprocessingInk" xmlns:wps="http://schemas.microsoft.com/office/word/2010/wordprocessingShape" mc:Ignorable="w14 w15 wp14">
+<w:hdr xmlns:wpc="http://schemas.microsoft.com/office/word/2010/wordprocessingCanvas" xmlns:mc="http://schemas.openxmlformats.org/markup-compatibility/2006" xmlns:o="urn:schemas-microsoft-com:office:office" xmlns:r="http://schemas.openxmlformats.org/officeDocument/2006/relationships" xmlns:m="http://schemas.openxmlformats.org/officeDocument/2006/math" xmlns:v="urn:schemas-microsoft-com:vml" xmlns:wp14="http://schemas.microsoft.com/office/word/2010/wordprocessingDrawing" xmlns:wp="http://schemas.openxmlformats.org/drawingml/2006/wordprocessingDrawing" xmlns:w10="urn:schemas-microsoft-com:office:word" xmlns:w="http://schemas.openxmlformats.org/wordprocessingml/2006/main" xmlns:w14="http://schemas.microsoft.com/office/word/2010/wordml" xmlns:w15="http://schemas.microsoft.com/office/word/2012/wordml" xmlns:wpg="http://schemas.microsoft.com/office/word/2010/wordprocessingGroup" xmlns:wpi="http://schemas.microsoft.com/office/word/2010/wordprocessingInk" xmlns:wne="http://schemas.microsoft.com/office/word/2006/wordml" xmlns:wps="http://schemas.microsoft.com/office/word/2010/wordprocessingShape" xmlns:wpsCustomData="http://www.wps.cn/officeDocument/2013/wpsCustomData" mc:Ignorable="w14 w15 wp14">
   <w:p>
     <w:pPr>
-      <w:pStyle w:val="Header"/>
+      <w:pStyle w:val="15"/>
       <w:pBdr>
-        <w:bottom w:val="single" w:sz="4" w:space="1" w:color="auto"/>
+        <w:bottom w:val="single" w:color="auto" w:sz="4" w:space="1"/>
       </w:pBdr>
       <w:jc w:val="right"/>
       <w:rPr>
-        <w:rFonts w:eastAsiaTheme="minorEastAsia" w:hint="eastAsia"/>
+        <w:rFonts w:hint="eastAsia" w:eastAsiaTheme="minorEastAsia"/>
         <w:lang w:eastAsia="zh-CN"/>
       </w:rPr>
     </w:pPr>
     <w:r>
       <w:rPr>
-        <w:rFonts w:eastAsiaTheme="minorEastAsia" w:hint="eastAsia"/>
+        <w:rFonts w:hint="eastAsia" w:eastAsiaTheme="minorEastAsia"/>
         <w:lang w:eastAsia="zh-CN"/>
       </w:rPr>
       <w:t>天津通海信息技术有限公司</w:t>
@@ -7065,15 +7245,15 @@
 </file>
 
 <file path=word/numbering.xml><?xml version="1.0" encoding="utf-8"?>
-<w:numbering xmlns:wpc="http://schemas.microsoft.com/office/word/2010/wordprocessingCanvas" xmlns:mc="http://schemas.openxmlformats.org/markup-compatibility/2006" xmlns:o="urn:schemas-microsoft-com:office:office" xmlns:r="http://schemas.openxmlformats.org/officeDocument/2006/relationships" xmlns:m="http://schemas.openxmlformats.org/officeDocument/2006/math" xmlns:v="urn:schemas-microsoft-com:vml" xmlns:wp14="http://schemas.microsoft.com/office/word/2010/wordprocessingDrawing" xmlns:wp="http://schemas.openxmlformats.org/drawingml/2006/wordprocessingDrawing" xmlns:w10="urn:schemas-microsoft-com:office:word" xmlns:w="http://schemas.openxmlformats.org/wordprocessingml/2006/main" xmlns:w14="http://schemas.microsoft.com/office/word/2010/wordml" xmlns:w15="http://schemas.microsoft.com/office/word/2012/wordml" xmlns:wne="http://schemas.microsoft.com/office/word/2006/wordml" xmlns:wpg="http://schemas.microsoft.com/office/word/2010/wordprocessingGroup" xmlns:wpi="http://schemas.microsoft.com/office/word/2010/wordprocessingInk" xmlns:wps="http://schemas.microsoft.com/office/word/2010/wordprocessingShape" mc:Ignorable="w14 w15 wp14">
+<w:numbering xmlns:wpc="http://schemas.microsoft.com/office/word/2010/wordprocessingCanvas" xmlns:mc="http://schemas.openxmlformats.org/markup-compatibility/2006" xmlns:o="urn:schemas-microsoft-com:office:office" xmlns:r="http://schemas.openxmlformats.org/officeDocument/2006/relationships" xmlns:m="http://schemas.openxmlformats.org/officeDocument/2006/math" xmlns:v="urn:schemas-microsoft-com:vml" xmlns:wp14="http://schemas.microsoft.com/office/word/2010/wordprocessingDrawing" xmlns:wp="http://schemas.openxmlformats.org/drawingml/2006/wordprocessingDrawing" xmlns:w10="urn:schemas-microsoft-com:office:word" xmlns:w="http://schemas.openxmlformats.org/wordprocessingml/2006/main" xmlns:w14="http://schemas.microsoft.com/office/word/2010/wordml" xmlns:wpg="http://schemas.microsoft.com/office/word/2010/wordprocessingGroup" xmlns:wpi="http://schemas.microsoft.com/office/word/2010/wordprocessingInk" xmlns:wne="http://schemas.microsoft.com/office/word/2006/wordml" xmlns:wps="http://schemas.microsoft.com/office/word/2010/wordprocessingShape" xmlns:wpsCustomData="http://www.wps.cn/officeDocument/2013/wpsCustomData" mc:Ignorable="w14 wp14">
   <w:abstractNum w:abstractNumId="0">
     <w:nsid w:val="8E964DCE"/>
     <w:multiLevelType w:val="multilevel"/>
     <w:tmpl w:val="8E964DCE"/>
-    <w:lvl w:ilvl="0">
+    <w:lvl w:ilvl="0" w:tentative="0">
       <w:start w:val="1"/>
       <w:numFmt w:val="decimal"/>
-      <w:pStyle w:val="Heading1"/>
+      <w:pStyle w:val="2"/>
       <w:lvlText w:val="%1."/>
       <w:lvlJc w:val="left"/>
       <w:pPr>
@@ -7083,10 +7263,10 @@
         <w:rFonts w:hint="default"/>
       </w:rPr>
     </w:lvl>
-    <w:lvl w:ilvl="1">
+    <w:lvl w:ilvl="1" w:tentative="0">
       <w:start w:val="1"/>
       <w:numFmt w:val="decimal"/>
-      <w:pStyle w:val="Heading2"/>
+      <w:pStyle w:val="3"/>
       <w:lvlText w:val="%1.%2."/>
       <w:lvlJc w:val="left"/>
       <w:pPr>
@@ -7096,10 +7276,10 @@
         <w:rFonts w:hint="default"/>
       </w:rPr>
     </w:lvl>
-    <w:lvl w:ilvl="2">
+    <w:lvl w:ilvl="2" w:tentative="0">
       <w:start w:val="1"/>
       <w:numFmt w:val="decimal"/>
-      <w:pStyle w:val="Heading3"/>
+      <w:pStyle w:val="4"/>
       <w:lvlText w:val="%1.%2.%3."/>
       <w:lvlJc w:val="left"/>
       <w:pPr>
@@ -7109,10 +7289,10 @@
         <w:rFonts w:hint="default"/>
       </w:rPr>
     </w:lvl>
-    <w:lvl w:ilvl="3">
+    <w:lvl w:ilvl="3" w:tentative="0">
       <w:start w:val="1"/>
       <w:numFmt w:val="decimal"/>
-      <w:pStyle w:val="Heading4"/>
+      <w:pStyle w:val="5"/>
       <w:lvlText w:val="%1.%2.%3.%4."/>
       <w:lvlJc w:val="left"/>
       <w:pPr>
@@ -7122,10 +7302,10 @@
         <w:rFonts w:hint="default"/>
       </w:rPr>
     </w:lvl>
-    <w:lvl w:ilvl="4">
+    <w:lvl w:ilvl="4" w:tentative="0">
       <w:start w:val="1"/>
       <w:numFmt w:val="decimal"/>
-      <w:pStyle w:val="Heading5"/>
+      <w:pStyle w:val="6"/>
       <w:lvlText w:val="%1.%2.%3.%4.%5."/>
       <w:lvlJc w:val="left"/>
       <w:pPr>
@@ -7135,10 +7315,10 @@
         <w:rFonts w:hint="default"/>
       </w:rPr>
     </w:lvl>
-    <w:lvl w:ilvl="5">
+    <w:lvl w:ilvl="5" w:tentative="0">
       <w:start w:val="1"/>
       <w:numFmt w:val="decimal"/>
-      <w:pStyle w:val="Heading6"/>
+      <w:pStyle w:val="7"/>
       <w:lvlText w:val="%1.%2.%3.%4.%5.%6."/>
       <w:lvlJc w:val="left"/>
       <w:pPr>
@@ -7148,10 +7328,10 @@
         <w:rFonts w:hint="default"/>
       </w:rPr>
     </w:lvl>
-    <w:lvl w:ilvl="6">
+    <w:lvl w:ilvl="6" w:tentative="0">
       <w:start w:val="1"/>
       <w:numFmt w:val="decimal"/>
-      <w:pStyle w:val="Heading7"/>
+      <w:pStyle w:val="8"/>
       <w:lvlText w:val="%1.%2.%3.%4.%5.%6.%7."/>
       <w:lvlJc w:val="left"/>
       <w:pPr>
@@ -7161,10 +7341,10 @@
         <w:rFonts w:hint="default"/>
       </w:rPr>
     </w:lvl>
-    <w:lvl w:ilvl="7">
+    <w:lvl w:ilvl="7" w:tentative="0">
       <w:start w:val="1"/>
       <w:numFmt w:val="decimal"/>
-      <w:pStyle w:val="Heading8"/>
+      <w:pStyle w:val="9"/>
       <w:lvlText w:val="%1.%2.%3.%4.%5.%6.%7.%8."/>
       <w:lvlJc w:val="left"/>
       <w:pPr>
@@ -7174,10 +7354,10 @@
         <w:rFonts w:hint="default"/>
       </w:rPr>
     </w:lvl>
-    <w:lvl w:ilvl="8">
+    <w:lvl w:ilvl="8" w:tentative="0">
       <w:start w:val="1"/>
       <w:numFmt w:val="decimal"/>
-      <w:pStyle w:val="Heading9"/>
+      <w:pStyle w:val="10"/>
       <w:lvlText w:val="%1.%2.%3.%4.%5.%6.%7.%8.%9."/>
       <w:lvlJc w:val="left"/>
       <w:pPr>
@@ -7192,7 +7372,7 @@
     <w:nsid w:val="F9539CF3"/>
     <w:multiLevelType w:val="singleLevel"/>
     <w:tmpl w:val="F9539CF3"/>
-    <w:lvl w:ilvl="0">
+    <w:lvl w:ilvl="0" w:tentative="0">
       <w:start w:val="1"/>
       <w:numFmt w:val="decimal"/>
       <w:lvlText w:val="%1."/>
@@ -7209,7 +7389,7 @@
     <w:nsid w:val="088012B1"/>
     <w:multiLevelType w:val="singleLevel"/>
     <w:tmpl w:val="088012B1"/>
-    <w:lvl w:ilvl="0">
+    <w:lvl w:ilvl="0" w:tentative="0">
       <w:start w:val="1"/>
       <w:numFmt w:val="decimal"/>
       <w:lvlText w:val="%1."/>
@@ -7226,7 +7406,7 @@
     <w:nsid w:val="2AF1B93E"/>
     <w:multiLevelType w:val="singleLevel"/>
     <w:tmpl w:val="2AF1B93E"/>
-    <w:lvl w:ilvl="0">
+    <w:lvl w:ilvl="0" w:tentative="0">
       <w:start w:val="1"/>
       <w:numFmt w:val="decimal"/>
       <w:lvlText w:val="(%1)"/>
@@ -7246,7 +7426,7 @@
     <w:nsid w:val="40CFADA9"/>
     <w:multiLevelType w:val="singleLevel"/>
     <w:tmpl w:val="40CFADA9"/>
-    <w:lvl w:ilvl="0">
+    <w:lvl w:ilvl="0" w:tentative="0">
       <w:start w:val="1"/>
       <w:numFmt w:val="decimal"/>
       <w:lvlText w:val="%1."/>
@@ -7263,7 +7443,7 @@
     <w:nsid w:val="41AA82C7"/>
     <w:multiLevelType w:val="singleLevel"/>
     <w:tmpl w:val="41AA82C7"/>
-    <w:lvl w:ilvl="0">
+    <w:lvl w:ilvl="0" w:tentative="0">
       <w:start w:val="1"/>
       <w:numFmt w:val="decimal"/>
       <w:lvlText w:val="%1."/>
@@ -7280,7 +7460,7 @@
     <w:nsid w:val="605EA310"/>
     <w:multiLevelType w:val="singleLevel"/>
     <w:tmpl w:val="605EA310"/>
-    <w:lvl w:ilvl="0">
+    <w:lvl w:ilvl="0" w:tentative="0">
       <w:start w:val="1"/>
       <w:numFmt w:val="decimal"/>
       <w:lvlText w:val="%1."/>
@@ -7297,7 +7477,7 @@
     <w:nsid w:val="656D9973"/>
     <w:multiLevelType w:val="singleLevel"/>
     <w:tmpl w:val="656D9973"/>
-    <w:lvl w:ilvl="0">
+    <w:lvl w:ilvl="0" w:tentative="0">
       <w:start w:val="1"/>
       <w:numFmt w:val="decimal"/>
       <w:lvlText w:val="%1."/>
@@ -7338,267 +7518,269 @@
 </file>
 
 <file path=word/styles.xml><?xml version="1.0" encoding="utf-8"?>
-<w:styles xmlns:mc="http://schemas.openxmlformats.org/markup-compatibility/2006" xmlns:r="http://schemas.openxmlformats.org/officeDocument/2006/relationships" xmlns:w="http://schemas.openxmlformats.org/wordprocessingml/2006/main" xmlns:w14="http://schemas.microsoft.com/office/word/2010/wordml" xmlns:w15="http://schemas.microsoft.com/office/word/2012/wordml" mc:Ignorable="w14 w15">
+<w:styles xmlns:mc="http://schemas.openxmlformats.org/markup-compatibility/2006" xmlns:o="urn:schemas-microsoft-com:office:office" xmlns:r="http://schemas.openxmlformats.org/officeDocument/2006/relationships" xmlns:m="http://schemas.openxmlformats.org/officeDocument/2006/math" xmlns:v="urn:schemas-microsoft-com:vml" xmlns:w="http://schemas.openxmlformats.org/wordprocessingml/2006/main" xmlns:w14="http://schemas.microsoft.com/office/word/2010/wordml" xmlns:w10="urn:schemas-microsoft-com:office:word" xmlns:sl="http://schemas.openxmlformats.org/schemaLibrary/2006/main" xmlns:wpsCustomData="http://www.wps.cn/officeDocument/2013/wpsCustomData" mc:Ignorable="w14">
   <w:docDefaults>
     <w:rPrDefault>
       <w:rPr>
-        <w:rFonts w:ascii="Times New Roman" w:eastAsia="宋体" w:hAnsi="Times New Roman" w:cs="Times New Roman"/>
+        <w:rFonts w:ascii="Times New Roman" w:hAnsi="Times New Roman" w:eastAsia="宋体" w:cs="Times New Roman"/>
       </w:rPr>
     </w:rPrDefault>
     <w:pPrDefault/>
   </w:docDefaults>
-  <w:latentStyles w:defLockedState="0" w:defUIPriority="99" w:defSemiHidden="1" w:defUnhideWhenUsed="1" w:defQFormat="0" w:count="260">
-    <w:lsdException w:name="Normal" w:semiHidden="0" w:uiPriority="0" w:unhideWhenUsed="0" w:qFormat="1"/>
-    <w:lsdException w:name="heading 1" w:semiHidden="0" w:uiPriority="0" w:unhideWhenUsed="0" w:qFormat="1"/>
-    <w:lsdException w:name="heading 2" w:semiHidden="0" w:uiPriority="0" w:qFormat="1"/>
-    <w:lsdException w:name="heading 3" w:uiPriority="0" w:qFormat="1"/>
-    <w:lsdException w:name="heading 4" w:semiHidden="0" w:uiPriority="0" w:qFormat="1"/>
-    <w:lsdException w:name="heading 5" w:uiPriority="0" w:qFormat="1"/>
-    <w:lsdException w:name="heading 6" w:uiPriority="0" w:qFormat="1"/>
-    <w:lsdException w:name="heading 7" w:uiPriority="0" w:qFormat="1"/>
-    <w:lsdException w:name="heading 8" w:uiPriority="0" w:qFormat="1"/>
-    <w:lsdException w:name="heading 9" w:uiPriority="0" w:qFormat="1"/>
-    <w:lsdException w:name="index 1" w:semiHidden="0" w:uiPriority="0" w:unhideWhenUsed="0"/>
-    <w:lsdException w:name="index 2" w:semiHidden="0" w:uiPriority="0" w:unhideWhenUsed="0"/>
-    <w:lsdException w:name="index 3" w:semiHidden="0" w:uiPriority="0" w:unhideWhenUsed="0"/>
-    <w:lsdException w:name="index 4" w:semiHidden="0" w:uiPriority="0" w:unhideWhenUsed="0"/>
-    <w:lsdException w:name="index 5" w:semiHidden="0" w:uiPriority="0" w:unhideWhenUsed="0"/>
-    <w:lsdException w:name="index 6" w:semiHidden="0" w:uiPriority="0" w:unhideWhenUsed="0"/>
-    <w:lsdException w:name="index 7" w:semiHidden="0" w:uiPriority="0" w:unhideWhenUsed="0"/>
-    <w:lsdException w:name="index 8" w:semiHidden="0" w:uiPriority="0" w:unhideWhenUsed="0"/>
-    <w:lsdException w:name="index 9" w:semiHidden="0" w:uiPriority="0" w:unhideWhenUsed="0"/>
-    <w:lsdException w:name="toc 1" w:semiHidden="0" w:uiPriority="0" w:unhideWhenUsed="0" w:qFormat="1"/>
-    <w:lsdException w:name="toc 2" w:semiHidden="0" w:uiPriority="0" w:unhideWhenUsed="0" w:qFormat="1"/>
-    <w:lsdException w:name="toc 3" w:semiHidden="0" w:uiPriority="0" w:unhideWhenUsed="0" w:qFormat="1"/>
-    <w:lsdException w:name="toc 4" w:semiHidden="0" w:uiPriority="0" w:unhideWhenUsed="0"/>
-    <w:lsdException w:name="toc 5" w:semiHidden="0" w:uiPriority="0" w:unhideWhenUsed="0"/>
-    <w:lsdException w:name="toc 6" w:semiHidden="0" w:uiPriority="0" w:unhideWhenUsed="0"/>
-    <w:lsdException w:name="toc 7" w:semiHidden="0" w:uiPriority="0" w:unhideWhenUsed="0"/>
-    <w:lsdException w:name="toc 8" w:semiHidden="0" w:uiPriority="0" w:unhideWhenUsed="0"/>
-    <w:lsdException w:name="toc 9" w:semiHidden="0" w:uiPriority="0" w:unhideWhenUsed="0"/>
-    <w:lsdException w:name="Normal Indent" w:semiHidden="0" w:uiPriority="0" w:unhideWhenUsed="0"/>
-    <w:lsdException w:name="footnote text" w:semiHidden="0" w:uiPriority="0" w:unhideWhenUsed="0"/>
-    <w:lsdException w:name="annotation text" w:semiHidden="0" w:uiPriority="0" w:unhideWhenUsed="0" w:qFormat="1"/>
-    <w:lsdException w:name="header" w:semiHidden="0" w:uiPriority="0" w:unhideWhenUsed="0" w:qFormat="1"/>
-    <w:lsdException w:name="footer" w:semiHidden="0" w:uiPriority="0" w:unhideWhenUsed="0" w:qFormat="1"/>
-    <w:lsdException w:name="index heading" w:semiHidden="0" w:uiPriority="0" w:unhideWhenUsed="0"/>
-    <w:lsdException w:name="caption" w:uiPriority="0" w:qFormat="1"/>
-    <w:lsdException w:name="table of figures" w:semiHidden="0" w:uiPriority="0" w:unhideWhenUsed="0"/>
-    <w:lsdException w:name="envelope address" w:semiHidden="0" w:uiPriority="0" w:unhideWhenUsed="0"/>
-    <w:lsdException w:name="envelope return" w:semiHidden="0" w:uiPriority="0" w:unhideWhenUsed="0"/>
-    <w:lsdException w:name="footnote reference" w:semiHidden="0" w:uiPriority="0" w:unhideWhenUsed="0"/>
-    <w:lsdException w:name="annotation reference" w:semiHidden="0" w:uiPriority="0" w:unhideWhenUsed="0"/>
-    <w:lsdException w:name="line number" w:semiHidden="0" w:uiPriority="0" w:unhideWhenUsed="0"/>
-    <w:lsdException w:name="page number" w:semiHidden="0" w:uiPriority="0" w:unhideWhenUsed="0"/>
-    <w:lsdException w:name="endnote reference" w:semiHidden="0" w:uiPriority="0" w:unhideWhenUsed="0"/>
-    <w:lsdException w:name="endnote text" w:semiHidden="0" w:uiPriority="0" w:unhideWhenUsed="0"/>
-    <w:lsdException w:name="table of authorities" w:semiHidden="0" w:uiPriority="0" w:unhideWhenUsed="0"/>
-    <w:lsdException w:name="macro" w:semiHidden="0" w:uiPriority="0" w:unhideWhenUsed="0"/>
-    <w:lsdException w:name="toa heading" w:semiHidden="0" w:uiPriority="0" w:unhideWhenUsed="0"/>
-    <w:lsdException w:name="List" w:semiHidden="0" w:uiPriority="0" w:unhideWhenUsed="0"/>
-    <w:lsdException w:name="List Bullet" w:semiHidden="0" w:uiPriority="0" w:unhideWhenUsed="0"/>
-    <w:lsdException w:name="List Number" w:semiHidden="0" w:uiPriority="0" w:unhideWhenUsed="0"/>
-    <w:lsdException w:name="List 2" w:semiHidden="0" w:uiPriority="0" w:unhideWhenUsed="0"/>
-    <w:lsdException w:name="List 3" w:semiHidden="0" w:uiPriority="0" w:unhideWhenUsed="0"/>
-    <w:lsdException w:name="List 4" w:semiHidden="0" w:uiPriority="0" w:unhideWhenUsed="0"/>
-    <w:lsdException w:name="List 5" w:semiHidden="0" w:uiPriority="0" w:unhideWhenUsed="0"/>
-    <w:lsdException w:name="List Bullet 2" w:semiHidden="0" w:uiPriority="0" w:unhideWhenUsed="0"/>
-    <w:lsdException w:name="List Bullet 3" w:semiHidden="0" w:uiPriority="0" w:unhideWhenUsed="0"/>
-    <w:lsdException w:name="List Bullet 4" w:semiHidden="0" w:uiPriority="0" w:unhideWhenUsed="0"/>
-    <w:lsdException w:name="List Bullet 5" w:semiHidden="0" w:uiPriority="0" w:unhideWhenUsed="0"/>
-    <w:lsdException w:name="List Number 2" w:semiHidden="0" w:uiPriority="0" w:unhideWhenUsed="0"/>
-    <w:lsdException w:name="List Number 3" w:semiHidden="0" w:uiPriority="0" w:unhideWhenUsed="0"/>
-    <w:lsdException w:name="List Number 4" w:semiHidden="0" w:uiPriority="0" w:unhideWhenUsed="0"/>
-    <w:lsdException w:name="List Number 5" w:semiHidden="0" w:uiPriority="0" w:unhideWhenUsed="0"/>
-    <w:lsdException w:name="Title" w:semiHidden="0" w:uiPriority="0" w:unhideWhenUsed="0" w:qFormat="1"/>
-    <w:lsdException w:name="Closing" w:semiHidden="0" w:uiPriority="0" w:unhideWhenUsed="0"/>
-    <w:lsdException w:name="Signature" w:semiHidden="0" w:uiPriority="0" w:unhideWhenUsed="0"/>
-    <w:lsdException w:name="Default Paragraph Font" w:uiPriority="0" w:unhideWhenUsed="0" w:qFormat="1"/>
-    <w:lsdException w:name="Body Text" w:uiPriority="0" w:unhideWhenUsed="0" w:qFormat="1"/>
-    <w:lsdException w:name="Body Text Indent" w:semiHidden="0" w:uiPriority="0" w:unhideWhenUsed="0"/>
-    <w:lsdException w:name="List Continue" w:semiHidden="0" w:uiPriority="0" w:unhideWhenUsed="0"/>
-    <w:lsdException w:name="List Continue 2" w:semiHidden="0" w:uiPriority="0" w:unhideWhenUsed="0"/>
-    <w:lsdException w:name="List Continue 3" w:semiHidden="0" w:uiPriority="0" w:unhideWhenUsed="0"/>
-    <w:lsdException w:name="List Continue 4" w:semiHidden="0" w:uiPriority="0" w:unhideWhenUsed="0"/>
-    <w:lsdException w:name="List Continue 5" w:semiHidden="0" w:uiPriority="0" w:unhideWhenUsed="0"/>
-    <w:lsdException w:name="Message Header" w:semiHidden="0" w:uiPriority="0" w:unhideWhenUsed="0"/>
-    <w:lsdException w:name="Subtitle" w:semiHidden="0" w:uiPriority="0" w:unhideWhenUsed="0" w:qFormat="1"/>
-    <w:lsdException w:name="Salutation" w:semiHidden="0" w:uiPriority="0" w:unhideWhenUsed="0"/>
-    <w:lsdException w:name="Date" w:semiHidden="0" w:uiPriority="0" w:unhideWhenUsed="0"/>
-    <w:lsdException w:name="Body Text First Indent" w:semiHidden="0" w:uiPriority="0" w:unhideWhenUsed="0"/>
-    <w:lsdException w:name="Body Text First Indent 2" w:semiHidden="0" w:uiPriority="0" w:unhideWhenUsed="0"/>
-    <w:lsdException w:name="Body Text 2" w:semiHidden="0" w:uiPriority="0" w:unhideWhenUsed="0"/>
-    <w:lsdException w:name="Body Text 3" w:semiHidden="0" w:uiPriority="0" w:unhideWhenUsed="0"/>
-    <w:lsdException w:name="Body Text Indent 2" w:semiHidden="0" w:uiPriority="0" w:unhideWhenUsed="0"/>
-    <w:lsdException w:name="Body Text Indent 3" w:semiHidden="0" w:uiPriority="0" w:unhideWhenUsed="0"/>
-    <w:lsdException w:name="Block Text" w:semiHidden="0" w:uiPriority="0" w:unhideWhenUsed="0"/>
-    <w:lsdException w:name="Hyperlink" w:semiHidden="0" w:uiPriority="0" w:unhideWhenUsed="0"/>
-    <w:lsdException w:name="FollowedHyperlink" w:semiHidden="0" w:uiPriority="0" w:unhideWhenUsed="0"/>
-    <w:lsdException w:name="Strong" w:semiHidden="0" w:uiPriority="0" w:unhideWhenUsed="0" w:qFormat="1"/>
-    <w:lsdException w:name="Emphasis" w:semiHidden="0" w:uiPriority="0" w:unhideWhenUsed="0" w:qFormat="1"/>
-    <w:lsdException w:name="Document Map" w:semiHidden="0" w:uiPriority="0" w:unhideWhenUsed="0"/>
-    <w:lsdException w:name="Plain Text" w:semiHidden="0" w:uiPriority="0" w:unhideWhenUsed="0"/>
-    <w:lsdException w:name="E-mail Signature" w:semiHidden="0" w:uiPriority="0" w:unhideWhenUsed="0"/>
-    <w:lsdException w:name="Normal (Web)" w:semiHidden="0" w:uiPriority="0" w:unhideWhenUsed="0" w:qFormat="1"/>
-    <w:lsdException w:name="HTML Acronym" w:semiHidden="0" w:uiPriority="0" w:unhideWhenUsed="0"/>
-    <w:lsdException w:name="HTML Address" w:semiHidden="0" w:uiPriority="0" w:unhideWhenUsed="0"/>
-    <w:lsdException w:name="HTML Cite" w:semiHidden="0" w:uiPriority="0" w:unhideWhenUsed="0"/>
-    <w:lsdException w:name="HTML Code" w:semiHidden="0" w:uiPriority="0" w:unhideWhenUsed="0"/>
-    <w:lsdException w:name="HTML Definition" w:semiHidden="0" w:uiPriority="0" w:unhideWhenUsed="0"/>
-    <w:lsdException w:name="HTML Keyboard" w:semiHidden="0" w:uiPriority="0" w:unhideWhenUsed="0"/>
-    <w:lsdException w:name="HTML Preformatted" w:semiHidden="0" w:uiPriority="0" w:unhideWhenUsed="0"/>
-    <w:lsdException w:name="HTML Sample" w:semiHidden="0" w:uiPriority="0" w:unhideWhenUsed="0"/>
-    <w:lsdException w:name="HTML Typewriter" w:semiHidden="0" w:uiPriority="0" w:unhideWhenUsed="0"/>
-    <w:lsdException w:name="HTML Variable" w:semiHidden="0" w:uiPriority="0" w:unhideWhenUsed="0"/>
-    <w:lsdException w:name="Normal Table" w:uiPriority="0" w:unhideWhenUsed="0" w:qFormat="1"/>
-    <w:lsdException w:name="annotation subject" w:semiHidden="0" w:uiPriority="0" w:unhideWhenUsed="0"/>
-    <w:lsdException w:name="Table Simple 1" w:semiHidden="0" w:uiPriority="0" w:unhideWhenUsed="0"/>
-    <w:lsdException w:name="Table Simple 2" w:semiHidden="0" w:uiPriority="0" w:unhideWhenUsed="0"/>
-    <w:lsdException w:name="Table Simple 3" w:semiHidden="0" w:uiPriority="0" w:unhideWhenUsed="0"/>
-    <w:lsdException w:name="Table Classic 1" w:semiHidden="0" w:uiPriority="0" w:unhideWhenUsed="0"/>
-    <w:lsdException w:name="Table Classic 2" w:semiHidden="0" w:uiPriority="0" w:unhideWhenUsed="0"/>
-    <w:lsdException w:name="Table Classic 3" w:semiHidden="0" w:uiPriority="0" w:unhideWhenUsed="0"/>
-    <w:lsdException w:name="Table Classic 4" w:semiHidden="0" w:uiPriority="0" w:unhideWhenUsed="0"/>
-    <w:lsdException w:name="Table Colorful 1" w:semiHidden="0" w:uiPriority="0" w:unhideWhenUsed="0"/>
-    <w:lsdException w:name="Table Colorful 2" w:semiHidden="0" w:uiPriority="0" w:unhideWhenUsed="0"/>
-    <w:lsdException w:name="Table Colorful 3" w:semiHidden="0" w:uiPriority="0" w:unhideWhenUsed="0"/>
-    <w:lsdException w:name="Table Columns 1" w:semiHidden="0" w:uiPriority="0" w:unhideWhenUsed="0"/>
-    <w:lsdException w:name="Table Columns 2" w:semiHidden="0" w:uiPriority="0" w:unhideWhenUsed="0"/>
-    <w:lsdException w:name="Table Columns 3" w:semiHidden="0" w:uiPriority="0" w:unhideWhenUsed="0"/>
-    <w:lsdException w:name="Table Columns 4" w:semiHidden="0" w:uiPriority="0" w:unhideWhenUsed="0"/>
-    <w:lsdException w:name="Table Columns 5" w:semiHidden="0" w:uiPriority="0" w:unhideWhenUsed="0"/>
-    <w:lsdException w:name="Table Grid 1" w:semiHidden="0" w:uiPriority="0" w:unhideWhenUsed="0"/>
-    <w:lsdException w:name="Table Grid 2" w:semiHidden="0" w:uiPriority="0" w:unhideWhenUsed="0"/>
-    <w:lsdException w:name="Table Grid 3" w:semiHidden="0" w:uiPriority="0" w:unhideWhenUsed="0"/>
-    <w:lsdException w:name="Table Grid 4" w:semiHidden="0" w:uiPriority="0" w:unhideWhenUsed="0"/>
-    <w:lsdException w:name="Table Grid 5" w:semiHidden="0" w:uiPriority="0" w:unhideWhenUsed="0"/>
-    <w:lsdException w:name="Table Grid 6" w:semiHidden="0" w:uiPriority="0" w:unhideWhenUsed="0"/>
-    <w:lsdException w:name="Table Grid 7" w:semiHidden="0" w:uiPriority="0" w:unhideWhenUsed="0"/>
-    <w:lsdException w:name="Table Grid 8" w:semiHidden="0" w:uiPriority="0" w:unhideWhenUsed="0"/>
-    <w:lsdException w:name="Table List 1" w:semiHidden="0" w:uiPriority="0" w:unhideWhenUsed="0"/>
-    <w:lsdException w:name="Table List 2" w:semiHidden="0" w:uiPriority="0" w:unhideWhenUsed="0"/>
-    <w:lsdException w:name="Table List 3" w:semiHidden="0" w:uiPriority="0" w:unhideWhenUsed="0"/>
-    <w:lsdException w:name="Table List 4" w:semiHidden="0" w:uiPriority="0" w:unhideWhenUsed="0"/>
-    <w:lsdException w:name="Table List 5" w:semiHidden="0" w:uiPriority="0" w:unhideWhenUsed="0"/>
-    <w:lsdException w:name="Table List 6" w:semiHidden="0" w:uiPriority="0" w:unhideWhenUsed="0"/>
-    <w:lsdException w:name="Table List 7" w:semiHidden="0" w:uiPriority="0" w:unhideWhenUsed="0"/>
-    <w:lsdException w:name="Table List 8" w:semiHidden="0" w:uiPriority="0" w:unhideWhenUsed="0"/>
-    <w:lsdException w:name="Table 3D effects 1" w:semiHidden="0" w:uiPriority="0" w:unhideWhenUsed="0"/>
-    <w:lsdException w:name="Table 3D effects 2" w:semiHidden="0" w:uiPriority="0" w:unhideWhenUsed="0"/>
-    <w:lsdException w:name="Table 3D effects 3" w:semiHidden="0" w:uiPriority="0" w:unhideWhenUsed="0"/>
-    <w:lsdException w:name="Table Contemporary" w:semiHidden="0" w:uiPriority="0" w:unhideWhenUsed="0"/>
-    <w:lsdException w:name="Table Elegant" w:semiHidden="0" w:uiPriority="0" w:unhideWhenUsed="0"/>
-    <w:lsdException w:name="Table Professional" w:semiHidden="0" w:uiPriority="0" w:unhideWhenUsed="0"/>
-    <w:lsdException w:name="Table Subtle 1" w:semiHidden="0" w:uiPriority="0" w:unhideWhenUsed="0"/>
-    <w:lsdException w:name="Table Subtle 2" w:semiHidden="0" w:uiPriority="0" w:unhideWhenUsed="0"/>
-    <w:lsdException w:name="Table Web 1" w:semiHidden="0" w:uiPriority="0" w:unhideWhenUsed="0"/>
-    <w:lsdException w:name="Table Web 2" w:semiHidden="0" w:uiPriority="0" w:unhideWhenUsed="0"/>
-    <w:lsdException w:name="Table Web 3" w:semiHidden="0" w:uiPriority="0" w:unhideWhenUsed="0"/>
-    <w:lsdException w:name="Balloon Text" w:semiHidden="0" w:uiPriority="0" w:unhideWhenUsed="0"/>
-    <w:lsdException w:name="Table Grid" w:semiHidden="0" w:uiPriority="0" w:unhideWhenUsed="0" w:qFormat="1"/>
-    <w:lsdException w:name="Table Theme" w:semiHidden="0" w:uiPriority="0" w:unhideWhenUsed="0"/>
-    <w:lsdException w:name="Light Shading" w:semiHidden="0" w:uiPriority="60" w:unhideWhenUsed="0"/>
-    <w:lsdException w:name="Light List" w:semiHidden="0" w:uiPriority="61" w:unhideWhenUsed="0"/>
-    <w:lsdException w:name="Light Grid" w:semiHidden="0" w:uiPriority="62" w:unhideWhenUsed="0"/>
-    <w:lsdException w:name="Medium Shading 1" w:semiHidden="0" w:uiPriority="63" w:unhideWhenUsed="0"/>
-    <w:lsdException w:name="Medium Shading 2" w:semiHidden="0" w:uiPriority="64" w:unhideWhenUsed="0"/>
-    <w:lsdException w:name="Medium List 1" w:semiHidden="0" w:uiPriority="65" w:unhideWhenUsed="0"/>
-    <w:lsdException w:name="Medium List 2" w:semiHidden="0" w:uiPriority="66" w:unhideWhenUsed="0"/>
-    <w:lsdException w:name="Medium Grid 1" w:semiHidden="0" w:uiPriority="67" w:unhideWhenUsed="0"/>
-    <w:lsdException w:name="Medium Grid 2" w:semiHidden="0" w:uiPriority="68" w:unhideWhenUsed="0"/>
-    <w:lsdException w:name="Medium Grid 3" w:semiHidden="0" w:uiPriority="69" w:unhideWhenUsed="0"/>
-    <w:lsdException w:name="Dark List" w:semiHidden="0" w:uiPriority="70" w:unhideWhenUsed="0"/>
-    <w:lsdException w:name="Colorful Shading" w:semiHidden="0" w:uiPriority="71" w:unhideWhenUsed="0"/>
-    <w:lsdException w:name="Colorful List" w:semiHidden="0" w:uiPriority="72" w:unhideWhenUsed="0"/>
-    <w:lsdException w:name="Colorful Grid" w:semiHidden="0" w:uiPriority="73" w:unhideWhenUsed="0"/>
-    <w:lsdException w:name="Light Shading Accent 1" w:semiHidden="0" w:uiPriority="60" w:unhideWhenUsed="0"/>
-    <w:lsdException w:name="Light List Accent 1" w:semiHidden="0" w:uiPriority="61" w:unhideWhenUsed="0"/>
-    <w:lsdException w:name="Light Grid Accent 1" w:semiHidden="0" w:uiPriority="62" w:unhideWhenUsed="0"/>
-    <w:lsdException w:name="Medium Shading 1 Accent 1" w:semiHidden="0" w:uiPriority="63" w:unhideWhenUsed="0"/>
-    <w:lsdException w:name="Medium Shading 2 Accent 1" w:semiHidden="0" w:uiPriority="64" w:unhideWhenUsed="0"/>
-    <w:lsdException w:name="Medium List 1 Accent 1" w:semiHidden="0" w:uiPriority="65" w:unhideWhenUsed="0"/>
-    <w:lsdException w:name="Medium List 2 Accent 1" w:semiHidden="0" w:uiPriority="66" w:unhideWhenUsed="0"/>
-    <w:lsdException w:name="Medium Grid 1 Accent 1" w:semiHidden="0" w:uiPriority="67" w:unhideWhenUsed="0"/>
-    <w:lsdException w:name="Medium Grid 2 Accent 1" w:semiHidden="0" w:uiPriority="68" w:unhideWhenUsed="0"/>
-    <w:lsdException w:name="Medium Grid 3 Accent 1" w:semiHidden="0" w:uiPriority="69" w:unhideWhenUsed="0"/>
-    <w:lsdException w:name="Dark List Accent 1" w:semiHidden="0" w:uiPriority="70" w:unhideWhenUsed="0"/>
-    <w:lsdException w:name="Colorful Shading Accent 1" w:semiHidden="0" w:uiPriority="71" w:unhideWhenUsed="0"/>
-    <w:lsdException w:name="Colorful List Accent 1" w:semiHidden="0" w:uiPriority="72" w:unhideWhenUsed="0"/>
-    <w:lsdException w:name="Colorful Grid Accent 1" w:semiHidden="0" w:uiPriority="73" w:unhideWhenUsed="0"/>
-    <w:lsdException w:name="Light Shading Accent 2" w:semiHidden="0" w:uiPriority="60" w:unhideWhenUsed="0"/>
-    <w:lsdException w:name="Light List Accent 2" w:semiHidden="0" w:uiPriority="61" w:unhideWhenUsed="0"/>
-    <w:lsdException w:name="Light Grid Accent 2" w:semiHidden="0" w:uiPriority="62" w:unhideWhenUsed="0"/>
-    <w:lsdException w:name="Medium Shading 1 Accent 2" w:semiHidden="0" w:uiPriority="63" w:unhideWhenUsed="0"/>
-    <w:lsdException w:name="Medium Shading 2 Accent 2" w:semiHidden="0" w:uiPriority="64" w:unhideWhenUsed="0"/>
-    <w:lsdException w:name="Medium List 1 Accent 2" w:semiHidden="0" w:uiPriority="65" w:unhideWhenUsed="0"/>
-    <w:lsdException w:name="Medium List 2 Accent 2" w:semiHidden="0" w:uiPriority="66" w:unhideWhenUsed="0"/>
-    <w:lsdException w:name="Medium Grid 1 Accent 2" w:semiHidden="0" w:uiPriority="67" w:unhideWhenUsed="0"/>
-    <w:lsdException w:name="Medium Grid 2 Accent 2" w:semiHidden="0" w:uiPriority="68" w:unhideWhenUsed="0"/>
-    <w:lsdException w:name="Medium Grid 3 Accent 2" w:semiHidden="0" w:uiPriority="69" w:unhideWhenUsed="0"/>
-    <w:lsdException w:name="Dark List Accent 2" w:semiHidden="0" w:uiPriority="70" w:unhideWhenUsed="0"/>
-    <w:lsdException w:name="Colorful Shading Accent 2" w:semiHidden="0" w:uiPriority="71" w:unhideWhenUsed="0"/>
-    <w:lsdException w:name="Colorful List Accent 2" w:semiHidden="0" w:uiPriority="72" w:unhideWhenUsed="0"/>
-    <w:lsdException w:name="Colorful Grid Accent 2" w:semiHidden="0" w:uiPriority="73" w:unhideWhenUsed="0"/>
-    <w:lsdException w:name="Light Shading Accent 3" w:semiHidden="0" w:uiPriority="60" w:unhideWhenUsed="0"/>
-    <w:lsdException w:name="Light List Accent 3" w:semiHidden="0" w:uiPriority="61" w:unhideWhenUsed="0"/>
-    <w:lsdException w:name="Light Grid Accent 3" w:semiHidden="0" w:uiPriority="62" w:unhideWhenUsed="0"/>
-    <w:lsdException w:name="Medium Shading 1 Accent 3" w:semiHidden="0" w:uiPriority="63" w:unhideWhenUsed="0"/>
-    <w:lsdException w:name="Medium Shading 2 Accent 3" w:semiHidden="0" w:uiPriority="64" w:unhideWhenUsed="0"/>
-    <w:lsdException w:name="Medium List 1 Accent 3" w:semiHidden="0" w:uiPriority="65" w:unhideWhenUsed="0"/>
-    <w:lsdException w:name="Medium List 2 Accent 3" w:semiHidden="0" w:uiPriority="66" w:unhideWhenUsed="0"/>
-    <w:lsdException w:name="Medium Grid 1 Accent 3" w:semiHidden="0" w:uiPriority="67" w:unhideWhenUsed="0"/>
-    <w:lsdException w:name="Medium Grid 2 Accent 3" w:semiHidden="0" w:uiPriority="68" w:unhideWhenUsed="0"/>
-    <w:lsdException w:name="Medium Grid 3 Accent 3" w:semiHidden="0" w:uiPriority="69" w:unhideWhenUsed="0"/>
-    <w:lsdException w:name="Dark List Accent 3" w:semiHidden="0" w:uiPriority="70" w:unhideWhenUsed="0"/>
-    <w:lsdException w:name="Colorful Shading Accent 3" w:semiHidden="0" w:uiPriority="71" w:unhideWhenUsed="0"/>
-    <w:lsdException w:name="Colorful List Accent 3" w:semiHidden="0" w:uiPriority="72" w:unhideWhenUsed="0"/>
-    <w:lsdException w:name="Colorful Grid Accent 3" w:semiHidden="0" w:uiPriority="73" w:unhideWhenUsed="0"/>
-    <w:lsdException w:name="Light Shading Accent 4" w:semiHidden="0" w:uiPriority="60" w:unhideWhenUsed="0"/>
-    <w:lsdException w:name="Light List Accent 4" w:semiHidden="0" w:uiPriority="61" w:unhideWhenUsed="0"/>
-    <w:lsdException w:name="Light Grid Accent 4" w:semiHidden="0" w:uiPriority="62" w:unhideWhenUsed="0"/>
-    <w:lsdException w:name="Medium Shading 1 Accent 4" w:semiHidden="0" w:uiPriority="63" w:unhideWhenUsed="0"/>
-    <w:lsdException w:name="Medium Shading 2 Accent 4" w:semiHidden="0" w:uiPriority="64" w:unhideWhenUsed="0"/>
-    <w:lsdException w:name="Medium List 1 Accent 4" w:semiHidden="0" w:uiPriority="65" w:unhideWhenUsed="0"/>
-    <w:lsdException w:name="Medium List 2 Accent 4" w:semiHidden="0" w:uiPriority="66" w:unhideWhenUsed="0"/>
-    <w:lsdException w:name="Medium Grid 1 Accent 4" w:semiHidden="0" w:uiPriority="67" w:unhideWhenUsed="0"/>
-    <w:lsdException w:name="Medium Grid 2 Accent 4" w:semiHidden="0" w:uiPriority="68" w:unhideWhenUsed="0"/>
-    <w:lsdException w:name="Medium Grid 3 Accent 4" w:semiHidden="0" w:uiPriority="69" w:unhideWhenUsed="0"/>
-    <w:lsdException w:name="Dark List Accent 4" w:semiHidden="0" w:uiPriority="70" w:unhideWhenUsed="0"/>
-    <w:lsdException w:name="Colorful Shading Accent 4" w:semiHidden="0" w:uiPriority="71" w:unhideWhenUsed="0"/>
-    <w:lsdException w:name="Colorful List Accent 4" w:semiHidden="0" w:uiPriority="72" w:unhideWhenUsed="0"/>
-    <w:lsdException w:name="Colorful Grid Accent 4" w:semiHidden="0" w:uiPriority="73" w:unhideWhenUsed="0"/>
-    <w:lsdException w:name="Light Shading Accent 5" w:semiHidden="0" w:uiPriority="60" w:unhideWhenUsed="0"/>
-    <w:lsdException w:name="Light List Accent 5" w:semiHidden="0" w:uiPriority="61" w:unhideWhenUsed="0"/>
-    <w:lsdException w:name="Light Grid Accent 5" w:semiHidden="0" w:uiPriority="62" w:unhideWhenUsed="0"/>
-    <w:lsdException w:name="Medium Shading 1 Accent 5" w:semiHidden="0" w:uiPriority="63" w:unhideWhenUsed="0"/>
-    <w:lsdException w:name="Medium Shading 2 Accent 5" w:semiHidden="0" w:uiPriority="64" w:unhideWhenUsed="0"/>
-    <w:lsdException w:name="Medium List 1 Accent 5" w:semiHidden="0" w:uiPriority="65" w:unhideWhenUsed="0"/>
-    <w:lsdException w:name="Medium List 2 Accent 5" w:semiHidden="0" w:uiPriority="66" w:unhideWhenUsed="0"/>
-    <w:lsdException w:name="Medium Grid 1 Accent 5" w:semiHidden="0" w:uiPriority="67" w:unhideWhenUsed="0"/>
-    <w:lsdException w:name="Medium Grid 2 Accent 5" w:semiHidden="0" w:uiPriority="68" w:unhideWhenUsed="0"/>
-    <w:lsdException w:name="Medium Grid 3 Accent 5" w:semiHidden="0" w:uiPriority="69" w:unhideWhenUsed="0"/>
-    <w:lsdException w:name="Dark List Accent 5" w:semiHidden="0" w:uiPriority="70" w:unhideWhenUsed="0"/>
-    <w:lsdException w:name="Colorful Shading Accent 5" w:semiHidden="0" w:uiPriority="71" w:unhideWhenUsed="0"/>
-    <w:lsdException w:name="Colorful List Accent 5" w:semiHidden="0" w:uiPriority="72" w:unhideWhenUsed="0"/>
-    <w:lsdException w:name="Colorful Grid Accent 5" w:semiHidden="0" w:uiPriority="73" w:unhideWhenUsed="0"/>
-    <w:lsdException w:name="Light Shading Accent 6" w:semiHidden="0" w:uiPriority="60" w:unhideWhenUsed="0"/>
-    <w:lsdException w:name="Light List Accent 6" w:semiHidden="0" w:uiPriority="61" w:unhideWhenUsed="0"/>
-    <w:lsdException w:name="Light Grid Accent 6" w:semiHidden="0" w:uiPriority="62" w:unhideWhenUsed="0"/>
-    <w:lsdException w:name="Medium Shading 1 Accent 6" w:semiHidden="0" w:uiPriority="63" w:unhideWhenUsed="0"/>
-    <w:lsdException w:name="Medium Shading 2 Accent 6" w:semiHidden="0" w:uiPriority="64" w:unhideWhenUsed="0"/>
-    <w:lsdException w:name="Medium List 1 Accent 6" w:semiHidden="0" w:uiPriority="65" w:unhideWhenUsed="0"/>
-    <w:lsdException w:name="Medium List 2 Accent 6" w:semiHidden="0" w:uiPriority="66" w:unhideWhenUsed="0"/>
-    <w:lsdException w:name="Medium Grid 1 Accent 6" w:semiHidden="0" w:uiPriority="67" w:unhideWhenUsed="0"/>
-    <w:lsdException w:name="Medium Grid 2 Accent 6" w:semiHidden="0" w:uiPriority="68" w:unhideWhenUsed="0"/>
-    <w:lsdException w:name="Medium Grid 3 Accent 6" w:semiHidden="0" w:uiPriority="69" w:unhideWhenUsed="0"/>
-    <w:lsdException w:name="Dark List Accent 6" w:semiHidden="0" w:uiPriority="70" w:unhideWhenUsed="0"/>
-    <w:lsdException w:name="Colorful Shading Accent 6" w:semiHidden="0" w:uiPriority="71" w:unhideWhenUsed="0"/>
-    <w:lsdException w:name="Colorful List Accent 6" w:semiHidden="0" w:uiPriority="72" w:unhideWhenUsed="0"/>
-    <w:lsdException w:name="Colorful Grid Accent 6" w:semiHidden="0" w:uiPriority="73" w:unhideWhenUsed="0"/>
+  <w:latentStyles w:count="260" w:defQFormat="0" w:defUnhideWhenUsed="1" w:defSemiHidden="1" w:defUIPriority="99" w:defLockedState="0">
+    <w:lsdException w:qFormat="1" w:unhideWhenUsed="0" w:uiPriority="0" w:semiHidden="0" w:name="Normal"/>
+    <w:lsdException w:qFormat="1" w:unhideWhenUsed="0" w:uiPriority="0" w:semiHidden="0" w:name="heading 1"/>
+    <w:lsdException w:qFormat="1" w:uiPriority="0" w:semiHidden="0" w:name="heading 2"/>
+    <w:lsdException w:qFormat="1" w:uiPriority="0" w:name="heading 3"/>
+    <w:lsdException w:qFormat="1" w:uiPriority="0" w:semiHidden="0" w:name="heading 4"/>
+    <w:lsdException w:qFormat="1" w:uiPriority="0" w:name="heading 5"/>
+    <w:lsdException w:qFormat="1" w:uiPriority="0" w:name="heading 6"/>
+    <w:lsdException w:qFormat="1" w:uiPriority="0" w:name="heading 7"/>
+    <w:lsdException w:qFormat="1" w:uiPriority="0" w:name="heading 8"/>
+    <w:lsdException w:qFormat="1" w:uiPriority="0" w:name="heading 9"/>
+    <w:lsdException w:unhideWhenUsed="0" w:uiPriority="0" w:semiHidden="0" w:name="index 1"/>
+    <w:lsdException w:unhideWhenUsed="0" w:uiPriority="0" w:semiHidden="0" w:name="index 2"/>
+    <w:lsdException w:unhideWhenUsed="0" w:uiPriority="0" w:semiHidden="0" w:name="index 3"/>
+    <w:lsdException w:unhideWhenUsed="0" w:uiPriority="0" w:semiHidden="0" w:name="index 4"/>
+    <w:lsdException w:unhideWhenUsed="0" w:uiPriority="0" w:semiHidden="0" w:name="index 5"/>
+    <w:lsdException w:unhideWhenUsed="0" w:uiPriority="0" w:semiHidden="0" w:name="index 6"/>
+    <w:lsdException w:unhideWhenUsed="0" w:uiPriority="0" w:semiHidden="0" w:name="index 7"/>
+    <w:lsdException w:unhideWhenUsed="0" w:uiPriority="0" w:semiHidden="0" w:name="index 8"/>
+    <w:lsdException w:unhideWhenUsed="0" w:uiPriority="0" w:semiHidden="0" w:name="index 9"/>
+    <w:lsdException w:qFormat="1" w:unhideWhenUsed="0" w:uiPriority="0" w:semiHidden="0" w:name="toc 1"/>
+    <w:lsdException w:qFormat="1" w:unhideWhenUsed="0" w:uiPriority="0" w:semiHidden="0" w:name="toc 2"/>
+    <w:lsdException w:qFormat="1" w:unhideWhenUsed="0" w:uiPriority="0" w:semiHidden="0" w:name="toc 3"/>
+    <w:lsdException w:unhideWhenUsed="0" w:uiPriority="0" w:semiHidden="0" w:name="toc 4"/>
+    <w:lsdException w:unhideWhenUsed="0" w:uiPriority="0" w:semiHidden="0" w:name="toc 5"/>
+    <w:lsdException w:unhideWhenUsed="0" w:uiPriority="0" w:semiHidden="0" w:name="toc 6"/>
+    <w:lsdException w:unhideWhenUsed="0" w:uiPriority="0" w:semiHidden="0" w:name="toc 7"/>
+    <w:lsdException w:unhideWhenUsed="0" w:uiPriority="0" w:semiHidden="0" w:name="toc 8"/>
+    <w:lsdException w:unhideWhenUsed="0" w:uiPriority="0" w:semiHidden="0" w:name="toc 9"/>
+    <w:lsdException w:unhideWhenUsed="0" w:uiPriority="0" w:semiHidden="0" w:name="Normal Indent"/>
+    <w:lsdException w:unhideWhenUsed="0" w:uiPriority="0" w:semiHidden="0" w:name="footnote text"/>
+    <w:lsdException w:qFormat="1" w:unhideWhenUsed="0" w:uiPriority="0" w:semiHidden="0" w:name="annotation text"/>
+    <w:lsdException w:qFormat="1" w:unhideWhenUsed="0" w:uiPriority="0" w:semiHidden="0" w:name="header"/>
+    <w:lsdException w:qFormat="1" w:unhideWhenUsed="0" w:uiPriority="0" w:semiHidden="0" w:name="footer"/>
+    <w:lsdException w:unhideWhenUsed="0" w:uiPriority="0" w:semiHidden="0" w:name="index heading"/>
+    <w:lsdException w:qFormat="1" w:uiPriority="0" w:name="caption"/>
+    <w:lsdException w:unhideWhenUsed="0" w:uiPriority="0" w:semiHidden="0" w:name="table of figures"/>
+    <w:lsdException w:unhideWhenUsed="0" w:uiPriority="0" w:semiHidden="0" w:name="envelope address"/>
+    <w:lsdException w:unhideWhenUsed="0" w:uiPriority="0" w:semiHidden="0" w:name="envelope return"/>
+    <w:lsdException w:unhideWhenUsed="0" w:uiPriority="0" w:semiHidden="0" w:name="footnote reference"/>
+    <w:lsdException w:unhideWhenUsed="0" w:uiPriority="0" w:semiHidden="0" w:name="annotation reference"/>
+    <w:lsdException w:unhideWhenUsed="0" w:uiPriority="0" w:semiHidden="0" w:name="line number"/>
+    <w:lsdException w:unhideWhenUsed="0" w:uiPriority="0" w:semiHidden="0" w:name="page number"/>
+    <w:lsdException w:unhideWhenUsed="0" w:uiPriority="0" w:semiHidden="0" w:name="endnote reference"/>
+    <w:lsdException w:unhideWhenUsed="0" w:uiPriority="0" w:semiHidden="0" w:name="endnote text"/>
+    <w:lsdException w:unhideWhenUsed="0" w:uiPriority="0" w:semiHidden="0" w:name="table of authorities"/>
+    <w:lsdException w:unhideWhenUsed="0" w:uiPriority="0" w:semiHidden="0" w:name="macro"/>
+    <w:lsdException w:unhideWhenUsed="0" w:uiPriority="0" w:semiHidden="0" w:name="toa heading"/>
+    <w:lsdException w:unhideWhenUsed="0" w:uiPriority="0" w:semiHidden="0" w:name="List"/>
+    <w:lsdException w:unhideWhenUsed="0" w:uiPriority="0" w:semiHidden="0" w:name="List Bullet"/>
+    <w:lsdException w:unhideWhenUsed="0" w:uiPriority="0" w:semiHidden="0" w:name="List Number"/>
+    <w:lsdException w:unhideWhenUsed="0" w:uiPriority="0" w:semiHidden="0" w:name="List 2"/>
+    <w:lsdException w:unhideWhenUsed="0" w:uiPriority="0" w:semiHidden="0" w:name="List 3"/>
+    <w:lsdException w:unhideWhenUsed="0" w:uiPriority="0" w:semiHidden="0" w:name="List 4"/>
+    <w:lsdException w:unhideWhenUsed="0" w:uiPriority="0" w:semiHidden="0" w:name="List 5"/>
+    <w:lsdException w:unhideWhenUsed="0" w:uiPriority="0" w:semiHidden="0" w:name="List Bullet 2"/>
+    <w:lsdException w:unhideWhenUsed="0" w:uiPriority="0" w:semiHidden="0" w:name="List Bullet 3"/>
+    <w:lsdException w:unhideWhenUsed="0" w:uiPriority="0" w:semiHidden="0" w:name="List Bullet 4"/>
+    <w:lsdException w:unhideWhenUsed="0" w:uiPriority="0" w:semiHidden="0" w:name="List Bullet 5"/>
+    <w:lsdException w:unhideWhenUsed="0" w:uiPriority="0" w:semiHidden="0" w:name="List Number 2"/>
+    <w:lsdException w:unhideWhenUsed="0" w:uiPriority="0" w:semiHidden="0" w:name="List Number 3"/>
+    <w:lsdException w:unhideWhenUsed="0" w:uiPriority="0" w:semiHidden="0" w:name="List Number 4"/>
+    <w:lsdException w:unhideWhenUsed="0" w:uiPriority="0" w:semiHidden="0" w:name="List Number 5"/>
+    <w:lsdException w:qFormat="1" w:unhideWhenUsed="0" w:uiPriority="0" w:semiHidden="0" w:name="Title"/>
+    <w:lsdException w:unhideWhenUsed="0" w:uiPriority="0" w:semiHidden="0" w:name="Closing"/>
+    <w:lsdException w:unhideWhenUsed="0" w:uiPriority="0" w:semiHidden="0" w:name="Signature"/>
+    <w:lsdException w:qFormat="1" w:unhideWhenUsed="0" w:uiPriority="0" w:name="Default Paragraph Font"/>
+    <w:lsdException w:qFormat="1" w:unhideWhenUsed="0" w:uiPriority="0" w:name="Body Text"/>
+    <w:lsdException w:unhideWhenUsed="0" w:uiPriority="0" w:semiHidden="0" w:name="Body Text Indent"/>
+    <w:lsdException w:unhideWhenUsed="0" w:uiPriority="0" w:semiHidden="0" w:name="List Continue"/>
+    <w:lsdException w:unhideWhenUsed="0" w:uiPriority="0" w:semiHidden="0" w:name="List Continue 2"/>
+    <w:lsdException w:unhideWhenUsed="0" w:uiPriority="0" w:semiHidden="0" w:name="List Continue 3"/>
+    <w:lsdException w:unhideWhenUsed="0" w:uiPriority="0" w:semiHidden="0" w:name="List Continue 4"/>
+    <w:lsdException w:unhideWhenUsed="0" w:uiPriority="0" w:semiHidden="0" w:name="List Continue 5"/>
+    <w:lsdException w:unhideWhenUsed="0" w:uiPriority="0" w:semiHidden="0" w:name="Message Header"/>
+    <w:lsdException w:qFormat="1" w:unhideWhenUsed="0" w:uiPriority="0" w:semiHidden="0" w:name="Subtitle"/>
+    <w:lsdException w:unhideWhenUsed="0" w:uiPriority="0" w:semiHidden="0" w:name="Salutation"/>
+    <w:lsdException w:unhideWhenUsed="0" w:uiPriority="0" w:semiHidden="0" w:name="Date"/>
+    <w:lsdException w:unhideWhenUsed="0" w:uiPriority="0" w:semiHidden="0" w:name="Body Text First Indent"/>
+    <w:lsdException w:unhideWhenUsed="0" w:uiPriority="0" w:semiHidden="0" w:name="Body Text First Indent 2"/>
+    <w:lsdException w:uiPriority="99" w:name="Note Heading"/>
+    <w:lsdException w:unhideWhenUsed="0" w:uiPriority="0" w:semiHidden="0" w:name="Body Text 2"/>
+    <w:lsdException w:unhideWhenUsed="0" w:uiPriority="0" w:semiHidden="0" w:name="Body Text 3"/>
+    <w:lsdException w:unhideWhenUsed="0" w:uiPriority="0" w:semiHidden="0" w:name="Body Text Indent 2"/>
+    <w:lsdException w:unhideWhenUsed="0" w:uiPriority="0" w:semiHidden="0" w:name="Body Text Indent 3"/>
+    <w:lsdException w:unhideWhenUsed="0" w:uiPriority="0" w:semiHidden="0" w:name="Block Text"/>
+    <w:lsdException w:unhideWhenUsed="0" w:uiPriority="0" w:semiHidden="0" w:name="Hyperlink"/>
+    <w:lsdException w:unhideWhenUsed="0" w:uiPriority="0" w:semiHidden="0" w:name="FollowedHyperlink"/>
+    <w:lsdException w:qFormat="1" w:unhideWhenUsed="0" w:uiPriority="0" w:semiHidden="0" w:name="Strong"/>
+    <w:lsdException w:qFormat="1" w:unhideWhenUsed="0" w:uiPriority="0" w:semiHidden="0" w:name="Emphasis"/>
+    <w:lsdException w:unhideWhenUsed="0" w:uiPriority="0" w:semiHidden="0" w:name="Document Map"/>
+    <w:lsdException w:unhideWhenUsed="0" w:uiPriority="0" w:semiHidden="0" w:name="Plain Text"/>
+    <w:lsdException w:unhideWhenUsed="0" w:uiPriority="0" w:semiHidden="0" w:name="E-mail Signature"/>
+    <w:lsdException w:qFormat="1" w:unhideWhenUsed="0" w:uiPriority="0" w:semiHidden="0" w:name="Normal (Web)"/>
+    <w:lsdException w:unhideWhenUsed="0" w:uiPriority="0" w:semiHidden="0" w:name="HTML Acronym"/>
+    <w:lsdException w:unhideWhenUsed="0" w:uiPriority="0" w:semiHidden="0" w:name="HTML Address"/>
+    <w:lsdException w:unhideWhenUsed="0" w:uiPriority="0" w:semiHidden="0" w:name="HTML Cite"/>
+    <w:lsdException w:unhideWhenUsed="0" w:uiPriority="0" w:semiHidden="0" w:name="HTML Code"/>
+    <w:lsdException w:unhideWhenUsed="0" w:uiPriority="0" w:semiHidden="0" w:name="HTML Definition"/>
+    <w:lsdException w:unhideWhenUsed="0" w:uiPriority="0" w:semiHidden="0" w:name="HTML Keyboard"/>
+    <w:lsdException w:unhideWhenUsed="0" w:uiPriority="0" w:semiHidden="0" w:name="HTML Preformatted"/>
+    <w:lsdException w:unhideWhenUsed="0" w:uiPriority="0" w:semiHidden="0" w:name="HTML Sample"/>
+    <w:lsdException w:unhideWhenUsed="0" w:uiPriority="0" w:semiHidden="0" w:name="HTML Typewriter"/>
+    <w:lsdException w:unhideWhenUsed="0" w:uiPriority="0" w:semiHidden="0" w:name="HTML Variable"/>
+    <w:lsdException w:qFormat="1" w:unhideWhenUsed="0" w:uiPriority="0" w:name="Normal Table"/>
+    <w:lsdException w:unhideWhenUsed="0" w:uiPriority="0" w:semiHidden="0" w:name="annotation subject"/>
+    <w:lsdException w:unhideWhenUsed="0" w:uiPriority="0" w:semiHidden="0" w:name="Table Simple 1"/>
+    <w:lsdException w:unhideWhenUsed="0" w:uiPriority="0" w:semiHidden="0" w:name="Table Simple 2"/>
+    <w:lsdException w:unhideWhenUsed="0" w:uiPriority="0" w:semiHidden="0" w:name="Table Simple 3"/>
+    <w:lsdException w:unhideWhenUsed="0" w:uiPriority="0" w:semiHidden="0" w:name="Table Classic 1"/>
+    <w:lsdException w:unhideWhenUsed="0" w:uiPriority="0" w:semiHidden="0" w:name="Table Classic 2"/>
+    <w:lsdException w:unhideWhenUsed="0" w:uiPriority="0" w:semiHidden="0" w:name="Table Classic 3"/>
+    <w:lsdException w:unhideWhenUsed="0" w:uiPriority="0" w:semiHidden="0" w:name="Table Classic 4"/>
+    <w:lsdException w:unhideWhenUsed="0" w:uiPriority="0" w:semiHidden="0" w:name="Table Colorful 1"/>
+    <w:lsdException w:unhideWhenUsed="0" w:uiPriority="0" w:semiHidden="0" w:name="Table Colorful 2"/>
+    <w:lsdException w:unhideWhenUsed="0" w:uiPriority="0" w:semiHidden="0" w:name="Table Colorful 3"/>
+    <w:lsdException w:unhideWhenUsed="0" w:uiPriority="0" w:semiHidden="0" w:name="Table Columns 1"/>
+    <w:lsdException w:unhideWhenUsed="0" w:uiPriority="0" w:semiHidden="0" w:name="Table Columns 2"/>
+    <w:lsdException w:unhideWhenUsed="0" w:uiPriority="0" w:semiHidden="0" w:name="Table Columns 3"/>
+    <w:lsdException w:unhideWhenUsed="0" w:uiPriority="0" w:semiHidden="0" w:name="Table Columns 4"/>
+    <w:lsdException w:unhideWhenUsed="0" w:uiPriority="0" w:semiHidden="0" w:name="Table Columns 5"/>
+    <w:lsdException w:unhideWhenUsed="0" w:uiPriority="0" w:semiHidden="0" w:name="Table Grid 1"/>
+    <w:lsdException w:unhideWhenUsed="0" w:uiPriority="0" w:semiHidden="0" w:name="Table Grid 2"/>
+    <w:lsdException w:unhideWhenUsed="0" w:uiPriority="0" w:semiHidden="0" w:name="Table Grid 3"/>
+    <w:lsdException w:unhideWhenUsed="0" w:uiPriority="0" w:semiHidden="0" w:name="Table Grid 4"/>
+    <w:lsdException w:unhideWhenUsed="0" w:uiPriority="0" w:semiHidden="0" w:name="Table Grid 5"/>
+    <w:lsdException w:unhideWhenUsed="0" w:uiPriority="0" w:semiHidden="0" w:name="Table Grid 6"/>
+    <w:lsdException w:unhideWhenUsed="0" w:uiPriority="0" w:semiHidden="0" w:name="Table Grid 7"/>
+    <w:lsdException w:unhideWhenUsed="0" w:uiPriority="0" w:semiHidden="0" w:name="Table Grid 8"/>
+    <w:lsdException w:unhideWhenUsed="0" w:uiPriority="0" w:semiHidden="0" w:name="Table List 1"/>
+    <w:lsdException w:unhideWhenUsed="0" w:uiPriority="0" w:semiHidden="0" w:name="Table List 2"/>
+    <w:lsdException w:unhideWhenUsed="0" w:uiPriority="0" w:semiHidden="0" w:name="Table List 3"/>
+    <w:lsdException w:unhideWhenUsed="0" w:uiPriority="0" w:semiHidden="0" w:name="Table List 4"/>
+    <w:lsdException w:unhideWhenUsed="0" w:uiPriority="0" w:semiHidden="0" w:name="Table List 5"/>
+    <w:lsdException w:unhideWhenUsed="0" w:uiPriority="0" w:semiHidden="0" w:name="Table List 6"/>
+    <w:lsdException w:unhideWhenUsed="0" w:uiPriority="0" w:semiHidden="0" w:name="Table List 7"/>
+    <w:lsdException w:unhideWhenUsed="0" w:uiPriority="0" w:semiHidden="0" w:name="Table List 8"/>
+    <w:lsdException w:unhideWhenUsed="0" w:uiPriority="0" w:semiHidden="0" w:name="Table 3D effects 1"/>
+    <w:lsdException w:unhideWhenUsed="0" w:uiPriority="0" w:semiHidden="0" w:name="Table 3D effects 2"/>
+    <w:lsdException w:unhideWhenUsed="0" w:uiPriority="0" w:semiHidden="0" w:name="Table 3D effects 3"/>
+    <w:lsdException w:unhideWhenUsed="0" w:uiPriority="0" w:semiHidden="0" w:name="Table Contemporary"/>
+    <w:lsdException w:unhideWhenUsed="0" w:uiPriority="0" w:semiHidden="0" w:name="Table Elegant"/>
+    <w:lsdException w:unhideWhenUsed="0" w:uiPriority="0" w:semiHidden="0" w:name="Table Professional"/>
+    <w:lsdException w:unhideWhenUsed="0" w:uiPriority="0" w:semiHidden="0" w:name="Table Subtle 1"/>
+    <w:lsdException w:unhideWhenUsed="0" w:uiPriority="0" w:semiHidden="0" w:name="Table Subtle 2"/>
+    <w:lsdException w:unhideWhenUsed="0" w:uiPriority="0" w:semiHidden="0" w:name="Table Web 1"/>
+    <w:lsdException w:unhideWhenUsed="0" w:uiPriority="0" w:semiHidden="0" w:name="Table Web 2"/>
+    <w:lsdException w:unhideWhenUsed="0" w:uiPriority="0" w:semiHidden="0" w:name="Table Web 3"/>
+    <w:lsdException w:unhideWhenUsed="0" w:uiPriority="0" w:semiHidden="0" w:name="Balloon Text"/>
+    <w:lsdException w:qFormat="1" w:unhideWhenUsed="0" w:uiPriority="0" w:semiHidden="0" w:name="Table Grid"/>
+    <w:lsdException w:unhideWhenUsed="0" w:uiPriority="0" w:semiHidden="0" w:name="Table Theme"/>
+    <w:lsdException w:unhideWhenUsed="0" w:uiPriority="60" w:semiHidden="0" w:name="Light Shading"/>
+    <w:lsdException w:unhideWhenUsed="0" w:uiPriority="61" w:semiHidden="0" w:name="Light List"/>
+    <w:lsdException w:unhideWhenUsed="0" w:uiPriority="62" w:semiHidden="0" w:name="Light Grid"/>
+    <w:lsdException w:unhideWhenUsed="0" w:uiPriority="63" w:semiHidden="0" w:name="Medium Shading 1"/>
+    <w:lsdException w:unhideWhenUsed="0" w:uiPriority="64" w:semiHidden="0" w:name="Medium Shading 2"/>
+    <w:lsdException w:unhideWhenUsed="0" w:uiPriority="65" w:semiHidden="0" w:name="Medium List 1"/>
+    <w:lsdException w:unhideWhenUsed="0" w:uiPriority="66" w:semiHidden="0" w:name="Medium List 2"/>
+    <w:lsdException w:unhideWhenUsed="0" w:uiPriority="67" w:semiHidden="0" w:name="Medium Grid 1"/>
+    <w:lsdException w:unhideWhenUsed="0" w:uiPriority="68" w:semiHidden="0" w:name="Medium Grid 2"/>
+    <w:lsdException w:unhideWhenUsed="0" w:uiPriority="69" w:semiHidden="0" w:name="Medium Grid 3"/>
+    <w:lsdException w:unhideWhenUsed="0" w:uiPriority="70" w:semiHidden="0" w:name="Dark List"/>
+    <w:lsdException w:unhideWhenUsed="0" w:uiPriority="71" w:semiHidden="0" w:name="Colorful Shading"/>
+    <w:lsdException w:unhideWhenUsed="0" w:uiPriority="72" w:semiHidden="0" w:name="Colorful List"/>
+    <w:lsdException w:unhideWhenUsed="0" w:uiPriority="73" w:semiHidden="0" w:name="Colorful Grid"/>
+    <w:lsdException w:unhideWhenUsed="0" w:uiPriority="60" w:semiHidden="0" w:name="Light Shading Accent 1"/>
+    <w:lsdException w:unhideWhenUsed="0" w:uiPriority="61" w:semiHidden="0" w:name="Light List Accent 1"/>
+    <w:lsdException w:unhideWhenUsed="0" w:uiPriority="62" w:semiHidden="0" w:name="Light Grid Accent 1"/>
+    <w:lsdException w:unhideWhenUsed="0" w:uiPriority="63" w:semiHidden="0" w:name="Medium Shading 1 Accent 1"/>
+    <w:lsdException w:unhideWhenUsed="0" w:uiPriority="64" w:semiHidden="0" w:name="Medium Shading 2 Accent 1"/>
+    <w:lsdException w:unhideWhenUsed="0" w:uiPriority="65" w:semiHidden="0" w:name="Medium List 1 Accent 1"/>
+    <w:lsdException w:unhideWhenUsed="0" w:uiPriority="66" w:semiHidden="0" w:name="Medium List 2 Accent 1"/>
+    <w:lsdException w:unhideWhenUsed="0" w:uiPriority="67" w:semiHidden="0" w:name="Medium Grid 1 Accent 1"/>
+    <w:lsdException w:unhideWhenUsed="0" w:uiPriority="68" w:semiHidden="0" w:name="Medium Grid 2 Accent 1"/>
+    <w:lsdException w:unhideWhenUsed="0" w:uiPriority="69" w:semiHidden="0" w:name="Medium Grid 3 Accent 1"/>
+    <w:lsdException w:unhideWhenUsed="0" w:uiPriority="70" w:semiHidden="0" w:name="Dark List Accent 1"/>
+    <w:lsdException w:unhideWhenUsed="0" w:uiPriority="71" w:semiHidden="0" w:name="Colorful Shading Accent 1"/>
+    <w:lsdException w:unhideWhenUsed="0" w:uiPriority="72" w:semiHidden="0" w:name="Colorful List Accent 1"/>
+    <w:lsdException w:unhideWhenUsed="0" w:uiPriority="73" w:semiHidden="0" w:name="Colorful Grid Accent 1"/>
+    <w:lsdException w:unhideWhenUsed="0" w:uiPriority="60" w:semiHidden="0" w:name="Light Shading Accent 2"/>
+    <w:lsdException w:unhideWhenUsed="0" w:uiPriority="61" w:semiHidden="0" w:name="Light List Accent 2"/>
+    <w:lsdException w:unhideWhenUsed="0" w:uiPriority="62" w:semiHidden="0" w:name="Light Grid Accent 2"/>
+    <w:lsdException w:unhideWhenUsed="0" w:uiPriority="63" w:semiHidden="0" w:name="Medium Shading 1 Accent 2"/>
+    <w:lsdException w:unhideWhenUsed="0" w:uiPriority="64" w:semiHidden="0" w:name="Medium Shading 2 Accent 2"/>
+    <w:lsdException w:unhideWhenUsed="0" w:uiPriority="65" w:semiHidden="0" w:name="Medium List 1 Accent 2"/>
+    <w:lsdException w:unhideWhenUsed="0" w:uiPriority="66" w:semiHidden="0" w:name="Medium List 2 Accent 2"/>
+    <w:lsdException w:unhideWhenUsed="0" w:uiPriority="67" w:semiHidden="0" w:name="Medium Grid 1 Accent 2"/>
+    <w:lsdException w:unhideWhenUsed="0" w:uiPriority="68" w:semiHidden="0" w:name="Medium Grid 2 Accent 2"/>
+    <w:lsdException w:unhideWhenUsed="0" w:uiPriority="69" w:semiHidden="0" w:name="Medium Grid 3 Accent 2"/>
+    <w:lsdException w:unhideWhenUsed="0" w:uiPriority="70" w:semiHidden="0" w:name="Dark List Accent 2"/>
+    <w:lsdException w:unhideWhenUsed="0" w:uiPriority="71" w:semiHidden="0" w:name="Colorful Shading Accent 2"/>
+    <w:lsdException w:unhideWhenUsed="0" w:uiPriority="72" w:semiHidden="0" w:name="Colorful List Accent 2"/>
+    <w:lsdException w:unhideWhenUsed="0" w:uiPriority="73" w:semiHidden="0" w:name="Colorful Grid Accent 2"/>
+    <w:lsdException w:unhideWhenUsed="0" w:uiPriority="60" w:semiHidden="0" w:name="Light Shading Accent 3"/>
+    <w:lsdException w:unhideWhenUsed="0" w:uiPriority="61" w:semiHidden="0" w:name="Light List Accent 3"/>
+    <w:lsdException w:unhideWhenUsed="0" w:uiPriority="62" w:semiHidden="0" w:name="Light Grid Accent 3"/>
+    <w:lsdException w:unhideWhenUsed="0" w:uiPriority="63" w:semiHidden="0" w:name="Medium Shading 1 Accent 3"/>
+    <w:lsdException w:unhideWhenUsed="0" w:uiPriority="64" w:semiHidden="0" w:name="Medium Shading 2 Accent 3"/>
+    <w:lsdException w:unhideWhenUsed="0" w:uiPriority="65" w:semiHidden="0" w:name="Medium List 1 Accent 3"/>
+    <w:lsdException w:unhideWhenUsed="0" w:uiPriority="66" w:semiHidden="0" w:name="Medium List 2 Accent 3"/>
+    <w:lsdException w:unhideWhenUsed="0" w:uiPriority="67" w:semiHidden="0" w:name="Medium Grid 1 Accent 3"/>
+    <w:lsdException w:unhideWhenUsed="0" w:uiPriority="68" w:semiHidden="0" w:name="Medium Grid 2 Accent 3"/>
+    <w:lsdException w:unhideWhenUsed="0" w:uiPriority="69" w:semiHidden="0" w:name="Medium Grid 3 Accent 3"/>
+    <w:lsdException w:unhideWhenUsed="0" w:uiPriority="70" w:semiHidden="0" w:name="Dark List Accent 3"/>
+    <w:lsdException w:unhideWhenUsed="0" w:uiPriority="71" w:semiHidden="0" w:name="Colorful Shading Accent 3"/>
+    <w:lsdException w:unhideWhenUsed="0" w:uiPriority="72" w:semiHidden="0" w:name="Colorful List Accent 3"/>
+    <w:lsdException w:unhideWhenUsed="0" w:uiPriority="73" w:semiHidden="0" w:name="Colorful Grid Accent 3"/>
+    <w:lsdException w:unhideWhenUsed="0" w:uiPriority="60" w:semiHidden="0" w:name="Light Shading Accent 4"/>
+    <w:lsdException w:unhideWhenUsed="0" w:uiPriority="61" w:semiHidden="0" w:name="Light List Accent 4"/>
+    <w:lsdException w:unhideWhenUsed="0" w:uiPriority="62" w:semiHidden="0" w:name="Light Grid Accent 4"/>
+    <w:lsdException w:unhideWhenUsed="0" w:uiPriority="63" w:semiHidden="0" w:name="Medium Shading 1 Accent 4"/>
+    <w:lsdException w:unhideWhenUsed="0" w:uiPriority="64" w:semiHidden="0" w:name="Medium Shading 2 Accent 4"/>
+    <w:lsdException w:unhideWhenUsed="0" w:uiPriority="65" w:semiHidden="0" w:name="Medium List 1 Accent 4"/>
+    <w:lsdException w:unhideWhenUsed="0" w:uiPriority="66" w:semiHidden="0" w:name="Medium List 2 Accent 4"/>
+    <w:lsdException w:unhideWhenUsed="0" w:uiPriority="67" w:semiHidden="0" w:name="Medium Grid 1 Accent 4"/>
+    <w:lsdException w:unhideWhenUsed="0" w:uiPriority="68" w:semiHidden="0" w:name="Medium Grid 2 Accent 4"/>
+    <w:lsdException w:unhideWhenUsed="0" w:uiPriority="69" w:semiHidden="0" w:name="Medium Grid 3 Accent 4"/>
+    <w:lsdException w:unhideWhenUsed="0" w:uiPriority="70" w:semiHidden="0" w:name="Dark List Accent 4"/>
+    <w:lsdException w:unhideWhenUsed="0" w:uiPriority="71" w:semiHidden="0" w:name="Colorful Shading Accent 4"/>
+    <w:lsdException w:unhideWhenUsed="0" w:uiPriority="72" w:semiHidden="0" w:name="Colorful List Accent 4"/>
+    <w:lsdException w:unhideWhenUsed="0" w:uiPriority="73" w:semiHidden="0" w:name="Colorful Grid Accent 4"/>
+    <w:lsdException w:unhideWhenUsed="0" w:uiPriority="60" w:semiHidden="0" w:name="Light Shading Accent 5"/>
+    <w:lsdException w:unhideWhenUsed="0" w:uiPriority="61" w:semiHidden="0" w:name="Light List Accent 5"/>
+    <w:lsdException w:unhideWhenUsed="0" w:uiPriority="62" w:semiHidden="0" w:name="Light Grid Accent 5"/>
+    <w:lsdException w:unhideWhenUsed="0" w:uiPriority="63" w:semiHidden="0" w:name="Medium Shading 1 Accent 5"/>
+    <w:lsdException w:unhideWhenUsed="0" w:uiPriority="64" w:semiHidden="0" w:name="Medium Shading 2 Accent 5"/>
+    <w:lsdException w:unhideWhenUsed="0" w:uiPriority="65" w:semiHidden="0" w:name="Medium List 1 Accent 5"/>
+    <w:lsdException w:unhideWhenUsed="0" w:uiPriority="66" w:semiHidden="0" w:name="Medium List 2 Accent 5"/>
+    <w:lsdException w:unhideWhenUsed="0" w:uiPriority="67" w:semiHidden="0" w:name="Medium Grid 1 Accent 5"/>
+    <w:lsdException w:unhideWhenUsed="0" w:uiPriority="68" w:semiHidden="0" w:name="Medium Grid 2 Accent 5"/>
+    <w:lsdException w:unhideWhenUsed="0" w:uiPriority="69" w:semiHidden="0" w:name="Medium Grid 3 Accent 5"/>
+    <w:lsdException w:unhideWhenUsed="0" w:uiPriority="70" w:semiHidden="0" w:name="Dark List Accent 5"/>
+    <w:lsdException w:unhideWhenUsed="0" w:uiPriority="71" w:semiHidden="0" w:name="Colorful Shading Accent 5"/>
+    <w:lsdException w:unhideWhenUsed="0" w:uiPriority="72" w:semiHidden="0" w:name="Colorful List Accent 5"/>
+    <w:lsdException w:unhideWhenUsed="0" w:uiPriority="73" w:semiHidden="0" w:name="Colorful Grid Accent 5"/>
+    <w:lsdException w:unhideWhenUsed="0" w:uiPriority="60" w:semiHidden="0" w:name="Light Shading Accent 6"/>
+    <w:lsdException w:unhideWhenUsed="0" w:uiPriority="61" w:semiHidden="0" w:name="Light List Accent 6"/>
+    <w:lsdException w:unhideWhenUsed="0" w:uiPriority="62" w:semiHidden="0" w:name="Light Grid Accent 6"/>
+    <w:lsdException w:unhideWhenUsed="0" w:uiPriority="63" w:semiHidden="0" w:name="Medium Shading 1 Accent 6"/>
+    <w:lsdException w:unhideWhenUsed="0" w:uiPriority="64" w:semiHidden="0" w:name="Medium Shading 2 Accent 6"/>
+    <w:lsdException w:unhideWhenUsed="0" w:uiPriority="65" w:semiHidden="0" w:name="Medium List 1 Accent 6"/>
+    <w:lsdException w:unhideWhenUsed="0" w:uiPriority="66" w:semiHidden="0" w:name="Medium List 2 Accent 6"/>
+    <w:lsdException w:unhideWhenUsed="0" w:uiPriority="67" w:semiHidden="0" w:name="Medium Grid 1 Accent 6"/>
+    <w:lsdException w:unhideWhenUsed="0" w:uiPriority="68" w:semiHidden="0" w:name="Medium Grid 2 Accent 6"/>
+    <w:lsdException w:unhideWhenUsed="0" w:uiPriority="69" w:semiHidden="0" w:name="Medium Grid 3 Accent 6"/>
+    <w:lsdException w:unhideWhenUsed="0" w:uiPriority="70" w:semiHidden="0" w:name="Dark List Accent 6"/>
+    <w:lsdException w:unhideWhenUsed="0" w:uiPriority="71" w:semiHidden="0" w:name="Colorful Shading Accent 6"/>
+    <w:lsdException w:unhideWhenUsed="0" w:uiPriority="72" w:semiHidden="0" w:name="Colorful List Accent 6"/>
+    <w:lsdException w:unhideWhenUsed="0" w:uiPriority="73" w:semiHidden="0" w:name="Colorful Grid Accent 6"/>
   </w:latentStyles>
-  <w:style w:type="paragraph" w:default="1" w:styleId="Normal">
+  <w:style w:type="paragraph" w:default="1" w:styleId="1">
     <w:name w:val="Normal"/>
     <w:qFormat/>
+    <w:uiPriority w:val="0"/>
     <w:pPr>
       <w:kinsoku w:val="0"/>
       <w:autoSpaceDE w:val="0"/>
@@ -7610,7 +7792,7 @@
       <w:textAlignment w:val="baseline"/>
     </w:pPr>
     <w:rPr>
-      <w:rFonts w:ascii="Arial" w:eastAsia="宋体" w:hAnsi="Arial" w:cs="Arial"/>
+      <w:rFonts w:ascii="Arial" w:hAnsi="Arial" w:eastAsia="宋体" w:cs="Arial"/>
       <w:snapToGrid w:val="0"/>
       <w:color w:val="000000"/>
       <w:kern w:val="0"/>
@@ -7619,11 +7801,12 @@
       <w:lang w:val="en-US" w:eastAsia="en-US" w:bidi="ar-SA"/>
     </w:rPr>
   </w:style>
-  <w:style w:type="paragraph" w:styleId="Heading1">
+  <w:style w:type="paragraph" w:styleId="2">
     <w:name w:val="heading 1"/>
-    <w:basedOn w:val="Normal"/>
-    <w:next w:val="Normal"/>
+    <w:basedOn w:val="1"/>
+    <w:next w:val="1"/>
     <w:qFormat/>
+    <w:uiPriority w:val="0"/>
     <w:pPr>
       <w:keepNext/>
       <w:keepLines/>
@@ -7641,12 +7824,13 @@
       <w:sz w:val="44"/>
     </w:rPr>
   </w:style>
-  <w:style w:type="paragraph" w:styleId="Heading2">
+  <w:style w:type="paragraph" w:styleId="3">
     <w:name w:val="heading 2"/>
-    <w:basedOn w:val="Normal"/>
-    <w:next w:val="Normal"/>
+    <w:basedOn w:val="1"/>
+    <w:next w:val="1"/>
     <w:unhideWhenUsed/>
     <w:qFormat/>
+    <w:uiPriority w:val="0"/>
     <w:pPr>
       <w:keepNext/>
       <w:keepLines/>
@@ -7659,18 +7843,19 @@
       <w:outlineLvl w:val="1"/>
     </w:pPr>
     <w:rPr>
-      <w:rFonts w:ascii="Arial" w:eastAsia="黑体" w:hAnsi="Arial"/>
+      <w:rFonts w:ascii="Arial" w:hAnsi="Arial" w:eastAsia="黑体"/>
       <w:b/>
       <w:sz w:val="32"/>
     </w:rPr>
   </w:style>
-  <w:style w:type="paragraph" w:styleId="Heading3">
+  <w:style w:type="paragraph" w:styleId="4">
     <w:name w:val="heading 3"/>
-    <w:basedOn w:val="Normal"/>
-    <w:next w:val="Normal"/>
+    <w:basedOn w:val="1"/>
+    <w:next w:val="1"/>
     <w:semiHidden/>
     <w:unhideWhenUsed/>
     <w:qFormat/>
+    <w:uiPriority w:val="0"/>
     <w:pPr>
       <w:keepNext/>
       <w:keepLines/>
@@ -7687,12 +7872,13 @@
       <w:sz w:val="32"/>
     </w:rPr>
   </w:style>
-  <w:style w:type="paragraph" w:styleId="Heading4">
+  <w:style w:type="paragraph" w:styleId="5">
     <w:name w:val="heading 4"/>
-    <w:basedOn w:val="Normal"/>
-    <w:next w:val="Normal"/>
+    <w:basedOn w:val="1"/>
+    <w:next w:val="1"/>
     <w:unhideWhenUsed/>
     <w:qFormat/>
+    <w:uiPriority w:val="0"/>
     <w:pPr>
       <w:keepNext/>
       <w:keepLines/>
@@ -7705,18 +7891,19 @@
       <w:outlineLvl w:val="3"/>
     </w:pPr>
     <w:rPr>
-      <w:rFonts w:ascii="Arial" w:eastAsia="黑体" w:hAnsi="Arial"/>
+      <w:rFonts w:ascii="Arial" w:hAnsi="Arial" w:eastAsia="黑体"/>
       <w:b/>
       <w:sz w:val="28"/>
     </w:rPr>
   </w:style>
-  <w:style w:type="paragraph" w:styleId="Heading5">
+  <w:style w:type="paragraph" w:styleId="6">
     <w:name w:val="heading 5"/>
-    <w:basedOn w:val="Normal"/>
-    <w:next w:val="Normal"/>
+    <w:basedOn w:val="1"/>
+    <w:next w:val="1"/>
     <w:semiHidden/>
     <w:unhideWhenUsed/>
     <w:qFormat/>
+    <w:uiPriority w:val="0"/>
     <w:pPr>
       <w:keepNext/>
       <w:keepLines/>
@@ -7733,13 +7920,14 @@
       <w:sz w:val="28"/>
     </w:rPr>
   </w:style>
-  <w:style w:type="paragraph" w:styleId="Heading6">
+  <w:style w:type="paragraph" w:styleId="7">
     <w:name w:val="heading 6"/>
-    <w:basedOn w:val="Normal"/>
-    <w:next w:val="Normal"/>
+    <w:basedOn w:val="1"/>
+    <w:next w:val="1"/>
     <w:semiHidden/>
     <w:unhideWhenUsed/>
     <w:qFormat/>
+    <w:uiPriority w:val="0"/>
     <w:pPr>
       <w:keepNext/>
       <w:keepLines/>
@@ -7752,18 +7940,19 @@
       <w:outlineLvl w:val="5"/>
     </w:pPr>
     <w:rPr>
-      <w:rFonts w:ascii="Arial" w:eastAsia="黑体" w:hAnsi="Arial"/>
+      <w:rFonts w:ascii="Arial" w:hAnsi="Arial" w:eastAsia="黑体"/>
       <w:b/>
       <w:sz w:val="24"/>
     </w:rPr>
   </w:style>
-  <w:style w:type="paragraph" w:styleId="Heading7">
+  <w:style w:type="paragraph" w:styleId="8">
     <w:name w:val="heading 7"/>
-    <w:basedOn w:val="Normal"/>
-    <w:next w:val="Normal"/>
+    <w:basedOn w:val="1"/>
+    <w:next w:val="1"/>
     <w:semiHidden/>
     <w:unhideWhenUsed/>
     <w:qFormat/>
+    <w:uiPriority w:val="0"/>
     <w:pPr>
       <w:keepNext/>
       <w:keepLines/>
@@ -7780,13 +7969,14 @@
       <w:sz w:val="24"/>
     </w:rPr>
   </w:style>
-  <w:style w:type="paragraph" w:styleId="Heading8">
+  <w:style w:type="paragraph" w:styleId="9">
     <w:name w:val="heading 8"/>
-    <w:basedOn w:val="Normal"/>
-    <w:next w:val="Normal"/>
+    <w:basedOn w:val="1"/>
+    <w:next w:val="1"/>
     <w:semiHidden/>
     <w:unhideWhenUsed/>
     <w:qFormat/>
+    <w:uiPriority w:val="0"/>
     <w:pPr>
       <w:keepNext/>
       <w:keepLines/>
@@ -7799,17 +7989,18 @@
       <w:outlineLvl w:val="7"/>
     </w:pPr>
     <w:rPr>
-      <w:rFonts w:ascii="Arial" w:eastAsia="黑体" w:hAnsi="Arial"/>
+      <w:rFonts w:ascii="Arial" w:hAnsi="Arial" w:eastAsia="黑体"/>
       <w:sz w:val="24"/>
     </w:rPr>
   </w:style>
-  <w:style w:type="paragraph" w:styleId="Heading9">
+  <w:style w:type="paragraph" w:styleId="10">
     <w:name w:val="heading 9"/>
-    <w:basedOn w:val="Normal"/>
-    <w:next w:val="Normal"/>
+    <w:basedOn w:val="1"/>
+    <w:next w:val="1"/>
     <w:semiHidden/>
     <w:unhideWhenUsed/>
     <w:qFormat/>
+    <w:uiPriority w:val="0"/>
     <w:pPr>
       <w:keepNext/>
       <w:keepLines/>
@@ -7822,19 +8013,21 @@
       <w:outlineLvl w:val="8"/>
     </w:pPr>
     <w:rPr>
-      <w:rFonts w:ascii="Arial" w:eastAsia="黑体" w:hAnsi="Arial"/>
+      <w:rFonts w:ascii="Arial" w:hAnsi="Arial" w:eastAsia="黑体"/>
       <w:sz w:val="21"/>
     </w:rPr>
   </w:style>
-  <w:style w:type="character" w:default="1" w:styleId="DefaultParagraphFont">
+  <w:style w:type="character" w:default="1" w:styleId="22">
     <w:name w:val="Default Paragraph Font"/>
     <w:semiHidden/>
     <w:qFormat/>
+    <w:uiPriority w:val="0"/>
   </w:style>
-  <w:style w:type="table" w:default="1" w:styleId="TableNormal">
+  <w:style w:type="table" w:default="1" w:styleId="20">
     <w:name w:val="Normal Table"/>
     <w:semiHidden/>
     <w:qFormat/>
+    <w:uiPriority w:val="0"/>
     <w:tblPr>
       <w:tblCellMar>
         <w:top w:w="0" w:type="dxa"/>
@@ -7844,39 +8037,43 @@
       </w:tblCellMar>
     </w:tblPr>
   </w:style>
-  <w:style w:type="paragraph" w:styleId="CommentText">
+  <w:style w:type="paragraph" w:styleId="11">
     <w:name w:val="annotation text"/>
-    <w:basedOn w:val="Normal"/>
+    <w:basedOn w:val="1"/>
     <w:qFormat/>
+    <w:uiPriority w:val="0"/>
     <w:pPr>
       <w:jc w:val="left"/>
     </w:pPr>
   </w:style>
-  <w:style w:type="paragraph" w:styleId="BodyText">
+  <w:style w:type="paragraph" w:styleId="12">
     <w:name w:val="Body Text"/>
-    <w:basedOn w:val="Normal"/>
+    <w:basedOn w:val="1"/>
     <w:semiHidden/>
     <w:qFormat/>
+    <w:uiPriority w:val="0"/>
     <w:rPr>
-      <w:rFonts w:ascii="Arial" w:eastAsia="Arial" w:hAnsi="Arial" w:cs="Arial"/>
+      <w:rFonts w:ascii="Arial" w:hAnsi="Arial" w:eastAsia="Arial" w:cs="Arial"/>
       <w:sz w:val="21"/>
       <w:szCs w:val="21"/>
       <w:lang w:val="en-US" w:eastAsia="en-US" w:bidi="ar-SA"/>
     </w:rPr>
   </w:style>
-  <w:style w:type="paragraph" w:styleId="TOC3">
+  <w:style w:type="paragraph" w:styleId="13">
     <w:name w:val="toc 3"/>
-    <w:basedOn w:val="Normal"/>
-    <w:next w:val="Normal"/>
+    <w:basedOn w:val="1"/>
+    <w:next w:val="1"/>
     <w:qFormat/>
+    <w:uiPriority w:val="0"/>
     <w:pPr>
       <w:ind w:left="840" w:leftChars="400"/>
     </w:pPr>
   </w:style>
-  <w:style w:type="paragraph" w:styleId="Footer">
+  <w:style w:type="paragraph" w:styleId="14">
     <w:name w:val="footer"/>
-    <w:basedOn w:val="Normal"/>
+    <w:basedOn w:val="1"/>
     <w:qFormat/>
+    <w:uiPriority w:val="0"/>
     <w:pPr>
       <w:tabs>
         <w:tab w:val="center" w:pos="4153"/>
@@ -7889,16 +8086,17 @@
       <w:sz w:val="18"/>
     </w:rPr>
   </w:style>
-  <w:style w:type="paragraph" w:styleId="Header">
+  <w:style w:type="paragraph" w:styleId="15">
     <w:name w:val="header"/>
-    <w:basedOn w:val="Normal"/>
+    <w:basedOn w:val="1"/>
     <w:qFormat/>
+    <w:uiPriority w:val="0"/>
     <w:pPr>
       <w:pBdr>
-        <w:top w:val="nil"/>
-        <w:left w:val="nil"/>
-        <w:bottom w:val="nil"/>
-        <w:right w:val="nil"/>
+        <w:top w:val="none" w:color="auto" w:sz="0" w:space="0"/>
+        <w:left w:val="none" w:color="auto" w:sz="0" w:space="0"/>
+        <w:bottom w:val="none" w:color="auto" w:sz="0" w:space="0"/>
+        <w:right w:val="none" w:color="auto" w:sz="0" w:space="0"/>
       </w:pBdr>
       <w:tabs>
         <w:tab w:val="center" w:pos="4153"/>
@@ -7913,37 +8111,41 @@
       <w:sz w:val="18"/>
     </w:rPr>
   </w:style>
-  <w:style w:type="paragraph" w:styleId="TOC1">
+  <w:style w:type="paragraph" w:styleId="16">
     <w:name w:val="toc 1"/>
-    <w:basedOn w:val="Normal"/>
-    <w:next w:val="Normal"/>
+    <w:basedOn w:val="1"/>
+    <w:next w:val="1"/>
     <w:qFormat/>
+    <w:uiPriority w:val="0"/>
     <w:rPr>
-      <w:rFonts w:ascii="Arial" w:eastAsia="Microsoft JhengHei" w:hAnsi="Arial"/>
+      <w:rFonts w:ascii="Arial" w:hAnsi="Arial" w:eastAsia="Microsoft JhengHei"/>
       <w:sz w:val="24"/>
     </w:rPr>
   </w:style>
-  <w:style w:type="paragraph" w:styleId="TOC2">
+  <w:style w:type="paragraph" w:styleId="17">
     <w:name w:val="toc 2"/>
-    <w:basedOn w:val="Normal"/>
-    <w:next w:val="Normal"/>
+    <w:basedOn w:val="1"/>
+    <w:next w:val="1"/>
     <w:qFormat/>
+    <w:uiPriority w:val="0"/>
     <w:pPr>
       <w:ind w:left="420" w:leftChars="200"/>
     </w:pPr>
   </w:style>
-  <w:style w:type="paragraph" w:styleId="NormalWeb">
+  <w:style w:type="paragraph" w:styleId="18">
     <w:name w:val="Normal (Web)"/>
-    <w:basedOn w:val="Normal"/>
+    <w:basedOn w:val="1"/>
     <w:qFormat/>
+    <w:uiPriority w:val="0"/>
     <w:rPr>
       <w:sz w:val="24"/>
     </w:rPr>
   </w:style>
-  <w:style w:type="paragraph" w:styleId="Title">
+  <w:style w:type="paragraph" w:styleId="19">
     <w:name w:val="Title"/>
-    <w:basedOn w:val="Normal"/>
+    <w:basedOn w:val="1"/>
     <w:qFormat/>
+    <w:uiPriority w:val="0"/>
     <w:pPr>
       <w:spacing w:before="240" w:beforeLines="0" w:beforeAutospacing="0" w:after="60" w:afterLines="0" w:afterAutospacing="0"/>
       <w:jc w:val="center"/>
@@ -7955,68 +8157,73 @@
       <w:sz w:val="32"/>
     </w:rPr>
   </w:style>
-  <w:style w:type="table" w:styleId="TableGrid">
+  <w:style w:type="table" w:styleId="21">
     <w:name w:val="Table Grid"/>
-    <w:basedOn w:val="TableNormal"/>
+    <w:basedOn w:val="20"/>
     <w:qFormat/>
+    <w:uiPriority w:val="0"/>
     <w:pPr>
       <w:widowControl w:val="0"/>
       <w:jc w:val="both"/>
     </w:pPr>
     <w:tblPr>
       <w:tblBorders>
-        <w:top w:val="single" w:sz="4" w:space="0" w:color="auto"/>
-        <w:left w:val="single" w:sz="4" w:space="0" w:color="auto"/>
-        <w:bottom w:val="single" w:sz="4" w:space="0" w:color="auto"/>
-        <w:right w:val="single" w:sz="4" w:space="0" w:color="auto"/>
-        <w:insideH w:val="single" w:sz="4" w:space="0" w:color="auto"/>
-        <w:insideV w:val="single" w:sz="4" w:space="0" w:color="auto"/>
+        <w:top w:val="single" w:color="auto" w:sz="4" w:space="0"/>
+        <w:left w:val="single" w:color="auto" w:sz="4" w:space="0"/>
+        <w:bottom w:val="single" w:color="auto" w:sz="4" w:space="0"/>
+        <w:right w:val="single" w:color="auto" w:sz="4" w:space="0"/>
+        <w:insideH w:val="single" w:color="auto" w:sz="4" w:space="0"/>
+        <w:insideV w:val="single" w:color="auto" w:sz="4" w:space="0"/>
       </w:tblBorders>
     </w:tblPr>
   </w:style>
-  <w:style w:type="character" w:styleId="Strong">
+  <w:style w:type="character" w:styleId="23">
     <w:name w:val="Strong"/>
-    <w:basedOn w:val="DefaultParagraphFont"/>
+    <w:basedOn w:val="22"/>
     <w:qFormat/>
+    <w:uiPriority w:val="0"/>
     <w:rPr>
       <w:b/>
     </w:rPr>
   </w:style>
-  <w:style w:type="paragraph" w:customStyle="1" w:styleId="a">
+  <w:style w:type="paragraph" w:customStyle="1" w:styleId="24">
     <w:name w:val="柴_公司名"/>
-    <w:basedOn w:val="Title"/>
+    <w:basedOn w:val="19"/>
     <w:qFormat/>
+    <w:uiPriority w:val="0"/>
     <w:pPr>
       <w:spacing w:after="600" w:afterLines="600"/>
     </w:pPr>
     <w:rPr>
-      <w:rFonts w:ascii="宋体" w:eastAsia="宋体" w:hAnsi="宋体" w:cs="宋体" w:hint="eastAsia"/>
+      <w:rFonts w:hint="eastAsia" w:ascii="宋体" w:hAnsi="宋体" w:eastAsia="宋体" w:cs="宋体"/>
       <w:bCs/>
       <w:spacing w:val="-6"/>
       <w:sz w:val="52"/>
       <w:szCs w:val="52"/>
     </w:rPr>
   </w:style>
-  <w:style w:type="paragraph" w:customStyle="1" w:styleId="a0">
+  <w:style w:type="paragraph" w:customStyle="1" w:styleId="25">
     <w:name w:val="柴_文档名"/>
-    <w:basedOn w:val="Title"/>
+    <w:basedOn w:val="19"/>
     <w:qFormat/>
+    <w:uiPriority w:val="0"/>
     <w:pPr>
       <w:spacing w:after="900" w:afterLines="900"/>
     </w:pPr>
     <w:rPr>
-      <w:rFonts w:ascii="黑体" w:eastAsia="黑体" w:hAnsi="黑体" w:cs="黑体"/>
+      <w:rFonts w:ascii="黑体" w:hAnsi="黑体" w:eastAsia="黑体" w:cs="黑体"/>
       <w:bCs/>
       <w:spacing w:val="-7"/>
       <w:sz w:val="52"/>
       <w:szCs w:val="52"/>
     </w:rPr>
   </w:style>
-  <w:style w:type="table" w:customStyle="1" w:styleId="TableNormal0">
+  <w:style w:type="table" w:customStyle="1" w:styleId="26">
     <w:name w:val="Table Normal_0"/>
     <w:semiHidden/>
     <w:unhideWhenUsed/>
     <w:qFormat/>
+    <w:uiPriority w:val="0"/>
     <w:tblPr>
       <w:tblCellMar>
         <w:top w:w="0" w:type="dxa"/>
@@ -8026,82 +8233,88 @@
       </w:tblCellMar>
     </w:tblPr>
   </w:style>
-  <w:style w:type="paragraph" w:customStyle="1" w:styleId="TableText">
+  <w:style w:type="paragraph" w:customStyle="1" w:styleId="27">
     <w:name w:val="Table Text"/>
-    <w:basedOn w:val="Normal"/>
+    <w:basedOn w:val="1"/>
     <w:semiHidden/>
     <w:qFormat/>
+    <w:uiPriority w:val="0"/>
     <w:rPr>
-      <w:rFonts w:ascii="宋体" w:eastAsia="宋体" w:hAnsi="宋体" w:cs="宋体"/>
+      <w:rFonts w:ascii="宋体" w:hAnsi="宋体" w:eastAsia="宋体" w:cs="宋体"/>
       <w:sz w:val="21"/>
       <w:szCs w:val="21"/>
       <w:lang w:val="en-US" w:eastAsia="en-US" w:bidi="ar-SA"/>
     </w:rPr>
   </w:style>
-  <w:style w:type="paragraph" w:customStyle="1" w:styleId="1">
+  <w:style w:type="paragraph" w:customStyle="1" w:styleId="28">
     <w:name w:val="柴_标题1"/>
-    <w:basedOn w:val="Heading1"/>
-    <w:next w:val="a1"/>
-    <w:link w:val="1Char"/>
+    <w:basedOn w:val="2"/>
+    <w:next w:val="29"/>
+    <w:link w:val="38"/>
     <w:qFormat/>
+    <w:uiPriority w:val="0"/>
     <w:pPr>
       <w:spacing w:before="100" w:after="90" w:line="360" w:lineRule="auto"/>
     </w:pPr>
     <w:rPr>
-      <w:rFonts w:ascii="Arial" w:eastAsia="宋体" w:hAnsi="Arial"/>
+      <w:rFonts w:ascii="Arial" w:hAnsi="Arial" w:eastAsia="宋体"/>
       <w:sz w:val="32"/>
     </w:rPr>
   </w:style>
-  <w:style w:type="paragraph" w:customStyle="1" w:styleId="a1">
+  <w:style w:type="paragraph" w:customStyle="1" w:styleId="29">
     <w:name w:val="柴_正文"/>
-    <w:basedOn w:val="BodyText"/>
-    <w:link w:val="Char"/>
+    <w:basedOn w:val="12"/>
+    <w:link w:val="41"/>
     <w:qFormat/>
+    <w:uiPriority w:val="0"/>
     <w:pPr>
       <w:spacing w:line="360" w:lineRule="auto"/>
       <w:ind w:firstLine="470" w:firstLineChars="200"/>
     </w:pPr>
     <w:rPr>
-      <w:rFonts w:ascii="Arial" w:eastAsia="宋体" w:hAnsi="Arial"/>
+      <w:rFonts w:ascii="Arial" w:hAnsi="Arial" w:eastAsia="宋体"/>
       <w:sz w:val="24"/>
       <w:lang w:eastAsia="zh-CN"/>
     </w:rPr>
   </w:style>
-  <w:style w:type="paragraph" w:customStyle="1" w:styleId="2">
+  <w:style w:type="paragraph" w:customStyle="1" w:styleId="30">
     <w:name w:val="柴_标题2"/>
-    <w:basedOn w:val="Heading2"/>
-    <w:next w:val="a1"/>
-    <w:link w:val="2Char"/>
+    <w:basedOn w:val="3"/>
+    <w:next w:val="29"/>
+    <w:link w:val="42"/>
     <w:qFormat/>
+    <w:uiPriority w:val="0"/>
     <w:pPr>
       <w:spacing w:line="360" w:lineRule="auto"/>
     </w:pPr>
     <w:rPr>
-      <w:rFonts w:ascii="Arial" w:eastAsia="宋体" w:hAnsi="Arial"/>
+      <w:rFonts w:ascii="Arial" w:hAnsi="Arial" w:eastAsia="宋体"/>
       <w:sz w:val="28"/>
     </w:rPr>
   </w:style>
-  <w:style w:type="paragraph" w:customStyle="1" w:styleId="3">
+  <w:style w:type="paragraph" w:customStyle="1" w:styleId="31">
     <w:name w:val="柴_标题3"/>
-    <w:basedOn w:val="Heading3"/>
-    <w:next w:val="a1"/>
+    <w:basedOn w:val="4"/>
+    <w:next w:val="29"/>
     <w:qFormat/>
+    <w:uiPriority w:val="0"/>
     <w:pPr>
       <w:spacing w:line="360" w:lineRule="auto"/>
       <w:ind w:left="0" w:firstLine="472" w:firstLineChars="200"/>
     </w:pPr>
     <w:rPr>
-      <w:rFonts w:ascii="宋体" w:eastAsia="宋体" w:hAnsi="宋体" w:cs="宋体"/>
+      <w:rFonts w:ascii="宋体" w:hAnsi="宋体" w:eastAsia="宋体" w:cs="宋体"/>
       <w:spacing w:val="-2"/>
       <w:sz w:val="24"/>
       <w:szCs w:val="24"/>
     </w:rPr>
   </w:style>
-  <w:style w:type="paragraph" w:customStyle="1" w:styleId="a2">
+  <w:style w:type="paragraph" w:customStyle="1" w:styleId="32">
     <w:name w:val="柴_目录"/>
-    <w:basedOn w:val="Normal"/>
-    <w:next w:val="BodyText"/>
+    <w:basedOn w:val="1"/>
+    <w:next w:val="12"/>
     <w:qFormat/>
+    <w:uiPriority w:val="0"/>
     <w:pPr>
       <w:tabs>
         <w:tab w:val="right" w:leader="dot" w:pos="8442"/>
@@ -8109,59 +8322,64 @@
       <w:ind w:left="0" w:leftChars="0"/>
     </w:pPr>
     <w:rPr>
-      <w:rFonts w:ascii="Arial" w:eastAsia="Microsoft JhengHei" w:hAnsi="Arial"/>
+      <w:rFonts w:ascii="Arial" w:hAnsi="Arial" w:eastAsia="Microsoft JhengHei"/>
       <w:sz w:val="24"/>
     </w:rPr>
   </w:style>
-  <w:style w:type="paragraph" w:customStyle="1" w:styleId="WPSOffice1">
+  <w:style w:type="paragraph" w:customStyle="1" w:styleId="33">
     <w:name w:val="WPSOffice手动目录 1"/>
     <w:qFormat/>
+    <w:uiPriority w:val="0"/>
     <w:pPr>
       <w:ind w:leftChars="0"/>
     </w:pPr>
     <w:rPr>
-      <w:rFonts w:ascii="Times New Roman" w:eastAsia="宋体" w:hAnsi="Times New Roman" w:cs="Times New Roman"/>
+      <w:rFonts w:ascii="Times New Roman" w:hAnsi="Times New Roman" w:eastAsia="宋体" w:cs="Times New Roman"/>
       <w:sz w:val="20"/>
       <w:szCs w:val="20"/>
     </w:rPr>
   </w:style>
-  <w:style w:type="paragraph" w:customStyle="1" w:styleId="WPSOffice2">
+  <w:style w:type="paragraph" w:customStyle="1" w:styleId="34">
     <w:name w:val="WPSOffice手动目录 2"/>
     <w:qFormat/>
+    <w:uiPriority w:val="0"/>
     <w:pPr>
       <w:ind w:leftChars="200"/>
     </w:pPr>
     <w:rPr>
-      <w:rFonts w:ascii="Times New Roman" w:eastAsia="宋体" w:hAnsi="Times New Roman" w:cs="Times New Roman"/>
+      <w:rFonts w:ascii="Times New Roman" w:hAnsi="Times New Roman" w:eastAsia="宋体" w:cs="Times New Roman"/>
       <w:sz w:val="20"/>
       <w:szCs w:val="20"/>
     </w:rPr>
   </w:style>
-  <w:style w:type="paragraph" w:customStyle="1" w:styleId="WPSOffice3">
+  <w:style w:type="paragraph" w:customStyle="1" w:styleId="35">
     <w:name w:val="WPSOffice手动目录 3"/>
     <w:qFormat/>
+    <w:uiPriority w:val="0"/>
     <w:pPr>
       <w:ind w:leftChars="400"/>
     </w:pPr>
     <w:rPr>
-      <w:rFonts w:ascii="Times New Roman" w:eastAsia="宋体" w:hAnsi="Times New Roman" w:cs="Times New Roman"/>
+      <w:rFonts w:ascii="Times New Roman" w:hAnsi="Times New Roman" w:eastAsia="宋体" w:cs="Times New Roman"/>
       <w:sz w:val="20"/>
       <w:szCs w:val="20"/>
     </w:rPr>
   </w:style>
-  <w:style w:type="paragraph" w:customStyle="1" w:styleId="Compact">
+  <w:style w:type="paragraph" w:customStyle="1" w:styleId="36">
     <w:name w:val="Compact"/>
-    <w:basedOn w:val="BodyText"/>
+    <w:basedOn w:val="12"/>
     <w:qFormat/>
+    <w:uiPriority w:val="0"/>
     <w:pPr>
       <w:spacing w:before="36" w:after="36"/>
     </w:pPr>
   </w:style>
-  <w:style w:type="table" w:customStyle="1" w:styleId="Table">
+  <w:style w:type="table" w:customStyle="1" w:styleId="37">
     <w:name w:val="Table"/>
     <w:semiHidden/>
     <w:unhideWhenUsed/>
     <w:qFormat/>
+    <w:uiPriority w:val="0"/>
     <w:tblPr>
       <w:tblCellMar>
         <w:top w:w="0" w:type="dxa"/>
@@ -8173,25 +8391,27 @@
     <w:tblStylePr w:type="firstRow">
       <w:tcPr>
         <w:tcBorders>
-          <w:bottom w:val="single" w:sz="0" w:space="0" w:color="auto"/>
+          <w:bottom w:val="single" w:color="auto" w:sz="0" w:space="0"/>
         </w:tcBorders>
         <w:vAlign w:val="bottom"/>
       </w:tcPr>
     </w:tblStylePr>
   </w:style>
-  <w:style w:type="character" w:customStyle="1" w:styleId="1Char">
+  <w:style w:type="character" w:customStyle="1" w:styleId="38">
     <w:name w:val="柴_标题1 Char"/>
-    <w:link w:val="1"/>
+    <w:link w:val="28"/>
     <w:qFormat/>
+    <w:uiPriority w:val="0"/>
     <w:rPr>
-      <w:rFonts w:ascii="Arial" w:eastAsia="宋体" w:hAnsi="Arial"/>
+      <w:rFonts w:ascii="Arial" w:hAnsi="Arial" w:eastAsia="宋体"/>
       <w:sz w:val="32"/>
     </w:rPr>
   </w:style>
-  <w:style w:type="paragraph" w:customStyle="1" w:styleId="a3">
+  <w:style w:type="paragraph" w:customStyle="1" w:styleId="39">
     <w:name w:val="柴_正文_无缩进"/>
-    <w:basedOn w:val="Normal"/>
+    <w:basedOn w:val="1"/>
     <w:qFormat/>
+    <w:uiPriority w:val="0"/>
     <w:pPr>
       <w:ind w:firstLine="0" w:firstLineChars="0"/>
     </w:pPr>
@@ -8201,47 +8421,50 @@
       <w:lang w:eastAsia="zh-CN"/>
     </w:rPr>
   </w:style>
-  <w:style w:type="paragraph" w:customStyle="1" w:styleId="4">
+  <w:style w:type="paragraph" w:customStyle="1" w:styleId="40">
     <w:name w:val="柴_标题4"/>
-    <w:basedOn w:val="Heading4"/>
-    <w:next w:val="Normal"/>
+    <w:basedOn w:val="5"/>
+    <w:next w:val="1"/>
     <w:qFormat/>
+    <w:uiPriority w:val="0"/>
     <w:pPr>
       <w:widowControl w:val="0"/>
       <w:spacing w:before="160" w:line="360" w:lineRule="auto"/>
-      <w:ind w:left="981" w:hanging="862" w:leftChars="300"/>
+      <w:ind w:left="981" w:leftChars="300" w:hanging="862"/>
     </w:pPr>
     <w:rPr>
-      <w:rFonts w:ascii="Calibri" w:eastAsia="宋体" w:hAnsi="Calibri" w:cs="宋体" w:hint="eastAsia"/>
+      <w:rFonts w:hint="eastAsia" w:ascii="Calibri" w:hAnsi="Calibri" w:eastAsia="宋体" w:cs="宋体"/>
       <w:sz w:val="24"/>
       <w:szCs w:val="24"/>
       <w:lang w:eastAsia="zh-CN" w:bidi="zh-CN"/>
     </w:rPr>
   </w:style>
-  <w:style w:type="character" w:customStyle="1" w:styleId="Char">
+  <w:style w:type="character" w:customStyle="1" w:styleId="41">
     <w:name w:val="柴_正文 Char"/>
-    <w:link w:val="a1"/>
+    <w:link w:val="29"/>
     <w:qFormat/>
+    <w:uiPriority w:val="0"/>
     <w:rPr>
-      <w:rFonts w:ascii="Arial" w:eastAsia="宋体" w:hAnsi="Arial"/>
+      <w:rFonts w:ascii="Arial" w:hAnsi="Arial" w:eastAsia="宋体"/>
       <w:sz w:val="24"/>
       <w:lang w:eastAsia="zh-CN"/>
     </w:rPr>
   </w:style>
-  <w:style w:type="character" w:customStyle="1" w:styleId="2Char">
+  <w:style w:type="character" w:customStyle="1" w:styleId="42">
     <w:name w:val="柴_标题2 Char"/>
-    <w:link w:val="2"/>
+    <w:link w:val="30"/>
     <w:qFormat/>
+    <w:uiPriority w:val="0"/>
     <w:rPr>
-      <w:rFonts w:ascii="Arial" w:eastAsia="宋体" w:hAnsi="Arial"/>
+      <w:rFonts w:ascii="Arial" w:hAnsi="Arial" w:eastAsia="宋体"/>
       <w:sz w:val="28"/>
     </w:rPr>
   </w:style>
-  <w:style w:type="paragraph" w:customStyle="1" w:styleId="ListParagraph">
+  <w:style w:type="paragraph" w:customStyle="1" w:styleId="43">
     <w:name w:val="List Paragraph"/>
-    <w:basedOn w:val="Normal"/>
+    <w:basedOn w:val="1"/>
+    <w:qFormat/>
     <w:uiPriority w:val="34"/>
-    <w:qFormat/>
     <w:pPr>
       <w:ind w:firstLine="420" w:firstLineChars="200"/>
     </w:pPr>
